--- a/OS/reports/lab 1_process scheduling.docx
+++ b/OS/reports/lab 1_process scheduling.docx
@@ -239,6 +239,49 @@
     </w:p>
     <w:p>
       <w:pPr>
+        <w:spacing w:line="360" w:lineRule="auto"/>
+        <w:jc w:val="center"/>
+      </w:pPr>
+      <w:r>
+        <w:drawing>
+          <wp:inline distT="0" distB="0" distL="0" distR="0" wp14:anchorId="1CAB1328" wp14:editId="27323FA4">
+            <wp:extent cx="2161062" cy="4724400"/>
+            <wp:effectExtent l="0" t="0" r="0" b="0"/>
+            <wp:docPr id="1633015304" name="Picture 1"/>
+            <wp:cNvGraphicFramePr>
+              <a:graphicFrameLocks xmlns:a="http://schemas.openxmlformats.org/drawingml/2006/main" noChangeAspect="1"/>
+            </wp:cNvGraphicFramePr>
+            <a:graphic xmlns:a="http://schemas.openxmlformats.org/drawingml/2006/main">
+              <a:graphicData uri="http://schemas.openxmlformats.org/drawingml/2006/picture">
+                <pic:pic xmlns:pic="http://schemas.openxmlformats.org/drawingml/2006/picture">
+                  <pic:nvPicPr>
+                    <pic:cNvPr id="1633015304" name=""/>
+                    <pic:cNvPicPr/>
+                  </pic:nvPicPr>
+                  <pic:blipFill>
+                    <a:blip r:embed="rId7"/>
+                    <a:stretch>
+                      <a:fillRect/>
+                    </a:stretch>
+                  </pic:blipFill>
+                  <pic:spPr>
+                    <a:xfrm>
+                      <a:off x="0" y="0"/>
+                      <a:ext cx="2162394" cy="4727312"/>
+                    </a:xfrm>
+                    <a:prstGeom prst="rect">
+                      <a:avLst/>
+                    </a:prstGeom>
+                  </pic:spPr>
+                </pic:pic>
+              </a:graphicData>
+            </a:graphic>
+          </wp:inline>
+        </w:drawing>
+      </w:r>
+    </w:p>
+    <w:p>
+      <w:pPr>
         <w:spacing w:after="0" w:line="360" w:lineRule="auto"/>
       </w:pPr>
       <w:r>
@@ -298,6 +341,7 @@
         <w:spacing w:after="0" w:line="360" w:lineRule="auto"/>
       </w:pPr>
       <w:r>
+        <w:lastRenderedPageBreak/>
         <w:t>Disadvantages:</w:t>
       </w:r>
     </w:p>
@@ -399,7 +443,45 @@
     <w:p>
       <w:pPr>
         <w:spacing w:after="0" w:line="360" w:lineRule="auto"/>
-      </w:pPr>
+        <w:jc w:val="center"/>
+      </w:pPr>
+      <w:r>
+        <w:drawing>
+          <wp:inline distT="0" distB="0" distL="0" distR="0" wp14:anchorId="20970887" wp14:editId="1534CAC6">
+            <wp:extent cx="1657350" cy="4210971"/>
+            <wp:effectExtent l="0" t="0" r="0" b="0"/>
+            <wp:docPr id="629650411" name="Picture 1"/>
+            <wp:cNvGraphicFramePr>
+              <a:graphicFrameLocks xmlns:a="http://schemas.openxmlformats.org/drawingml/2006/main" noChangeAspect="1"/>
+            </wp:cNvGraphicFramePr>
+            <a:graphic xmlns:a="http://schemas.openxmlformats.org/drawingml/2006/main">
+              <a:graphicData uri="http://schemas.openxmlformats.org/drawingml/2006/picture">
+                <pic:pic xmlns:pic="http://schemas.openxmlformats.org/drawingml/2006/picture">
+                  <pic:nvPicPr>
+                    <pic:cNvPr id="629650411" name=""/>
+                    <pic:cNvPicPr/>
+                  </pic:nvPicPr>
+                  <pic:blipFill>
+                    <a:blip r:embed="rId8"/>
+                    <a:stretch>
+                      <a:fillRect/>
+                    </a:stretch>
+                  </pic:blipFill>
+                  <pic:spPr>
+                    <a:xfrm>
+                      <a:off x="0" y="0"/>
+                      <a:ext cx="1662722" cy="4224621"/>
+                    </a:xfrm>
+                    <a:prstGeom prst="rect">
+                      <a:avLst/>
+                    </a:prstGeom>
+                  </pic:spPr>
+                </pic:pic>
+              </a:graphicData>
+            </a:graphic>
+          </wp:inline>
+        </w:drawing>
+      </w:r>
     </w:p>
     <w:p>
       <w:pPr>
@@ -500,18 +582,6 @@
       </w:pPr>
       <w:r>
         <w:t xml:space="preserve">Starvation can occur if short processes continuously arrive. </w:t>
-      </w:r>
-    </w:p>
-    <w:p>
-      <w:pPr>
-        <w:numPr>
-          <w:ilvl w:val="0"/>
-          <w:numId w:val="26"/>
-        </w:numPr>
-        <w:spacing w:after="0" w:line="360" w:lineRule="auto"/>
-      </w:pPr>
-      <w:r>
-        <w:t xml:space="preserve">It is non-preemptive, so a running process cannot be interrupted by a newly arrived shorter process. </w:t>
       </w:r>
     </w:p>
     <w:p>
@@ -547,17 +617,76 @@
     </w:p>
     <w:p>
       <w:pPr>
-        <w:spacing w:line="360" w:lineRule="auto"/>
-      </w:pPr>
-      <w:r>
-        <w:t>The scheduler continuously considers the remaining execution time of available processes. When a new process arrives, its burst time is compared with the remaining time of the currently running process. If the new process has a shorter remaining time, the current process is preempted and the new process receives the CPU.</w:t>
-      </w:r>
-    </w:p>
-    <w:p>
-      <w:pPr>
-        <w:spacing w:after="0" w:line="360" w:lineRule="auto"/>
-      </w:pPr>
-      <w:r>
+        <w:spacing w:line="278" w:lineRule="auto"/>
+        <w:jc w:val="left"/>
+      </w:pPr>
+      <w:r>
+        <w:drawing>
+          <wp:anchor distT="0" distB="0" distL="114300" distR="114300" simplePos="0" relativeHeight="251658240" behindDoc="0" locked="0" layoutInCell="1" allowOverlap="1" wp14:anchorId="33BAFE5A" wp14:editId="10944522">
+            <wp:simplePos x="0" y="0"/>
+            <wp:positionH relativeFrom="column">
+              <wp:posOffset>1750695</wp:posOffset>
+            </wp:positionH>
+            <wp:positionV relativeFrom="paragraph">
+              <wp:posOffset>-14605</wp:posOffset>
+            </wp:positionV>
+            <wp:extent cx="2133600" cy="4830659"/>
+            <wp:effectExtent l="0" t="0" r="0" b="8255"/>
+            <wp:wrapSquare wrapText="bothSides"/>
+            <wp:docPr id="800430324" name="Picture 1"/>
+            <wp:cNvGraphicFramePr>
+              <a:graphicFrameLocks xmlns:a="http://schemas.openxmlformats.org/drawingml/2006/main" noChangeAspect="1"/>
+            </wp:cNvGraphicFramePr>
+            <a:graphic xmlns:a="http://schemas.openxmlformats.org/drawingml/2006/main">
+              <a:graphicData uri="http://schemas.openxmlformats.org/drawingml/2006/picture">
+                <pic:pic xmlns:pic="http://schemas.openxmlformats.org/drawingml/2006/picture">
+                  <pic:nvPicPr>
+                    <pic:cNvPr id="800430324" name=""/>
+                    <pic:cNvPicPr/>
+                  </pic:nvPicPr>
+                  <pic:blipFill>
+                    <a:blip r:embed="rId9">
+                      <a:extLst>
+                        <a:ext uri="{28A0092B-C50C-407E-A947-70E740481C1C}">
+                          <a14:useLocalDpi xmlns:a14="http://schemas.microsoft.com/office/drawing/2010/main" val="0"/>
+                        </a:ext>
+                      </a:extLst>
+                    </a:blip>
+                    <a:stretch>
+                      <a:fillRect/>
+                    </a:stretch>
+                  </pic:blipFill>
+                  <pic:spPr>
+                    <a:xfrm>
+                      <a:off x="0" y="0"/>
+                      <a:ext cx="2133600" cy="4830659"/>
+                    </a:xfrm>
+                    <a:prstGeom prst="rect">
+                      <a:avLst/>
+                    </a:prstGeom>
+                  </pic:spPr>
+                </pic:pic>
+              </a:graphicData>
+            </a:graphic>
+            <wp14:sizeRelH relativeFrom="margin">
+              <wp14:pctWidth>0</wp14:pctWidth>
+            </wp14:sizeRelH>
+            <wp14:sizeRelV relativeFrom="margin">
+              <wp14:pctHeight>0</wp14:pctHeight>
+            </wp14:sizeRelV>
+          </wp:anchor>
+        </w:drawing>
+      </w:r>
+      <w:r>
+        <w:br w:type="page"/>
+      </w:r>
+    </w:p>
+    <w:p>
+      <w:pPr>
+        <w:spacing w:after="0" w:line="360" w:lineRule="auto"/>
+      </w:pPr>
+      <w:r>
+        <w:lastRenderedPageBreak/>
         <w:t>Advantages:</w:t>
       </w:r>
     </w:p>
@@ -673,6 +802,184 @@
           <w:bCs/>
         </w:rPr>
       </w:pPr>
+      <w:r>
+        <w:rPr>
+          <w:b/>
+          <w:bCs/>
+        </w:rPr>
+        <w:t>4</w:t>
+      </w:r>
+      <w:r>
+        <w:rPr>
+          <w:b/>
+          <w:bCs/>
+        </w:rPr>
+        <w:t>. Round Robin (RR)</w:t>
+      </w:r>
+    </w:p>
+    <w:p>
+      <w:pPr>
+        <w:spacing w:line="360" w:lineRule="auto"/>
+      </w:pPr>
+      <w:r>
+        <w:t>Round Robin (RR) is a preemptive process scheduling algorithm in which each ready process is given a fixed amount of CPU time called a time quantum. Processes are executed in a circular order, and a process that does not finish within its time quantum is moved to the back of the ready queue.</w:t>
+      </w:r>
+    </w:p>
+    <w:p>
+      <w:pPr>
+        <w:spacing w:line="360" w:lineRule="auto"/>
+        <w:jc w:val="center"/>
+      </w:pPr>
+      <w:r>
+        <w:drawing>
+          <wp:inline distT="0" distB="0" distL="0" distR="0" wp14:anchorId="45829E59" wp14:editId="1F51724B">
+            <wp:extent cx="2794000" cy="4572000"/>
+            <wp:effectExtent l="0" t="0" r="6350" b="0"/>
+            <wp:docPr id="318495173" name="Picture 1"/>
+            <wp:cNvGraphicFramePr>
+              <a:graphicFrameLocks xmlns:a="http://schemas.openxmlformats.org/drawingml/2006/main" noChangeAspect="1"/>
+            </wp:cNvGraphicFramePr>
+            <a:graphic xmlns:a="http://schemas.openxmlformats.org/drawingml/2006/main">
+              <a:graphicData uri="http://schemas.openxmlformats.org/drawingml/2006/picture">
+                <pic:pic xmlns:pic="http://schemas.openxmlformats.org/drawingml/2006/picture">
+                  <pic:nvPicPr>
+                    <pic:cNvPr id="318495173" name=""/>
+                    <pic:cNvPicPr/>
+                  </pic:nvPicPr>
+                  <pic:blipFill>
+                    <a:blip r:embed="rId10"/>
+                    <a:stretch>
+                      <a:fillRect/>
+                    </a:stretch>
+                  </pic:blipFill>
+                  <pic:spPr>
+                    <a:xfrm>
+                      <a:off x="0" y="0"/>
+                      <a:ext cx="2804189" cy="4588673"/>
+                    </a:xfrm>
+                    <a:prstGeom prst="rect">
+                      <a:avLst/>
+                    </a:prstGeom>
+                  </pic:spPr>
+                </pic:pic>
+              </a:graphicData>
+            </a:graphic>
+          </wp:inline>
+        </w:drawing>
+      </w:r>
+    </w:p>
+    <w:p>
+      <w:pPr>
+        <w:spacing w:after="0" w:line="360" w:lineRule="auto"/>
+      </w:pPr>
+      <w:r>
+        <w:lastRenderedPageBreak/>
+        <w:t>Advantages:</w:t>
+      </w:r>
+    </w:p>
+    <w:p>
+      <w:pPr>
+        <w:numPr>
+          <w:ilvl w:val="0"/>
+          <w:numId w:val="29"/>
+        </w:numPr>
+        <w:spacing w:after="0" w:line="360" w:lineRule="auto"/>
+      </w:pPr>
+      <w:r>
+        <w:t xml:space="preserve">Provides fair CPU allocation among processes. </w:t>
+      </w:r>
+    </w:p>
+    <w:p>
+      <w:pPr>
+        <w:numPr>
+          <w:ilvl w:val="0"/>
+          <w:numId w:val="29"/>
+        </w:numPr>
+        <w:spacing w:after="0" w:line="360" w:lineRule="auto"/>
+      </w:pPr>
+      <w:r>
+        <w:t xml:space="preserve">Suitable for time-sharing systems. </w:t>
+      </w:r>
+    </w:p>
+    <w:p>
+      <w:pPr>
+        <w:numPr>
+          <w:ilvl w:val="0"/>
+          <w:numId w:val="29"/>
+        </w:numPr>
+        <w:spacing w:after="0" w:line="360" w:lineRule="auto"/>
+      </w:pPr>
+      <w:r>
+        <w:t xml:space="preserve">Gives good response time for interactive processes. </w:t>
+      </w:r>
+    </w:p>
+    <w:p>
+      <w:pPr>
+        <w:numPr>
+          <w:ilvl w:val="0"/>
+          <w:numId w:val="29"/>
+        </w:numPr>
+        <w:spacing w:after="0" w:line="360" w:lineRule="auto"/>
+      </w:pPr>
+      <w:r>
+        <w:t xml:space="preserve">Prevents a single process from continuously occupying the CPU. </w:t>
+      </w:r>
+    </w:p>
+    <w:p>
+      <w:pPr>
+        <w:spacing w:after="0" w:line="360" w:lineRule="auto"/>
+      </w:pPr>
+      <w:r>
+        <w:t>Disadvantages:</w:t>
+      </w:r>
+    </w:p>
+    <w:p>
+      <w:pPr>
+        <w:numPr>
+          <w:ilvl w:val="0"/>
+          <w:numId w:val="30"/>
+        </w:numPr>
+        <w:spacing w:after="0" w:line="360" w:lineRule="auto"/>
+      </w:pPr>
+      <w:r>
+        <w:t xml:space="preserve">Performance depends heavily on the selected time quantum. </w:t>
+      </w:r>
+    </w:p>
+    <w:p>
+      <w:pPr>
+        <w:numPr>
+          <w:ilvl w:val="0"/>
+          <w:numId w:val="30"/>
+        </w:numPr>
+        <w:spacing w:after="0" w:line="360" w:lineRule="auto"/>
+      </w:pPr>
+      <w:r>
+        <w:t xml:space="preserve">A very small quantum can cause frequent context switching. </w:t>
+      </w:r>
+    </w:p>
+    <w:p>
+      <w:pPr>
+        <w:numPr>
+          <w:ilvl w:val="0"/>
+          <w:numId w:val="30"/>
+        </w:numPr>
+        <w:spacing w:after="0" w:line="360" w:lineRule="auto"/>
+      </w:pPr>
+      <w:r>
+        <w:t xml:space="preserve">A very large quantum can make it behave similarly to FCFS. </w:t>
+      </w:r>
+    </w:p>
+    <w:p>
+      <w:pPr>
+        <w:numPr>
+          <w:ilvl w:val="0"/>
+          <w:numId w:val="30"/>
+        </w:numPr>
+        <w:spacing w:line="360" w:lineRule="auto"/>
+      </w:pPr>
+      <w:r>
+        <w:t xml:space="preserve">May result in higher average waiting time depending on the workload. </w:t>
+      </w:r>
     </w:p>
     <w:p>
       <w:pPr>
@@ -687,15 +994,14 @@
           <w:b/>
           <w:bCs/>
         </w:rPr>
-        <w:lastRenderedPageBreak/>
-        <w:t>4</w:t>
+        <w:t>5</w:t>
       </w:r>
       <w:r>
         <w:rPr>
           <w:b/>
           <w:bCs/>
         </w:rPr>
-        <w:t>. Round Robin (RR)</w:t>
+        <w:t>. Preemptive Priority Scheduling</w:t>
       </w:r>
     </w:p>
     <w:p>
@@ -703,7 +1009,7 @@
         <w:spacing w:line="360" w:lineRule="auto"/>
       </w:pPr>
       <w:r>
-        <w:t>Round Robin (RR) is a preemptive process scheduling algorithm in which each ready process is given a fixed amount of CPU time called a time quantum. Processes are executed in a circular order, and a process that does not finish within its time quantum is moved to the back of the ready queue.</w:t>
+        <w:t>Preemptive Priority Scheduling is a CPU scheduling algorithm in which each process is assigned a priority, and the process with the highest priority among the available processes is selected for execution. In the preemptive version, a running process can be interrupted when a newly arrived process has a higher priority.</w:t>
       </w:r>
     </w:p>
     <w:p>
@@ -711,17 +1017,51 @@
         <w:spacing w:line="360" w:lineRule="auto"/>
       </w:pPr>
       <w:r>
-        <w:t xml:space="preserve">The scheduler allows each process to execute for at most </w:t>
-      </w:r>
-      <w:proofErr w:type="spellStart"/>
-      <w:proofErr w:type="gramStart"/>
-      <w:r>
-        <w:t>one time</w:t>
-      </w:r>
-      <w:proofErr w:type="spellEnd"/>
-      <w:proofErr w:type="gramEnd"/>
-      <w:r>
-        <w:t xml:space="preserve"> quantum. If a process finishes before the quantum expires, the next process is selected. Otherwise, the running process is preempted and placed at the end of the queue. For example, with a time quantum of 3 units, a process can execute for a maximum of 3 units before another ready process gets the CPU.</w:t>
+        <w:t>When a process arrives, its priority is compared with the priority of the currently executing process. If the new process has a higher priority, the current process is preempted and the new process receives the CPU. The exact meaning of priority values depends on the convention used; commonly, a smaller numerical value represents a higher priority.</w:t>
+      </w:r>
+    </w:p>
+    <w:p>
+      <w:pPr>
+        <w:spacing w:line="360" w:lineRule="auto"/>
+        <w:jc w:val="center"/>
+      </w:pPr>
+      <w:r>
+        <w:lastRenderedPageBreak/>
+        <w:drawing>
+          <wp:inline distT="0" distB="0" distL="0" distR="0" wp14:anchorId="3A250E1F" wp14:editId="0946AC35">
+            <wp:extent cx="3105150" cy="4416214"/>
+            <wp:effectExtent l="0" t="0" r="0" b="3810"/>
+            <wp:docPr id="2083609246" name="Picture 1"/>
+            <wp:cNvGraphicFramePr>
+              <a:graphicFrameLocks xmlns:a="http://schemas.openxmlformats.org/drawingml/2006/main" noChangeAspect="1"/>
+            </wp:cNvGraphicFramePr>
+            <a:graphic xmlns:a="http://schemas.openxmlformats.org/drawingml/2006/main">
+              <a:graphicData uri="http://schemas.openxmlformats.org/drawingml/2006/picture">
+                <pic:pic xmlns:pic="http://schemas.openxmlformats.org/drawingml/2006/picture">
+                  <pic:nvPicPr>
+                    <pic:cNvPr id="2083609246" name=""/>
+                    <pic:cNvPicPr/>
+                  </pic:nvPicPr>
+                  <pic:blipFill>
+                    <a:blip r:embed="rId11"/>
+                    <a:stretch>
+                      <a:fillRect/>
+                    </a:stretch>
+                  </pic:blipFill>
+                  <pic:spPr>
+                    <a:xfrm>
+                      <a:off x="0" y="0"/>
+                      <a:ext cx="3109254" cy="4422051"/>
+                    </a:xfrm>
+                    <a:prstGeom prst="rect">
+                      <a:avLst/>
+                    </a:prstGeom>
+                  </pic:spPr>
+                </pic:pic>
+              </a:graphicData>
+            </a:graphic>
+          </wp:inline>
+        </w:drawing>
       </w:r>
     </w:p>
     <w:p>
@@ -736,48 +1076,48 @@
       <w:pPr>
         <w:numPr>
           <w:ilvl w:val="0"/>
-          <w:numId w:val="29"/>
+          <w:numId w:val="31"/>
         </w:numPr>
         <w:spacing w:after="0" w:line="360" w:lineRule="auto"/>
       </w:pPr>
       <w:r>
-        <w:t xml:space="preserve">Provides fair CPU allocation among processes. </w:t>
+        <w:t xml:space="preserve">Allows high-priority processes to receive CPU service quickly. </w:t>
       </w:r>
     </w:p>
     <w:p>
       <w:pPr>
         <w:numPr>
           <w:ilvl w:val="0"/>
-          <w:numId w:val="29"/>
+          <w:numId w:val="31"/>
         </w:numPr>
         <w:spacing w:after="0" w:line="360" w:lineRule="auto"/>
       </w:pPr>
       <w:r>
-        <w:t xml:space="preserve">Suitable for time-sharing systems. </w:t>
+        <w:t xml:space="preserve">Useful when some processes are more important than others. </w:t>
       </w:r>
     </w:p>
     <w:p>
       <w:pPr>
         <w:numPr>
           <w:ilvl w:val="0"/>
-          <w:numId w:val="29"/>
+          <w:numId w:val="31"/>
         </w:numPr>
         <w:spacing w:after="0" w:line="360" w:lineRule="auto"/>
       </w:pPr>
       <w:r>
-        <w:t xml:space="preserve">Gives good response time for interactive processes. </w:t>
+        <w:t xml:space="preserve">Supports preemption when a more important process arrives. </w:t>
       </w:r>
     </w:p>
     <w:p>
       <w:pPr>
         <w:numPr>
           <w:ilvl w:val="0"/>
-          <w:numId w:val="29"/>
+          <w:numId w:val="31"/>
         </w:numPr>
         <w:spacing w:after="0" w:line="360" w:lineRule="auto"/>
       </w:pPr>
       <w:r>
-        <w:t xml:space="preserve">Prevents a single process from continuously occupying the CPU. </w:t>
+        <w:t xml:space="preserve">Can provide fast response for high-priority processes. </w:t>
       </w:r>
     </w:p>
     <w:p>
@@ -792,48 +1132,3747 @@
       <w:pPr>
         <w:numPr>
           <w:ilvl w:val="0"/>
-          <w:numId w:val="30"/>
+          <w:numId w:val="32"/>
         </w:numPr>
         <w:spacing w:after="0" w:line="360" w:lineRule="auto"/>
       </w:pPr>
       <w:r>
-        <w:t xml:space="preserve">Performance depends heavily on the selected time quantum. </w:t>
+        <w:t xml:space="preserve">Low-priority processes may experience starvation. </w:t>
       </w:r>
     </w:p>
     <w:p>
       <w:pPr>
         <w:numPr>
           <w:ilvl w:val="0"/>
-          <w:numId w:val="30"/>
+          <w:numId w:val="32"/>
         </w:numPr>
         <w:spacing w:after="0" w:line="360" w:lineRule="auto"/>
       </w:pPr>
       <w:r>
-        <w:t xml:space="preserve">A very small quantum can cause frequent context switching. </w:t>
+        <w:t xml:space="preserve">Frequent preemption can increase context-switching overhead. </w:t>
       </w:r>
     </w:p>
     <w:p>
       <w:pPr>
         <w:numPr>
           <w:ilvl w:val="0"/>
-          <w:numId w:val="30"/>
+          <w:numId w:val="32"/>
         </w:numPr>
         <w:spacing w:after="0" w:line="360" w:lineRule="auto"/>
       </w:pPr>
       <w:r>
-        <w:t xml:space="preserve">A very large quantum can make it behave similarly to FCFS. </w:t>
+        <w:t xml:space="preserve">Performance depends on how priorities are assigned. </w:t>
       </w:r>
     </w:p>
     <w:p>
       <w:pPr>
         <w:numPr>
           <w:ilvl w:val="0"/>
-          <w:numId w:val="30"/>
+          <w:numId w:val="32"/>
         </w:numPr>
-        <w:spacing w:line="360" w:lineRule="auto"/>
-      </w:pPr>
-      <w:r>
-        <w:t xml:space="preserve">May result in higher average waiting time depending on the workload. </w:t>
+        <w:spacing w:after="0" w:line="360" w:lineRule="auto"/>
+      </w:pPr>
+      <w:r>
+        <w:t>Requires a mechanism such as aging to reduce prolonged waiting of low-priority processes.</w:t>
+      </w:r>
+    </w:p>
+    <w:p>
+      <w:pPr>
+        <w:spacing w:line="278" w:lineRule="auto"/>
+        <w:jc w:val="left"/>
+      </w:pPr>
+      <w:r>
+        <w:br w:type="page"/>
+      </w:r>
+    </w:p>
+    <w:p>
+      <w:pPr>
+        <w:pStyle w:val="Heading2"/>
+      </w:pPr>
+      <w:r>
+        <w:lastRenderedPageBreak/>
+        <w:t>Source Code</w:t>
+      </w:r>
+    </w:p>
+    <w:p>
+      <w:pPr>
+        <w:pStyle w:val="Heading3"/>
+      </w:pPr>
+      <w:r>
+        <w:t>1</w:t>
+      </w:r>
+      <w:r>
+        <w:t>. First-Come, First-Served (FCFS)</w:t>
+      </w:r>
+    </w:p>
+    <w:p>
+      <w:pPr>
+        <w:spacing w:after="0" w:line="360" w:lineRule="auto"/>
+      </w:pPr>
+      <w:proofErr w:type="gramStart"/>
+      <w:r>
+        <w:t>#include</w:t>
+      </w:r>
+      <w:proofErr w:type="gramEnd"/>
+      <w:r>
+        <w:t xml:space="preserve">&lt;stdio.h&gt; </w:t>
+      </w:r>
+    </w:p>
+    <w:p>
+      <w:pPr>
+        <w:spacing w:after="0" w:line="360" w:lineRule="auto"/>
+      </w:pPr>
+      <w:r>
+        <w:t xml:space="preserve"> </w:t>
+      </w:r>
+    </w:p>
+    <w:p>
+      <w:pPr>
+        <w:spacing w:after="0" w:line="360" w:lineRule="auto"/>
+      </w:pPr>
+      <w:r>
+        <w:t xml:space="preserve">void </w:t>
+      </w:r>
+      <w:proofErr w:type="spellStart"/>
+      <w:r>
+        <w:t>findWaitingTime</w:t>
+      </w:r>
+      <w:proofErr w:type="spellEnd"/>
+      <w:r>
+        <w:t xml:space="preserve">(int processes[], int n,  int </w:t>
+      </w:r>
+      <w:proofErr w:type="spellStart"/>
+      <w:r>
+        <w:t>bt</w:t>
+      </w:r>
+      <w:proofErr w:type="spellEnd"/>
+      <w:r>
+        <w:t xml:space="preserve">[], int </w:t>
+      </w:r>
+      <w:proofErr w:type="spellStart"/>
+      <w:r>
+        <w:t>wt</w:t>
+      </w:r>
+      <w:proofErr w:type="spellEnd"/>
+      <w:r>
+        <w:t xml:space="preserve">[]) { </w:t>
+      </w:r>
+    </w:p>
+    <w:p>
+      <w:pPr>
+        <w:spacing w:after="0" w:line="360" w:lineRule="auto"/>
+      </w:pPr>
+      <w:r>
+        <w:t xml:space="preserve">    </w:t>
+      </w:r>
+      <w:proofErr w:type="spellStart"/>
+      <w:r>
+        <w:t>wt</w:t>
+      </w:r>
+      <w:proofErr w:type="spellEnd"/>
+      <w:r>
+        <w:t xml:space="preserve">[0] = 0; </w:t>
+      </w:r>
+    </w:p>
+    <w:p>
+      <w:pPr>
+        <w:spacing w:after="0" w:line="360" w:lineRule="auto"/>
+      </w:pPr>
+      <w:r>
+        <w:t xml:space="preserve">    int </w:t>
+      </w:r>
+      <w:proofErr w:type="spellStart"/>
+      <w:r>
+        <w:t>i</w:t>
+      </w:r>
+      <w:proofErr w:type="spellEnd"/>
+      <w:r>
+        <w:t>;</w:t>
+      </w:r>
+    </w:p>
+    <w:p>
+      <w:pPr>
+        <w:spacing w:after="0" w:line="360" w:lineRule="auto"/>
+      </w:pPr>
+      <w:r>
+        <w:t xml:space="preserve">    for (</w:t>
+      </w:r>
+      <w:proofErr w:type="spellStart"/>
+      <w:r>
+        <w:t>i</w:t>
+      </w:r>
+      <w:proofErr w:type="spellEnd"/>
+      <w:r>
+        <w:t xml:space="preserve"> = 1; </w:t>
+      </w:r>
+      <w:proofErr w:type="spellStart"/>
+      <w:r>
+        <w:t>i</w:t>
+      </w:r>
+      <w:proofErr w:type="spellEnd"/>
+      <w:r>
+        <w:t xml:space="preserve"> &lt; n ; </w:t>
+      </w:r>
+      <w:proofErr w:type="spellStart"/>
+      <w:r>
+        <w:t>i</w:t>
+      </w:r>
+      <w:proofErr w:type="spellEnd"/>
+      <w:r>
+        <w:t xml:space="preserve">++ ) </w:t>
+      </w:r>
+    </w:p>
+    <w:p>
+      <w:pPr>
+        <w:spacing w:after="0" w:line="360" w:lineRule="auto"/>
+      </w:pPr>
+      <w:r>
+        <w:t xml:space="preserve">        </w:t>
+      </w:r>
+      <w:proofErr w:type="spellStart"/>
+      <w:r>
+        <w:t>wt</w:t>
+      </w:r>
+      <w:proofErr w:type="spellEnd"/>
+      <w:r>
+        <w:t>[</w:t>
+      </w:r>
+      <w:proofErr w:type="spellStart"/>
+      <w:r>
+        <w:t>i</w:t>
+      </w:r>
+      <w:proofErr w:type="spellEnd"/>
+      <w:r>
+        <w:t xml:space="preserve">] =  </w:t>
+      </w:r>
+      <w:proofErr w:type="spellStart"/>
+      <w:r>
+        <w:t>bt</w:t>
+      </w:r>
+      <w:proofErr w:type="spellEnd"/>
+      <w:r>
+        <w:t xml:space="preserve">[i-1] + </w:t>
+      </w:r>
+      <w:proofErr w:type="spellStart"/>
+      <w:r>
+        <w:t>wt</w:t>
+      </w:r>
+      <w:proofErr w:type="spellEnd"/>
+      <w:r>
+        <w:t xml:space="preserve">[i-1] ; </w:t>
+      </w:r>
+    </w:p>
+    <w:p>
+      <w:pPr>
+        <w:spacing w:after="0" w:line="360" w:lineRule="auto"/>
+      </w:pPr>
+      <w:r>
+        <w:t xml:space="preserve">} </w:t>
+      </w:r>
+    </w:p>
+    <w:p>
+      <w:pPr>
+        <w:spacing w:after="0" w:line="360" w:lineRule="auto"/>
+      </w:pPr>
+      <w:r>
+        <w:t xml:space="preserve">  </w:t>
+      </w:r>
+    </w:p>
+    <w:p>
+      <w:pPr>
+        <w:spacing w:after="0" w:line="360" w:lineRule="auto"/>
+      </w:pPr>
+      <w:r>
+        <w:t xml:space="preserve">void </w:t>
+      </w:r>
+      <w:proofErr w:type="spellStart"/>
+      <w:r>
+        <w:t>findTurnAroundTime</w:t>
+      </w:r>
+      <w:proofErr w:type="spellEnd"/>
+      <w:r>
+        <w:t xml:space="preserve">( int processes[], int n,  int </w:t>
+      </w:r>
+      <w:proofErr w:type="spellStart"/>
+      <w:r>
+        <w:t>bt</w:t>
+      </w:r>
+      <w:proofErr w:type="spellEnd"/>
+      <w:r>
+        <w:t xml:space="preserve">[], int </w:t>
+      </w:r>
+      <w:proofErr w:type="spellStart"/>
+      <w:r>
+        <w:t>wt</w:t>
+      </w:r>
+      <w:proofErr w:type="spellEnd"/>
+      <w:r>
+        <w:t xml:space="preserve">[], int </w:t>
+      </w:r>
+      <w:proofErr w:type="spellStart"/>
+      <w:r>
+        <w:t>tat</w:t>
+      </w:r>
+      <w:proofErr w:type="spellEnd"/>
+      <w:r>
+        <w:t xml:space="preserve">[]) { </w:t>
+      </w:r>
+    </w:p>
+    <w:p>
+      <w:pPr>
+        <w:spacing w:after="0" w:line="360" w:lineRule="auto"/>
+      </w:pPr>
+      <w:r>
+        <w:t xml:space="preserve">    int </w:t>
+      </w:r>
+      <w:proofErr w:type="spellStart"/>
+      <w:r>
+        <w:t>i</w:t>
+      </w:r>
+      <w:proofErr w:type="spellEnd"/>
+      <w:r>
+        <w:t>;</w:t>
+      </w:r>
+    </w:p>
+    <w:p>
+      <w:pPr>
+        <w:spacing w:after="0" w:line="360" w:lineRule="auto"/>
+      </w:pPr>
+      <w:r>
+        <w:tab/>
+        <w:t xml:space="preserve">for (  </w:t>
+      </w:r>
+      <w:proofErr w:type="spellStart"/>
+      <w:r>
+        <w:t>i</w:t>
+      </w:r>
+      <w:proofErr w:type="spellEnd"/>
+      <w:r>
+        <w:t xml:space="preserve"> = 0; </w:t>
+      </w:r>
+      <w:proofErr w:type="spellStart"/>
+      <w:r>
+        <w:t>i</w:t>
+      </w:r>
+      <w:proofErr w:type="spellEnd"/>
+      <w:r>
+        <w:t xml:space="preserve"> &lt; n ; </w:t>
+      </w:r>
+      <w:proofErr w:type="spellStart"/>
+      <w:r>
+        <w:t>i</w:t>
+      </w:r>
+      <w:proofErr w:type="spellEnd"/>
+      <w:r>
+        <w:t xml:space="preserve">++) </w:t>
+      </w:r>
+    </w:p>
+    <w:p>
+      <w:pPr>
+        <w:spacing w:after="0" w:line="360" w:lineRule="auto"/>
+      </w:pPr>
+      <w:r>
+        <w:t xml:space="preserve">        </w:t>
+      </w:r>
+      <w:proofErr w:type="spellStart"/>
+      <w:r>
+        <w:t>tat</w:t>
+      </w:r>
+      <w:proofErr w:type="spellEnd"/>
+      <w:r>
+        <w:t>[</w:t>
+      </w:r>
+      <w:proofErr w:type="spellStart"/>
+      <w:r>
+        <w:t>i</w:t>
+      </w:r>
+      <w:proofErr w:type="spellEnd"/>
+      <w:r>
+        <w:t xml:space="preserve">] = </w:t>
+      </w:r>
+      <w:proofErr w:type="spellStart"/>
+      <w:r>
+        <w:t>bt</w:t>
+      </w:r>
+      <w:proofErr w:type="spellEnd"/>
+      <w:r>
+        <w:t>[</w:t>
+      </w:r>
+      <w:proofErr w:type="spellStart"/>
+      <w:r>
+        <w:t>i</w:t>
+      </w:r>
+      <w:proofErr w:type="spellEnd"/>
+      <w:r>
+        <w:t xml:space="preserve">] + </w:t>
+      </w:r>
+      <w:proofErr w:type="spellStart"/>
+      <w:r>
+        <w:t>wt</w:t>
+      </w:r>
+      <w:proofErr w:type="spellEnd"/>
+      <w:r>
+        <w:t>[</w:t>
+      </w:r>
+      <w:proofErr w:type="spellStart"/>
+      <w:r>
+        <w:t>i</w:t>
+      </w:r>
+      <w:proofErr w:type="spellEnd"/>
+      <w:r>
+        <w:t xml:space="preserve">]; </w:t>
+      </w:r>
+    </w:p>
+    <w:p>
+      <w:pPr>
+        <w:spacing w:after="0" w:line="360" w:lineRule="auto"/>
+      </w:pPr>
+      <w:r>
+        <w:t xml:space="preserve">} </w:t>
+      </w:r>
+    </w:p>
+    <w:p>
+      <w:pPr>
+        <w:spacing w:after="0" w:line="360" w:lineRule="auto"/>
+      </w:pPr>
+      <w:r>
+        <w:t xml:space="preserve">  </w:t>
+      </w:r>
+    </w:p>
+    <w:p>
+      <w:pPr>
+        <w:spacing w:after="0" w:line="360" w:lineRule="auto"/>
+      </w:pPr>
+      <w:r>
+        <w:t xml:space="preserve">void </w:t>
+      </w:r>
+      <w:proofErr w:type="spellStart"/>
+      <w:r>
+        <w:t>findavgTime</w:t>
+      </w:r>
+      <w:proofErr w:type="spellEnd"/>
+      <w:r>
+        <w:t xml:space="preserve">( int processes[], int n, int </w:t>
+      </w:r>
+      <w:proofErr w:type="spellStart"/>
+      <w:r>
+        <w:t>bt</w:t>
+      </w:r>
+      <w:proofErr w:type="spellEnd"/>
+      <w:r>
+        <w:t xml:space="preserve">[]) </w:t>
+      </w:r>
+    </w:p>
+    <w:p>
+      <w:pPr>
+        <w:spacing w:after="0" w:line="360" w:lineRule="auto"/>
+      </w:pPr>
+      <w:r>
+        <w:t xml:space="preserve">{ </w:t>
+      </w:r>
+    </w:p>
+    <w:p>
+      <w:pPr>
+        <w:spacing w:after="0" w:line="360" w:lineRule="auto"/>
+      </w:pPr>
+      <w:r>
+        <w:t xml:space="preserve">    int </w:t>
+      </w:r>
+      <w:proofErr w:type="spellStart"/>
+      <w:r>
+        <w:t>wt</w:t>
+      </w:r>
+      <w:proofErr w:type="spellEnd"/>
+      <w:r>
+        <w:t xml:space="preserve">[n], tat[n], </w:t>
+      </w:r>
+      <w:proofErr w:type="spellStart"/>
+      <w:r>
+        <w:t>total_wt</w:t>
+      </w:r>
+      <w:proofErr w:type="spellEnd"/>
+      <w:r>
+        <w:t xml:space="preserve"> = 0, </w:t>
+      </w:r>
+      <w:proofErr w:type="spellStart"/>
+      <w:r>
+        <w:t>total_tat</w:t>
+      </w:r>
+      <w:proofErr w:type="spellEnd"/>
+      <w:r>
+        <w:t xml:space="preserve"> = 0,i; </w:t>
+      </w:r>
+    </w:p>
+    <w:p>
+      <w:pPr>
+        <w:spacing w:after="0" w:line="360" w:lineRule="auto"/>
+      </w:pPr>
+      <w:r>
+        <w:t xml:space="preserve">    </w:t>
+      </w:r>
+      <w:proofErr w:type="spellStart"/>
+      <w:r>
+        <w:t>findWaitingTime</w:t>
+      </w:r>
+      <w:proofErr w:type="spellEnd"/>
+      <w:r>
+        <w:t xml:space="preserve">(processes, n, </w:t>
+      </w:r>
+      <w:proofErr w:type="spellStart"/>
+      <w:r>
+        <w:t>bt</w:t>
+      </w:r>
+      <w:proofErr w:type="spellEnd"/>
+      <w:r>
+        <w:t xml:space="preserve">, </w:t>
+      </w:r>
+      <w:proofErr w:type="spellStart"/>
+      <w:r>
+        <w:t>wt</w:t>
+      </w:r>
+      <w:proofErr w:type="spellEnd"/>
+      <w:r>
+        <w:t xml:space="preserve">); </w:t>
+      </w:r>
+    </w:p>
+    <w:p>
+      <w:pPr>
+        <w:spacing w:after="0" w:line="360" w:lineRule="auto"/>
+      </w:pPr>
+      <w:r>
+        <w:t xml:space="preserve">    </w:t>
+      </w:r>
+      <w:proofErr w:type="spellStart"/>
+      <w:r>
+        <w:t>findTurnAroundTime</w:t>
+      </w:r>
+      <w:proofErr w:type="spellEnd"/>
+      <w:r>
+        <w:t xml:space="preserve">(processes, n, </w:t>
+      </w:r>
+      <w:proofErr w:type="spellStart"/>
+      <w:r>
+        <w:t>bt</w:t>
+      </w:r>
+      <w:proofErr w:type="spellEnd"/>
+      <w:r>
+        <w:t xml:space="preserve">, </w:t>
+      </w:r>
+      <w:proofErr w:type="spellStart"/>
+      <w:r>
+        <w:t>wt</w:t>
+      </w:r>
+      <w:proofErr w:type="spellEnd"/>
+      <w:r>
+        <w:t xml:space="preserve">, tat); </w:t>
+      </w:r>
+    </w:p>
+    <w:p>
+      <w:pPr>
+        <w:spacing w:after="0" w:line="360" w:lineRule="auto"/>
+      </w:pPr>
+      <w:r>
+        <w:t xml:space="preserve">    </w:t>
+      </w:r>
+      <w:proofErr w:type="spellStart"/>
+      <w:r>
+        <w:t>printf</w:t>
+      </w:r>
+      <w:proofErr w:type="spellEnd"/>
+      <w:r>
+        <w:t xml:space="preserve">("Processes   Burst time   Waiting time   </w:t>
+      </w:r>
+      <w:proofErr w:type="spellStart"/>
+      <w:r>
+        <w:t>Turn around</w:t>
+      </w:r>
+      <w:proofErr w:type="spellEnd"/>
+      <w:r>
+        <w:t xml:space="preserve"> time\n"); </w:t>
+      </w:r>
+    </w:p>
+    <w:p>
+      <w:pPr>
+        <w:spacing w:after="0" w:line="360" w:lineRule="auto"/>
+      </w:pPr>
+    </w:p>
+    <w:p>
+      <w:pPr>
+        <w:spacing w:after="0" w:line="360" w:lineRule="auto"/>
+      </w:pPr>
+      <w:r>
+        <w:t xml:space="preserve">    for (</w:t>
+      </w:r>
+      <w:proofErr w:type="spellStart"/>
+      <w:r>
+        <w:t>i</w:t>
+      </w:r>
+      <w:proofErr w:type="spellEnd"/>
+      <w:r>
+        <w:t xml:space="preserve">=0; </w:t>
+      </w:r>
+      <w:proofErr w:type="spellStart"/>
+      <w:r>
+        <w:t>i</w:t>
+      </w:r>
+      <w:proofErr w:type="spellEnd"/>
+      <w:r>
+        <w:t xml:space="preserve">&lt;n; </w:t>
+      </w:r>
+      <w:proofErr w:type="spellStart"/>
+      <w:r>
+        <w:t>i</w:t>
+      </w:r>
+      <w:proofErr w:type="spellEnd"/>
+      <w:r>
+        <w:t xml:space="preserve">++) { </w:t>
+      </w:r>
+    </w:p>
+    <w:p>
+      <w:pPr>
+        <w:spacing w:after="0" w:line="360" w:lineRule="auto"/>
+      </w:pPr>
+      <w:r>
+        <w:t xml:space="preserve">        </w:t>
+      </w:r>
+      <w:proofErr w:type="spellStart"/>
+      <w:r>
+        <w:t>total_wt</w:t>
+      </w:r>
+      <w:proofErr w:type="spellEnd"/>
+      <w:r>
+        <w:t xml:space="preserve"> = </w:t>
+      </w:r>
+      <w:proofErr w:type="spellStart"/>
+      <w:r>
+        <w:t>total_wt</w:t>
+      </w:r>
+      <w:proofErr w:type="spellEnd"/>
+      <w:r>
+        <w:t xml:space="preserve"> + </w:t>
+      </w:r>
+      <w:proofErr w:type="spellStart"/>
+      <w:r>
+        <w:t>wt</w:t>
+      </w:r>
+      <w:proofErr w:type="spellEnd"/>
+      <w:r>
+        <w:t>[</w:t>
+      </w:r>
+      <w:proofErr w:type="spellStart"/>
+      <w:r>
+        <w:t>i</w:t>
+      </w:r>
+      <w:proofErr w:type="spellEnd"/>
+      <w:r>
+        <w:t xml:space="preserve">]; </w:t>
+      </w:r>
+    </w:p>
+    <w:p>
+      <w:pPr>
+        <w:spacing w:after="0" w:line="360" w:lineRule="auto"/>
+      </w:pPr>
+      <w:r>
+        <w:t xml:space="preserve">        </w:t>
+      </w:r>
+      <w:proofErr w:type="spellStart"/>
+      <w:r>
+        <w:t>total_tat</w:t>
+      </w:r>
+      <w:proofErr w:type="spellEnd"/>
+      <w:r>
+        <w:t xml:space="preserve"> = </w:t>
+      </w:r>
+      <w:proofErr w:type="spellStart"/>
+      <w:r>
+        <w:t>total_tat</w:t>
+      </w:r>
+      <w:proofErr w:type="spellEnd"/>
+      <w:r>
+        <w:t xml:space="preserve"> + tat[</w:t>
+      </w:r>
+      <w:proofErr w:type="spellStart"/>
+      <w:r>
+        <w:t>i</w:t>
+      </w:r>
+      <w:proofErr w:type="spellEnd"/>
+      <w:r>
+        <w:t xml:space="preserve">]; </w:t>
+      </w:r>
+    </w:p>
+    <w:p>
+      <w:pPr>
+        <w:spacing w:after="0" w:line="360" w:lineRule="auto"/>
+      </w:pPr>
+      <w:r>
+        <w:t xml:space="preserve">        </w:t>
+      </w:r>
+      <w:proofErr w:type="spellStart"/>
+      <w:r>
+        <w:t>printf</w:t>
+      </w:r>
+      <w:proofErr w:type="spellEnd"/>
+      <w:r>
+        <w:t>("   %d\t",(i+1));</w:t>
+      </w:r>
+    </w:p>
+    <w:p>
+      <w:pPr>
+        <w:spacing w:after="0" w:line="360" w:lineRule="auto"/>
+      </w:pPr>
+      <w:r>
+        <w:t xml:space="preserve">        </w:t>
+      </w:r>
+      <w:proofErr w:type="spellStart"/>
+      <w:r>
+        <w:t>printf</w:t>
+      </w:r>
+      <w:proofErr w:type="spellEnd"/>
+      <w:r>
+        <w:t>("\</w:t>
+      </w:r>
+      <w:proofErr w:type="spellStart"/>
+      <w:r>
+        <w:t>t%d</w:t>
+      </w:r>
+      <w:proofErr w:type="spellEnd"/>
+      <w:r>
+        <w:t xml:space="preserve"> \t", </w:t>
+      </w:r>
+      <w:proofErr w:type="spellStart"/>
+      <w:r>
+        <w:t>bt</w:t>
+      </w:r>
+      <w:proofErr w:type="spellEnd"/>
+      <w:r>
+        <w:t>[</w:t>
+      </w:r>
+      <w:proofErr w:type="spellStart"/>
+      <w:r>
+        <w:t>i</w:t>
+      </w:r>
+      <w:proofErr w:type="spellEnd"/>
+      <w:r>
+        <w:t>] );</w:t>
+      </w:r>
+    </w:p>
+    <w:p>
+      <w:pPr>
+        <w:spacing w:after="0" w:line="360" w:lineRule="auto"/>
+      </w:pPr>
+      <w:r>
+        <w:t xml:space="preserve">        </w:t>
+      </w:r>
+      <w:proofErr w:type="spellStart"/>
+      <w:r>
+        <w:t>printf</w:t>
+      </w:r>
+      <w:proofErr w:type="spellEnd"/>
+      <w:r>
+        <w:t>("\</w:t>
+      </w:r>
+      <w:proofErr w:type="spellStart"/>
+      <w:r>
+        <w:t>t%d</w:t>
+      </w:r>
+      <w:proofErr w:type="spellEnd"/>
+      <w:r>
+        <w:t xml:space="preserve"> \t",</w:t>
+      </w:r>
+      <w:proofErr w:type="spellStart"/>
+      <w:r>
+        <w:t>wt</w:t>
+      </w:r>
+      <w:proofErr w:type="spellEnd"/>
+      <w:r>
+        <w:t>[</w:t>
+      </w:r>
+      <w:proofErr w:type="spellStart"/>
+      <w:r>
+        <w:t>i</w:t>
+      </w:r>
+      <w:proofErr w:type="spellEnd"/>
+      <w:r>
+        <w:t>] );</w:t>
+      </w:r>
+    </w:p>
+    <w:p>
+      <w:pPr>
+        <w:spacing w:after="0" w:line="360" w:lineRule="auto"/>
+      </w:pPr>
+      <w:r>
+        <w:t xml:space="preserve">        </w:t>
+      </w:r>
+      <w:proofErr w:type="spellStart"/>
+      <w:r>
+        <w:t>printf</w:t>
+      </w:r>
+      <w:proofErr w:type="spellEnd"/>
+      <w:r>
+        <w:t>("\</w:t>
+      </w:r>
+      <w:proofErr w:type="spellStart"/>
+      <w:r>
+        <w:t>t%d</w:t>
+      </w:r>
+      <w:proofErr w:type="spellEnd"/>
+      <w:r>
+        <w:t>\</w:t>
+      </w:r>
+      <w:proofErr w:type="spellStart"/>
+      <w:r>
+        <w:t>n",tat</w:t>
+      </w:r>
+      <w:proofErr w:type="spellEnd"/>
+      <w:r>
+        <w:t>[</w:t>
+      </w:r>
+      <w:proofErr w:type="spellStart"/>
+      <w:r>
+        <w:t>i</w:t>
+      </w:r>
+      <w:proofErr w:type="spellEnd"/>
+      <w:r>
+        <w:t xml:space="preserve">] ); </w:t>
+      </w:r>
+    </w:p>
+    <w:p>
+      <w:pPr>
+        <w:spacing w:after="0" w:line="360" w:lineRule="auto"/>
+      </w:pPr>
+      <w:r>
+        <w:t xml:space="preserve">    } </w:t>
+      </w:r>
+    </w:p>
+    <w:p>
+      <w:pPr>
+        <w:spacing w:after="0" w:line="360" w:lineRule="auto"/>
+      </w:pPr>
+      <w:r>
+        <w:t xml:space="preserve">    float s=(float)</w:t>
+      </w:r>
+      <w:proofErr w:type="spellStart"/>
+      <w:r>
+        <w:t>total_wt</w:t>
+      </w:r>
+      <w:proofErr w:type="spellEnd"/>
+      <w:r>
+        <w:t xml:space="preserve"> / (float)n;</w:t>
+      </w:r>
+    </w:p>
+    <w:p>
+      <w:pPr>
+        <w:spacing w:after="0" w:line="360" w:lineRule="auto"/>
+      </w:pPr>
+      <w:r>
+        <w:lastRenderedPageBreak/>
+        <w:t xml:space="preserve">    float t=(float)</w:t>
+      </w:r>
+      <w:proofErr w:type="spellStart"/>
+      <w:r>
+        <w:t>total_tat</w:t>
+      </w:r>
+      <w:proofErr w:type="spellEnd"/>
+      <w:r>
+        <w:t xml:space="preserve"> / (float)n;</w:t>
+      </w:r>
+    </w:p>
+    <w:p>
+      <w:pPr>
+        <w:spacing w:after="0" w:line="360" w:lineRule="auto"/>
+      </w:pPr>
+      <w:r>
+        <w:t xml:space="preserve">    </w:t>
+      </w:r>
+      <w:proofErr w:type="spellStart"/>
+      <w:r>
+        <w:t>printf</w:t>
+      </w:r>
+      <w:proofErr w:type="spellEnd"/>
+      <w:r>
+        <w:t>("Average waiting time = %f\</w:t>
+      </w:r>
+      <w:proofErr w:type="spellStart"/>
+      <w:r>
+        <w:t>n",s</w:t>
+      </w:r>
+      <w:proofErr w:type="spellEnd"/>
+      <w:r>
+        <w:t>);</w:t>
+      </w:r>
+    </w:p>
+    <w:p>
+      <w:pPr>
+        <w:spacing w:after="0" w:line="360" w:lineRule="auto"/>
+      </w:pPr>
+      <w:r>
+        <w:t xml:space="preserve">    </w:t>
+      </w:r>
+      <w:proofErr w:type="spellStart"/>
+      <w:r>
+        <w:t>printf</w:t>
+      </w:r>
+      <w:proofErr w:type="spellEnd"/>
+      <w:r>
+        <w:t xml:space="preserve">("Average </w:t>
+      </w:r>
+      <w:proofErr w:type="spellStart"/>
+      <w:r>
+        <w:t>turn around</w:t>
+      </w:r>
+      <w:proofErr w:type="spellEnd"/>
+      <w:r>
+        <w:t xml:space="preserve"> time = %f ",t); </w:t>
+      </w:r>
+    </w:p>
+    <w:p>
+      <w:pPr>
+        <w:spacing w:after="0" w:line="360" w:lineRule="auto"/>
+      </w:pPr>
+      <w:r>
+        <w:t xml:space="preserve">} </w:t>
+      </w:r>
+    </w:p>
+    <w:p>
+      <w:pPr>
+        <w:spacing w:after="0" w:line="360" w:lineRule="auto"/>
+      </w:pPr>
+    </w:p>
+    <w:p>
+      <w:pPr>
+        <w:spacing w:after="0" w:line="360" w:lineRule="auto"/>
+      </w:pPr>
+      <w:r>
+        <w:t>int main() {</w:t>
+      </w:r>
+    </w:p>
+    <w:p>
+      <w:pPr>
+        <w:spacing w:after="0" w:line="360" w:lineRule="auto"/>
+      </w:pPr>
+      <w:r>
+        <w:t xml:space="preserve">    int processes[] = {1, 2, 3}; </w:t>
+      </w:r>
+    </w:p>
+    <w:p>
+      <w:pPr>
+        <w:spacing w:after="0" w:line="360" w:lineRule="auto"/>
+      </w:pPr>
+      <w:r>
+        <w:t xml:space="preserve">    int n = </w:t>
+      </w:r>
+      <w:proofErr w:type="spellStart"/>
+      <w:r>
+        <w:t>sizeof</w:t>
+      </w:r>
+      <w:proofErr w:type="spellEnd"/>
+      <w:r>
+        <w:t xml:space="preserve"> processes / </w:t>
+      </w:r>
+      <w:proofErr w:type="spellStart"/>
+      <w:r>
+        <w:t>sizeof</w:t>
+      </w:r>
+      <w:proofErr w:type="spellEnd"/>
+      <w:r>
+        <w:t xml:space="preserve"> processes[0]; </w:t>
+      </w:r>
+    </w:p>
+    <w:p>
+      <w:pPr>
+        <w:spacing w:after="0" w:line="360" w:lineRule="auto"/>
+      </w:pPr>
+      <w:r>
+        <w:t xml:space="preserve">  </w:t>
+      </w:r>
+    </w:p>
+    <w:p>
+      <w:pPr>
+        <w:spacing w:after="0" w:line="360" w:lineRule="auto"/>
+      </w:pPr>
+      <w:r>
+        <w:t xml:space="preserve">    int  </w:t>
+      </w:r>
+      <w:proofErr w:type="spellStart"/>
+      <w:r>
+        <w:t>burst_time</w:t>
+      </w:r>
+      <w:proofErr w:type="spellEnd"/>
+      <w:r>
+        <w:t xml:space="preserve">[] = {10, 5, 8}; </w:t>
+      </w:r>
+    </w:p>
+    <w:p>
+      <w:pPr>
+        <w:spacing w:after="0" w:line="360" w:lineRule="auto"/>
+      </w:pPr>
+      <w:r>
+        <w:t xml:space="preserve">  </w:t>
+      </w:r>
+    </w:p>
+    <w:p>
+      <w:pPr>
+        <w:spacing w:after="0" w:line="360" w:lineRule="auto"/>
+      </w:pPr>
+      <w:r>
+        <w:t xml:space="preserve">    </w:t>
+      </w:r>
+      <w:proofErr w:type="spellStart"/>
+      <w:r>
+        <w:t>findavgTime</w:t>
+      </w:r>
+      <w:proofErr w:type="spellEnd"/>
+      <w:r>
+        <w:t xml:space="preserve">(processes, n,  </w:t>
+      </w:r>
+      <w:proofErr w:type="spellStart"/>
+      <w:r>
+        <w:t>burst_time</w:t>
+      </w:r>
+      <w:proofErr w:type="spellEnd"/>
+      <w:r>
+        <w:t xml:space="preserve">); </w:t>
+      </w:r>
+    </w:p>
+    <w:p>
+      <w:pPr>
+        <w:spacing w:after="0" w:line="360" w:lineRule="auto"/>
+      </w:pPr>
+      <w:r>
+        <w:t xml:space="preserve">    return 0; </w:t>
+      </w:r>
+    </w:p>
+    <w:p>
+      <w:pPr>
+        <w:spacing w:after="0" w:line="360" w:lineRule="auto"/>
+      </w:pPr>
+      <w:r>
+        <w:t>}</w:t>
+      </w:r>
+    </w:p>
+    <w:p>
+      <w:pPr>
+        <w:pStyle w:val="Heading3"/>
+      </w:pPr>
+      <w:r>
+        <w:t>2</w:t>
+      </w:r>
+      <w:r>
+        <w:t>. Shortest Job First (SJF)</w:t>
+      </w:r>
+    </w:p>
+    <w:p>
+      <w:pPr>
+        <w:spacing w:after="0" w:line="360" w:lineRule="auto"/>
+      </w:pPr>
+      <w:proofErr w:type="gramStart"/>
+      <w:r>
+        <w:t>#include</w:t>
+      </w:r>
+      <w:proofErr w:type="gramEnd"/>
+      <w:r>
+        <w:t>&lt;stdio.h&gt;</w:t>
+      </w:r>
+    </w:p>
+    <w:p>
+      <w:pPr>
+        <w:spacing w:after="0" w:line="360" w:lineRule="auto"/>
+      </w:pPr>
+      <w:proofErr w:type="gramStart"/>
+      <w:r>
+        <w:t>#include</w:t>
+      </w:r>
+      <w:proofErr w:type="gramEnd"/>
+      <w:r>
+        <w:t xml:space="preserve">&lt;stdio.h&gt; </w:t>
+      </w:r>
+    </w:p>
+    <w:p>
+      <w:pPr>
+        <w:spacing w:after="0" w:line="360" w:lineRule="auto"/>
+      </w:pPr>
+    </w:p>
+    <w:p>
+      <w:pPr>
+        <w:spacing w:after="0" w:line="360" w:lineRule="auto"/>
+      </w:pPr>
+      <w:r>
+        <w:t xml:space="preserve">int </w:t>
+      </w:r>
+      <w:proofErr w:type="spellStart"/>
+      <w:r>
+        <w:t>findNextProcess</w:t>
+      </w:r>
+      <w:proofErr w:type="spellEnd"/>
+      <w:r>
+        <w:t xml:space="preserve">(int at[], int </w:t>
+      </w:r>
+      <w:proofErr w:type="spellStart"/>
+      <w:r>
+        <w:t>bt</w:t>
+      </w:r>
+      <w:proofErr w:type="spellEnd"/>
+      <w:r>
+        <w:t xml:space="preserve">[], int </w:t>
+      </w:r>
+      <w:proofErr w:type="spellStart"/>
+      <w:r>
+        <w:t>is_completed</w:t>
+      </w:r>
+      <w:proofErr w:type="spellEnd"/>
+      <w:r>
+        <w:t xml:space="preserve">[], int n, int </w:t>
+      </w:r>
+      <w:proofErr w:type="spellStart"/>
+      <w:r>
+        <w:t>current_time</w:t>
+      </w:r>
+      <w:proofErr w:type="spellEnd"/>
+      <w:r>
+        <w:t>) {</w:t>
+      </w:r>
+    </w:p>
+    <w:p>
+      <w:pPr>
+        <w:spacing w:after="0" w:line="360" w:lineRule="auto"/>
+      </w:pPr>
+      <w:r>
+        <w:t xml:space="preserve">    int </w:t>
+      </w:r>
+      <w:proofErr w:type="spellStart"/>
+      <w:r>
+        <w:t>min_index</w:t>
+      </w:r>
+      <w:proofErr w:type="spellEnd"/>
+      <w:r>
+        <w:t xml:space="preserve"> = -1;</w:t>
+      </w:r>
+    </w:p>
+    <w:p>
+      <w:pPr>
+        <w:spacing w:after="0" w:line="360" w:lineRule="auto"/>
+      </w:pPr>
+      <w:r>
+        <w:t xml:space="preserve">    int </w:t>
+      </w:r>
+      <w:proofErr w:type="spellStart"/>
+      <w:r>
+        <w:t>i</w:t>
+      </w:r>
+      <w:proofErr w:type="spellEnd"/>
+      <w:r>
+        <w:t>;</w:t>
+      </w:r>
+    </w:p>
+    <w:p>
+      <w:pPr>
+        <w:spacing w:after="0" w:line="360" w:lineRule="auto"/>
+      </w:pPr>
+      <w:r>
+        <w:t xml:space="preserve">    for (</w:t>
+      </w:r>
+      <w:proofErr w:type="spellStart"/>
+      <w:r>
+        <w:t>i</w:t>
+      </w:r>
+      <w:proofErr w:type="spellEnd"/>
+      <w:r>
+        <w:t xml:space="preserve"> = 0; </w:t>
+      </w:r>
+      <w:proofErr w:type="spellStart"/>
+      <w:r>
+        <w:t>i</w:t>
+      </w:r>
+      <w:proofErr w:type="spellEnd"/>
+      <w:r>
+        <w:t xml:space="preserve"> &lt; n; </w:t>
+      </w:r>
+      <w:proofErr w:type="spellStart"/>
+      <w:r>
+        <w:t>i</w:t>
+      </w:r>
+      <w:proofErr w:type="spellEnd"/>
+      <w:r>
+        <w:t>++) {</w:t>
+      </w:r>
+    </w:p>
+    <w:p>
+      <w:pPr>
+        <w:spacing w:after="0" w:line="360" w:lineRule="auto"/>
+      </w:pPr>
+      <w:r>
+        <w:t xml:space="preserve">        if (at[</w:t>
+      </w:r>
+      <w:proofErr w:type="spellStart"/>
+      <w:r>
+        <w:t>i</w:t>
+      </w:r>
+      <w:proofErr w:type="spellEnd"/>
+      <w:r>
+        <w:t xml:space="preserve">] &lt;= </w:t>
+      </w:r>
+      <w:proofErr w:type="spellStart"/>
+      <w:r>
+        <w:t>current_time</w:t>
+      </w:r>
+      <w:proofErr w:type="spellEnd"/>
+      <w:r>
+        <w:t xml:space="preserve"> &amp;&amp; </w:t>
+      </w:r>
+      <w:proofErr w:type="spellStart"/>
+      <w:r>
+        <w:t>is_completed</w:t>
+      </w:r>
+      <w:proofErr w:type="spellEnd"/>
+      <w:r>
+        <w:t>[</w:t>
+      </w:r>
+      <w:proofErr w:type="spellStart"/>
+      <w:r>
+        <w:t>i</w:t>
+      </w:r>
+      <w:proofErr w:type="spellEnd"/>
+      <w:r>
+        <w:t>] == 0) {</w:t>
+      </w:r>
+    </w:p>
+    <w:p>
+      <w:pPr>
+        <w:spacing w:after="0" w:line="360" w:lineRule="auto"/>
+      </w:pPr>
+      <w:r>
+        <w:t xml:space="preserve">            if (</w:t>
+      </w:r>
+      <w:proofErr w:type="spellStart"/>
+      <w:r>
+        <w:t>min_index</w:t>
+      </w:r>
+      <w:proofErr w:type="spellEnd"/>
+      <w:r>
+        <w:t xml:space="preserve"> == -1 || </w:t>
+      </w:r>
+      <w:proofErr w:type="spellStart"/>
+      <w:r>
+        <w:t>bt</w:t>
+      </w:r>
+      <w:proofErr w:type="spellEnd"/>
+      <w:r>
+        <w:t>[</w:t>
+      </w:r>
+      <w:proofErr w:type="spellStart"/>
+      <w:r>
+        <w:t>i</w:t>
+      </w:r>
+      <w:proofErr w:type="spellEnd"/>
+      <w:r>
+        <w:t xml:space="preserve">] &lt; </w:t>
+      </w:r>
+      <w:proofErr w:type="spellStart"/>
+      <w:r>
+        <w:t>bt</w:t>
+      </w:r>
+      <w:proofErr w:type="spellEnd"/>
+      <w:r>
+        <w:t>[</w:t>
+      </w:r>
+      <w:proofErr w:type="spellStart"/>
+      <w:r>
+        <w:t>min_index</w:t>
+      </w:r>
+      <w:proofErr w:type="spellEnd"/>
+      <w:r>
+        <w:t>]) {</w:t>
+      </w:r>
+    </w:p>
+    <w:p>
+      <w:pPr>
+        <w:spacing w:after="0" w:line="360" w:lineRule="auto"/>
+      </w:pPr>
+      <w:r>
+        <w:t xml:space="preserve">                </w:t>
+      </w:r>
+      <w:proofErr w:type="spellStart"/>
+      <w:r>
+        <w:t>min_index</w:t>
+      </w:r>
+      <w:proofErr w:type="spellEnd"/>
+      <w:r>
+        <w:t xml:space="preserve"> = </w:t>
+      </w:r>
+      <w:proofErr w:type="spellStart"/>
+      <w:r>
+        <w:t>i</w:t>
+      </w:r>
+      <w:proofErr w:type="spellEnd"/>
+      <w:r>
+        <w:t>;</w:t>
+      </w:r>
+    </w:p>
+    <w:p>
+      <w:pPr>
+        <w:spacing w:after="0" w:line="360" w:lineRule="auto"/>
+      </w:pPr>
+      <w:r>
+        <w:t xml:space="preserve">            }</w:t>
+      </w:r>
+    </w:p>
+    <w:p>
+      <w:pPr>
+        <w:spacing w:after="0" w:line="360" w:lineRule="auto"/>
+      </w:pPr>
+      <w:r>
+        <w:t xml:space="preserve">        }</w:t>
+      </w:r>
+    </w:p>
+    <w:p>
+      <w:pPr>
+        <w:spacing w:after="0" w:line="360" w:lineRule="auto"/>
+      </w:pPr>
+      <w:r>
+        <w:t xml:space="preserve">    }</w:t>
+      </w:r>
+    </w:p>
+    <w:p>
+      <w:pPr>
+        <w:spacing w:after="0" w:line="360" w:lineRule="auto"/>
+      </w:pPr>
+      <w:r>
+        <w:t xml:space="preserve">    return </w:t>
+      </w:r>
+      <w:proofErr w:type="spellStart"/>
+      <w:r>
+        <w:t>min_index</w:t>
+      </w:r>
+      <w:proofErr w:type="spellEnd"/>
+      <w:r>
+        <w:t>;</w:t>
+      </w:r>
+    </w:p>
+    <w:p>
+      <w:pPr>
+        <w:spacing w:after="0" w:line="360" w:lineRule="auto"/>
+      </w:pPr>
+      <w:r>
+        <w:t>}</w:t>
+      </w:r>
+    </w:p>
+    <w:p>
+      <w:pPr>
+        <w:spacing w:after="0" w:line="360" w:lineRule="auto"/>
+      </w:pPr>
+    </w:p>
+    <w:p>
+      <w:pPr>
+        <w:spacing w:after="0" w:line="360" w:lineRule="auto"/>
+      </w:pPr>
+      <w:r>
+        <w:t xml:space="preserve">void </w:t>
+      </w:r>
+      <w:proofErr w:type="spellStart"/>
+      <w:r>
+        <w:t>sjf</w:t>
+      </w:r>
+      <w:proofErr w:type="spellEnd"/>
+      <w:r>
+        <w:t xml:space="preserve">(int </w:t>
+      </w:r>
+      <w:proofErr w:type="spellStart"/>
+      <w:r>
+        <w:t>pid</w:t>
+      </w:r>
+      <w:proofErr w:type="spellEnd"/>
+      <w:r>
+        <w:t xml:space="preserve">[], int at[], int </w:t>
+      </w:r>
+      <w:proofErr w:type="spellStart"/>
+      <w:r>
+        <w:t>bt</w:t>
+      </w:r>
+      <w:proofErr w:type="spellEnd"/>
+      <w:r>
+        <w:t xml:space="preserve">[], int </w:t>
+      </w:r>
+      <w:proofErr w:type="spellStart"/>
+      <w:r>
+        <w:t>wt</w:t>
+      </w:r>
+      <w:proofErr w:type="spellEnd"/>
+      <w:r>
+        <w:t xml:space="preserve">[], int </w:t>
+      </w:r>
+      <w:proofErr w:type="spellStart"/>
+      <w:r>
+        <w:t>tat</w:t>
+      </w:r>
+      <w:proofErr w:type="spellEnd"/>
+      <w:r>
+        <w:t>[], int n) {</w:t>
+      </w:r>
+    </w:p>
+    <w:p>
+      <w:pPr>
+        <w:spacing w:after="0" w:line="360" w:lineRule="auto"/>
+      </w:pPr>
+      <w:r>
+        <w:t xml:space="preserve">    int completed = 0, </w:t>
+      </w:r>
+      <w:proofErr w:type="spellStart"/>
+      <w:r>
+        <w:t>current_time</w:t>
+      </w:r>
+      <w:proofErr w:type="spellEnd"/>
+      <w:r>
+        <w:t xml:space="preserve"> = 0;</w:t>
+      </w:r>
+    </w:p>
+    <w:p>
+      <w:pPr>
+        <w:spacing w:after="0" w:line="360" w:lineRule="auto"/>
+      </w:pPr>
+      <w:r>
+        <w:lastRenderedPageBreak/>
+        <w:t xml:space="preserve">    int </w:t>
+      </w:r>
+      <w:proofErr w:type="spellStart"/>
+      <w:r>
+        <w:t>is_completed</w:t>
+      </w:r>
+      <w:proofErr w:type="spellEnd"/>
+      <w:r>
+        <w:t>[n],</w:t>
+      </w:r>
+      <w:proofErr w:type="spellStart"/>
+      <w:r>
+        <w:t>i</w:t>
+      </w:r>
+      <w:proofErr w:type="spellEnd"/>
+      <w:r>
+        <w:t>;</w:t>
+      </w:r>
+    </w:p>
+    <w:p>
+      <w:pPr>
+        <w:spacing w:after="0" w:line="360" w:lineRule="auto"/>
+      </w:pPr>
+    </w:p>
+    <w:p>
+      <w:pPr>
+        <w:spacing w:after="0" w:line="360" w:lineRule="auto"/>
+      </w:pPr>
+      <w:r>
+        <w:t xml:space="preserve">    for (</w:t>
+      </w:r>
+      <w:proofErr w:type="spellStart"/>
+      <w:r>
+        <w:t>i</w:t>
+      </w:r>
+      <w:proofErr w:type="spellEnd"/>
+      <w:r>
+        <w:t xml:space="preserve"> = 0; </w:t>
+      </w:r>
+      <w:proofErr w:type="spellStart"/>
+      <w:r>
+        <w:t>i</w:t>
+      </w:r>
+      <w:proofErr w:type="spellEnd"/>
+      <w:r>
+        <w:t xml:space="preserve"> &lt; n; </w:t>
+      </w:r>
+      <w:proofErr w:type="spellStart"/>
+      <w:r>
+        <w:t>i</w:t>
+      </w:r>
+      <w:proofErr w:type="spellEnd"/>
+      <w:r>
+        <w:t>++)</w:t>
+      </w:r>
+    </w:p>
+    <w:p>
+      <w:pPr>
+        <w:spacing w:after="0" w:line="360" w:lineRule="auto"/>
+      </w:pPr>
+      <w:r>
+        <w:t xml:space="preserve">        </w:t>
+      </w:r>
+      <w:proofErr w:type="spellStart"/>
+      <w:r>
+        <w:t>is_completed</w:t>
+      </w:r>
+      <w:proofErr w:type="spellEnd"/>
+      <w:r>
+        <w:t>[</w:t>
+      </w:r>
+      <w:proofErr w:type="spellStart"/>
+      <w:r>
+        <w:t>i</w:t>
+      </w:r>
+      <w:proofErr w:type="spellEnd"/>
+      <w:r>
+        <w:t>] = 0;</w:t>
+      </w:r>
+    </w:p>
+    <w:p>
+      <w:pPr>
+        <w:spacing w:after="0" w:line="360" w:lineRule="auto"/>
+      </w:pPr>
+    </w:p>
+    <w:p>
+      <w:pPr>
+        <w:spacing w:after="0" w:line="360" w:lineRule="auto"/>
+      </w:pPr>
+      <w:r>
+        <w:t xml:space="preserve">    while (completed != n) {</w:t>
+      </w:r>
+    </w:p>
+    <w:p>
+      <w:pPr>
+        <w:spacing w:after="0" w:line="360" w:lineRule="auto"/>
+      </w:pPr>
+      <w:r>
+        <w:t xml:space="preserve">        int index = </w:t>
+      </w:r>
+      <w:proofErr w:type="spellStart"/>
+      <w:r>
+        <w:t>findNextProcess</w:t>
+      </w:r>
+      <w:proofErr w:type="spellEnd"/>
+      <w:r>
+        <w:t xml:space="preserve">(at, </w:t>
+      </w:r>
+      <w:proofErr w:type="spellStart"/>
+      <w:r>
+        <w:t>bt</w:t>
+      </w:r>
+      <w:proofErr w:type="spellEnd"/>
+      <w:r>
+        <w:t xml:space="preserve">, </w:t>
+      </w:r>
+      <w:proofErr w:type="spellStart"/>
+      <w:r>
+        <w:t>is_completed</w:t>
+      </w:r>
+      <w:proofErr w:type="spellEnd"/>
+      <w:r>
+        <w:t xml:space="preserve">, n, </w:t>
+      </w:r>
+      <w:proofErr w:type="spellStart"/>
+      <w:r>
+        <w:t>current_time</w:t>
+      </w:r>
+      <w:proofErr w:type="spellEnd"/>
+      <w:r>
+        <w:t>);</w:t>
+      </w:r>
+    </w:p>
+    <w:p>
+      <w:pPr>
+        <w:spacing w:after="0" w:line="360" w:lineRule="auto"/>
+      </w:pPr>
+      <w:r>
+        <w:tab/>
+      </w:r>
+      <w:r>
+        <w:tab/>
+        <w:t>if (index == -1) {</w:t>
+      </w:r>
+    </w:p>
+    <w:p>
+      <w:pPr>
+        <w:spacing w:after="0" w:line="360" w:lineRule="auto"/>
+      </w:pPr>
+      <w:r>
+        <w:t xml:space="preserve">            </w:t>
+      </w:r>
+      <w:proofErr w:type="spellStart"/>
+      <w:r>
+        <w:t>current_time</w:t>
+      </w:r>
+      <w:proofErr w:type="spellEnd"/>
+      <w:r>
+        <w:t>++;</w:t>
+      </w:r>
+    </w:p>
+    <w:p>
+      <w:pPr>
+        <w:spacing w:after="0" w:line="360" w:lineRule="auto"/>
+      </w:pPr>
+      <w:r>
+        <w:t xml:space="preserve">        } else {</w:t>
+      </w:r>
+    </w:p>
+    <w:p>
+      <w:pPr>
+        <w:spacing w:after="0" w:line="360" w:lineRule="auto"/>
+      </w:pPr>
+      <w:r>
+        <w:t xml:space="preserve">            </w:t>
+      </w:r>
+      <w:proofErr w:type="spellStart"/>
+      <w:r>
+        <w:t>wt</w:t>
+      </w:r>
+      <w:proofErr w:type="spellEnd"/>
+      <w:r>
+        <w:t xml:space="preserve">[index] = </w:t>
+      </w:r>
+      <w:proofErr w:type="spellStart"/>
+      <w:r>
+        <w:t>current_time</w:t>
+      </w:r>
+      <w:proofErr w:type="spellEnd"/>
+      <w:r>
+        <w:t xml:space="preserve"> - at[index];</w:t>
+      </w:r>
+    </w:p>
+    <w:p>
+      <w:pPr>
+        <w:spacing w:after="0" w:line="360" w:lineRule="auto"/>
+      </w:pPr>
+      <w:r>
+        <w:t xml:space="preserve">            </w:t>
+      </w:r>
+      <w:proofErr w:type="spellStart"/>
+      <w:r>
+        <w:t>current_time</w:t>
+      </w:r>
+      <w:proofErr w:type="spellEnd"/>
+      <w:r>
+        <w:t xml:space="preserve"> += </w:t>
+      </w:r>
+      <w:proofErr w:type="spellStart"/>
+      <w:r>
+        <w:t>bt</w:t>
+      </w:r>
+      <w:proofErr w:type="spellEnd"/>
+      <w:r>
+        <w:t>[index];</w:t>
+      </w:r>
+    </w:p>
+    <w:p>
+      <w:pPr>
+        <w:spacing w:after="0" w:line="360" w:lineRule="auto"/>
+      </w:pPr>
+      <w:r>
+        <w:t xml:space="preserve">            </w:t>
+      </w:r>
+      <w:proofErr w:type="spellStart"/>
+      <w:r>
+        <w:t>tat</w:t>
+      </w:r>
+      <w:proofErr w:type="spellEnd"/>
+      <w:r>
+        <w:t xml:space="preserve">[index] = </w:t>
+      </w:r>
+      <w:proofErr w:type="spellStart"/>
+      <w:r>
+        <w:t>wt</w:t>
+      </w:r>
+      <w:proofErr w:type="spellEnd"/>
+      <w:r>
+        <w:t xml:space="preserve">[index] + </w:t>
+      </w:r>
+      <w:proofErr w:type="spellStart"/>
+      <w:r>
+        <w:t>bt</w:t>
+      </w:r>
+      <w:proofErr w:type="spellEnd"/>
+      <w:r>
+        <w:t>[index];</w:t>
+      </w:r>
+    </w:p>
+    <w:p>
+      <w:pPr>
+        <w:spacing w:after="0" w:line="360" w:lineRule="auto"/>
+      </w:pPr>
+    </w:p>
+    <w:p>
+      <w:pPr>
+        <w:spacing w:after="0" w:line="360" w:lineRule="auto"/>
+      </w:pPr>
+      <w:r>
+        <w:t xml:space="preserve">            </w:t>
+      </w:r>
+      <w:proofErr w:type="spellStart"/>
+      <w:r>
+        <w:t>is_completed</w:t>
+      </w:r>
+      <w:proofErr w:type="spellEnd"/>
+      <w:r>
+        <w:t>[index] = 1;</w:t>
+      </w:r>
+    </w:p>
+    <w:p>
+      <w:pPr>
+        <w:spacing w:after="0" w:line="360" w:lineRule="auto"/>
+      </w:pPr>
+      <w:r>
+        <w:t xml:space="preserve">            completed++;</w:t>
+      </w:r>
+    </w:p>
+    <w:p>
+      <w:pPr>
+        <w:spacing w:after="0" w:line="360" w:lineRule="auto"/>
+      </w:pPr>
+      <w:r>
+        <w:t xml:space="preserve">        }</w:t>
+      </w:r>
+    </w:p>
+    <w:p>
+      <w:pPr>
+        <w:spacing w:after="0" w:line="360" w:lineRule="auto"/>
+      </w:pPr>
+      <w:r>
+        <w:t xml:space="preserve">    }</w:t>
+      </w:r>
+    </w:p>
+    <w:p>
+      <w:pPr>
+        <w:spacing w:after="0" w:line="360" w:lineRule="auto"/>
+      </w:pPr>
+      <w:r>
+        <w:t>}</w:t>
+      </w:r>
+    </w:p>
+    <w:p>
+      <w:pPr>
+        <w:spacing w:after="0" w:line="360" w:lineRule="auto"/>
+      </w:pPr>
+    </w:p>
+    <w:p>
+      <w:pPr>
+        <w:spacing w:after="0" w:line="360" w:lineRule="auto"/>
+      </w:pPr>
+      <w:r>
+        <w:t xml:space="preserve">void print(int </w:t>
+      </w:r>
+      <w:proofErr w:type="spellStart"/>
+      <w:r>
+        <w:t>pid</w:t>
+      </w:r>
+      <w:proofErr w:type="spellEnd"/>
+      <w:r>
+        <w:t xml:space="preserve">[], int at[], int </w:t>
+      </w:r>
+      <w:proofErr w:type="spellStart"/>
+      <w:r>
+        <w:t>bt</w:t>
+      </w:r>
+      <w:proofErr w:type="spellEnd"/>
+      <w:r>
+        <w:t xml:space="preserve">[], int </w:t>
+      </w:r>
+      <w:proofErr w:type="spellStart"/>
+      <w:r>
+        <w:t>wt</w:t>
+      </w:r>
+      <w:proofErr w:type="spellEnd"/>
+      <w:r>
+        <w:t xml:space="preserve">[], int </w:t>
+      </w:r>
+      <w:proofErr w:type="spellStart"/>
+      <w:r>
+        <w:t>tat</w:t>
+      </w:r>
+      <w:proofErr w:type="spellEnd"/>
+      <w:r>
+        <w:t>[], int n) {</w:t>
+      </w:r>
+    </w:p>
+    <w:p>
+      <w:pPr>
+        <w:spacing w:after="0" w:line="360" w:lineRule="auto"/>
+      </w:pPr>
+      <w:r>
+        <w:t xml:space="preserve">    float </w:t>
+      </w:r>
+      <w:proofErr w:type="spellStart"/>
+      <w:r>
+        <w:t>avg_wt</w:t>
+      </w:r>
+      <w:proofErr w:type="spellEnd"/>
+      <w:r>
+        <w:t xml:space="preserve"> = 0, </w:t>
+      </w:r>
+      <w:proofErr w:type="spellStart"/>
+      <w:r>
+        <w:t>avg_tat</w:t>
+      </w:r>
+      <w:proofErr w:type="spellEnd"/>
+      <w:r>
+        <w:t xml:space="preserve"> = 0;</w:t>
+      </w:r>
+    </w:p>
+    <w:p>
+      <w:pPr>
+        <w:spacing w:after="0" w:line="360" w:lineRule="auto"/>
+      </w:pPr>
+      <w:r>
+        <w:t xml:space="preserve">    int </w:t>
+      </w:r>
+      <w:proofErr w:type="spellStart"/>
+      <w:r>
+        <w:t>i</w:t>
+      </w:r>
+      <w:proofErr w:type="spellEnd"/>
+      <w:r>
+        <w:t>;</w:t>
+      </w:r>
+    </w:p>
+    <w:p>
+      <w:pPr>
+        <w:spacing w:after="0" w:line="360" w:lineRule="auto"/>
+      </w:pPr>
+      <w:r>
+        <w:t xml:space="preserve">    </w:t>
+      </w:r>
+      <w:proofErr w:type="spellStart"/>
+      <w:r>
+        <w:t>printf</w:t>
+      </w:r>
+      <w:proofErr w:type="spellEnd"/>
+      <w:r>
+        <w:t>("Process Scheduling: SJF\n");</w:t>
+      </w:r>
+    </w:p>
+    <w:p>
+      <w:pPr>
+        <w:spacing w:after="0" w:line="360" w:lineRule="auto"/>
+      </w:pPr>
+      <w:r>
+        <w:t xml:space="preserve">    </w:t>
+      </w:r>
+      <w:proofErr w:type="spellStart"/>
+      <w:r>
+        <w:t>printf</w:t>
+      </w:r>
+      <w:proofErr w:type="spellEnd"/>
+      <w:r>
+        <w:t>("\</w:t>
+      </w:r>
+      <w:proofErr w:type="spellStart"/>
+      <w:r>
+        <w:t>nPID</w:t>
+      </w:r>
+      <w:proofErr w:type="spellEnd"/>
+      <w:r>
+        <w:t>\</w:t>
+      </w:r>
+      <w:proofErr w:type="spellStart"/>
+      <w:r>
+        <w:t>tAT</w:t>
+      </w:r>
+      <w:proofErr w:type="spellEnd"/>
+      <w:r>
+        <w:t>\</w:t>
+      </w:r>
+      <w:proofErr w:type="spellStart"/>
+      <w:r>
+        <w:t>tBT</w:t>
+      </w:r>
+      <w:proofErr w:type="spellEnd"/>
+      <w:r>
+        <w:t>\</w:t>
+      </w:r>
+      <w:proofErr w:type="spellStart"/>
+      <w:r>
+        <w:t>tWT</w:t>
+      </w:r>
+      <w:proofErr w:type="spellEnd"/>
+      <w:r>
+        <w:t>\</w:t>
+      </w:r>
+      <w:proofErr w:type="spellStart"/>
+      <w:r>
+        <w:t>tTAT</w:t>
+      </w:r>
+      <w:proofErr w:type="spellEnd"/>
+      <w:r>
+        <w:t>\n");</w:t>
+      </w:r>
+    </w:p>
+    <w:p>
+      <w:pPr>
+        <w:spacing w:after="0" w:line="360" w:lineRule="auto"/>
+      </w:pPr>
+    </w:p>
+    <w:p>
+      <w:pPr>
+        <w:spacing w:after="0" w:line="360" w:lineRule="auto"/>
+      </w:pPr>
+      <w:r>
+        <w:t xml:space="preserve">    for (</w:t>
+      </w:r>
+      <w:proofErr w:type="spellStart"/>
+      <w:r>
+        <w:t>i</w:t>
+      </w:r>
+      <w:proofErr w:type="spellEnd"/>
+      <w:r>
+        <w:t xml:space="preserve"> = 0; </w:t>
+      </w:r>
+      <w:proofErr w:type="spellStart"/>
+      <w:r>
+        <w:t>i</w:t>
+      </w:r>
+      <w:proofErr w:type="spellEnd"/>
+      <w:r>
+        <w:t xml:space="preserve"> &lt; n; </w:t>
+      </w:r>
+      <w:proofErr w:type="spellStart"/>
+      <w:r>
+        <w:t>i</w:t>
+      </w:r>
+      <w:proofErr w:type="spellEnd"/>
+      <w:r>
+        <w:t>++) {</w:t>
+      </w:r>
+    </w:p>
+    <w:p>
+      <w:pPr>
+        <w:spacing w:after="0" w:line="360" w:lineRule="auto"/>
+      </w:pPr>
+      <w:r>
+        <w:t xml:space="preserve">        </w:t>
+      </w:r>
+      <w:proofErr w:type="spellStart"/>
+      <w:r>
+        <w:t>printf</w:t>
+      </w:r>
+      <w:proofErr w:type="spellEnd"/>
+      <w:r>
+        <w:t>("</w:t>
+      </w:r>
+      <w:proofErr w:type="spellStart"/>
+      <w:r>
+        <w:t>P%d</w:t>
+      </w:r>
+      <w:proofErr w:type="spellEnd"/>
+      <w:r>
+        <w:t>\</w:t>
+      </w:r>
+      <w:proofErr w:type="spellStart"/>
+      <w:r>
+        <w:t>t%d</w:t>
+      </w:r>
+      <w:proofErr w:type="spellEnd"/>
+      <w:r>
+        <w:t>\</w:t>
+      </w:r>
+      <w:proofErr w:type="spellStart"/>
+      <w:r>
+        <w:t>t%d</w:t>
+      </w:r>
+      <w:proofErr w:type="spellEnd"/>
+      <w:r>
+        <w:t>\</w:t>
+      </w:r>
+      <w:proofErr w:type="spellStart"/>
+      <w:r>
+        <w:t>t%d</w:t>
+      </w:r>
+      <w:proofErr w:type="spellEnd"/>
+      <w:r>
+        <w:t>\</w:t>
+      </w:r>
+      <w:proofErr w:type="spellStart"/>
+      <w:r>
+        <w:t>t%d</w:t>
+      </w:r>
+      <w:proofErr w:type="spellEnd"/>
+      <w:r>
+        <w:t>\n",</w:t>
+      </w:r>
+      <w:proofErr w:type="spellStart"/>
+      <w:r>
+        <w:t>pid</w:t>
+      </w:r>
+      <w:proofErr w:type="spellEnd"/>
+      <w:r>
+        <w:t>[</w:t>
+      </w:r>
+      <w:proofErr w:type="spellStart"/>
+      <w:r>
+        <w:t>i</w:t>
+      </w:r>
+      <w:proofErr w:type="spellEnd"/>
+      <w:r>
+        <w:t>], at[</w:t>
+      </w:r>
+      <w:proofErr w:type="spellStart"/>
+      <w:r>
+        <w:t>i</w:t>
+      </w:r>
+      <w:proofErr w:type="spellEnd"/>
+      <w:r>
+        <w:t xml:space="preserve">], </w:t>
+      </w:r>
+      <w:proofErr w:type="spellStart"/>
+      <w:r>
+        <w:t>bt</w:t>
+      </w:r>
+      <w:proofErr w:type="spellEnd"/>
+      <w:r>
+        <w:t>[</w:t>
+      </w:r>
+      <w:proofErr w:type="spellStart"/>
+      <w:r>
+        <w:t>i</w:t>
+      </w:r>
+      <w:proofErr w:type="spellEnd"/>
+      <w:r>
+        <w:t xml:space="preserve">], </w:t>
+      </w:r>
+      <w:proofErr w:type="spellStart"/>
+      <w:r>
+        <w:t>wt</w:t>
+      </w:r>
+      <w:proofErr w:type="spellEnd"/>
+      <w:r>
+        <w:t>[</w:t>
+      </w:r>
+      <w:proofErr w:type="spellStart"/>
+      <w:r>
+        <w:t>i</w:t>
+      </w:r>
+      <w:proofErr w:type="spellEnd"/>
+      <w:r>
+        <w:t>], tat[</w:t>
+      </w:r>
+      <w:proofErr w:type="spellStart"/>
+      <w:r>
+        <w:t>i</w:t>
+      </w:r>
+      <w:proofErr w:type="spellEnd"/>
+      <w:r>
+        <w:t>]);</w:t>
+      </w:r>
+    </w:p>
+    <w:p>
+      <w:pPr>
+        <w:spacing w:after="0" w:line="360" w:lineRule="auto"/>
+      </w:pPr>
+      <w:r>
+        <w:t xml:space="preserve">        </w:t>
+      </w:r>
+      <w:proofErr w:type="spellStart"/>
+      <w:r>
+        <w:t>avg_wt</w:t>
+      </w:r>
+      <w:proofErr w:type="spellEnd"/>
+      <w:r>
+        <w:t xml:space="preserve"> += </w:t>
+      </w:r>
+      <w:proofErr w:type="spellStart"/>
+      <w:r>
+        <w:t>wt</w:t>
+      </w:r>
+      <w:proofErr w:type="spellEnd"/>
+      <w:r>
+        <w:t>[</w:t>
+      </w:r>
+      <w:proofErr w:type="spellStart"/>
+      <w:r>
+        <w:t>i</w:t>
+      </w:r>
+      <w:proofErr w:type="spellEnd"/>
+      <w:r>
+        <w:t>];</w:t>
+      </w:r>
+    </w:p>
+    <w:p>
+      <w:pPr>
+        <w:spacing w:after="0" w:line="360" w:lineRule="auto"/>
+      </w:pPr>
+      <w:r>
+        <w:t xml:space="preserve">        </w:t>
+      </w:r>
+      <w:proofErr w:type="spellStart"/>
+      <w:r>
+        <w:t>avg_tat</w:t>
+      </w:r>
+      <w:proofErr w:type="spellEnd"/>
+      <w:r>
+        <w:t xml:space="preserve"> += tat[</w:t>
+      </w:r>
+      <w:proofErr w:type="spellStart"/>
+      <w:r>
+        <w:t>i</w:t>
+      </w:r>
+      <w:proofErr w:type="spellEnd"/>
+      <w:r>
+        <w:t>];</w:t>
+      </w:r>
+    </w:p>
+    <w:p>
+      <w:pPr>
+        <w:spacing w:after="0" w:line="360" w:lineRule="auto"/>
+      </w:pPr>
+      <w:r>
+        <w:t xml:space="preserve">    }</w:t>
+      </w:r>
+    </w:p>
+    <w:p>
+      <w:pPr>
+        <w:spacing w:after="0" w:line="360" w:lineRule="auto"/>
+      </w:pPr>
+      <w:r>
+        <w:t xml:space="preserve">    </w:t>
+      </w:r>
+      <w:proofErr w:type="spellStart"/>
+      <w:r>
+        <w:t>printf</w:t>
+      </w:r>
+      <w:proofErr w:type="spellEnd"/>
+      <w:r>
+        <w:t>("Average waiting time= %f\n",</w:t>
+      </w:r>
+      <w:proofErr w:type="spellStart"/>
+      <w:r>
+        <w:t>avg_wt</w:t>
+      </w:r>
+      <w:proofErr w:type="spellEnd"/>
+      <w:r>
+        <w:t>/n);</w:t>
+      </w:r>
+    </w:p>
+    <w:p>
+      <w:pPr>
+        <w:spacing w:after="0" w:line="360" w:lineRule="auto"/>
+      </w:pPr>
+      <w:r>
+        <w:t xml:space="preserve">    </w:t>
+      </w:r>
+      <w:proofErr w:type="spellStart"/>
+      <w:r>
+        <w:t>printf</w:t>
+      </w:r>
+      <w:proofErr w:type="spellEnd"/>
+      <w:r>
+        <w:t xml:space="preserve">("Average </w:t>
+      </w:r>
+      <w:proofErr w:type="spellStart"/>
+      <w:r>
+        <w:t>turn around</w:t>
+      </w:r>
+      <w:proofErr w:type="spellEnd"/>
+      <w:r>
+        <w:t xml:space="preserve"> time= %f",</w:t>
+      </w:r>
+      <w:proofErr w:type="spellStart"/>
+      <w:r>
+        <w:t>avg_tat</w:t>
+      </w:r>
+      <w:proofErr w:type="spellEnd"/>
+      <w:r>
+        <w:t>/n);</w:t>
+      </w:r>
+    </w:p>
+    <w:p>
+      <w:pPr>
+        <w:spacing w:after="0" w:line="360" w:lineRule="auto"/>
+      </w:pPr>
+      <w:r>
+        <w:t>}</w:t>
+      </w:r>
+    </w:p>
+    <w:p>
+      <w:pPr>
+        <w:spacing w:after="0" w:line="360" w:lineRule="auto"/>
+      </w:pPr>
+    </w:p>
+    <w:p>
+      <w:pPr>
+        <w:spacing w:after="0" w:line="360" w:lineRule="auto"/>
+      </w:pPr>
+      <w:r>
+        <w:t>int main() {</w:t>
+      </w:r>
+    </w:p>
+    <w:p>
+      <w:pPr>
+        <w:spacing w:after="0" w:line="360" w:lineRule="auto"/>
+      </w:pPr>
+      <w:r>
+        <w:t xml:space="preserve">    int n = 3;</w:t>
+      </w:r>
+    </w:p>
+    <w:p>
+      <w:pPr>
+        <w:spacing w:after="0" w:line="360" w:lineRule="auto"/>
+      </w:pPr>
+    </w:p>
+    <w:p>
+      <w:pPr>
+        <w:spacing w:after="0" w:line="360" w:lineRule="auto"/>
+      </w:pPr>
+      <w:r>
+        <w:t xml:space="preserve">    int </w:t>
+      </w:r>
+      <w:proofErr w:type="spellStart"/>
+      <w:r>
+        <w:t>pid</w:t>
+      </w:r>
+      <w:proofErr w:type="spellEnd"/>
+      <w:r>
+        <w:t>[3] = {1, 2, 3};</w:t>
+      </w:r>
+    </w:p>
+    <w:p>
+      <w:pPr>
+        <w:spacing w:after="0" w:line="360" w:lineRule="auto"/>
+      </w:pPr>
+      <w:r>
+        <w:t xml:space="preserve">    int at[3]  = {0, 3, 2};</w:t>
+      </w:r>
+    </w:p>
+    <w:p>
+      <w:pPr>
+        <w:spacing w:after="0" w:line="360" w:lineRule="auto"/>
+      </w:pPr>
+      <w:r>
+        <w:t xml:space="preserve">    int </w:t>
+      </w:r>
+      <w:proofErr w:type="spellStart"/>
+      <w:r>
+        <w:t>bt</w:t>
+      </w:r>
+      <w:proofErr w:type="spellEnd"/>
+      <w:r>
+        <w:t>[3]  = {3, 5, 4};</w:t>
+      </w:r>
+    </w:p>
+    <w:p>
+      <w:pPr>
+        <w:spacing w:after="0" w:line="360" w:lineRule="auto"/>
+      </w:pPr>
+    </w:p>
+    <w:p>
+      <w:pPr>
+        <w:spacing w:after="0" w:line="360" w:lineRule="auto"/>
+      </w:pPr>
+      <w:r>
+        <w:t xml:space="preserve">    int </w:t>
+      </w:r>
+      <w:proofErr w:type="spellStart"/>
+      <w:r>
+        <w:t>wt</w:t>
+      </w:r>
+      <w:proofErr w:type="spellEnd"/>
+      <w:r>
+        <w:t>[3], tat[3], ft[3];</w:t>
+      </w:r>
+    </w:p>
+    <w:p>
+      <w:pPr>
+        <w:spacing w:after="0" w:line="360" w:lineRule="auto"/>
+      </w:pPr>
+    </w:p>
+    <w:p>
+      <w:pPr>
+        <w:spacing w:after="0" w:line="360" w:lineRule="auto"/>
+      </w:pPr>
+      <w:r>
+        <w:t xml:space="preserve">    </w:t>
+      </w:r>
+      <w:proofErr w:type="spellStart"/>
+      <w:r>
+        <w:t>sjf</w:t>
+      </w:r>
+      <w:proofErr w:type="spellEnd"/>
+      <w:r>
+        <w:t>(</w:t>
+      </w:r>
+      <w:proofErr w:type="spellStart"/>
+      <w:r>
+        <w:t>pid</w:t>
+      </w:r>
+      <w:proofErr w:type="spellEnd"/>
+      <w:r>
+        <w:t xml:space="preserve">, at, </w:t>
+      </w:r>
+      <w:proofErr w:type="spellStart"/>
+      <w:r>
+        <w:t>bt</w:t>
+      </w:r>
+      <w:proofErr w:type="spellEnd"/>
+      <w:r>
+        <w:t xml:space="preserve">, </w:t>
+      </w:r>
+      <w:proofErr w:type="spellStart"/>
+      <w:r>
+        <w:t>wt</w:t>
+      </w:r>
+      <w:proofErr w:type="spellEnd"/>
+      <w:r>
+        <w:t>, tat, n);</w:t>
+      </w:r>
+    </w:p>
+    <w:p>
+      <w:pPr>
+        <w:spacing w:after="0" w:line="360" w:lineRule="auto"/>
+      </w:pPr>
+    </w:p>
+    <w:p>
+      <w:pPr>
+        <w:spacing w:after="0" w:line="360" w:lineRule="auto"/>
+      </w:pPr>
+      <w:r>
+        <w:t xml:space="preserve">    print(</w:t>
+      </w:r>
+      <w:proofErr w:type="spellStart"/>
+      <w:r>
+        <w:t>pid</w:t>
+      </w:r>
+      <w:proofErr w:type="spellEnd"/>
+      <w:r>
+        <w:t xml:space="preserve">, at, </w:t>
+      </w:r>
+      <w:proofErr w:type="spellStart"/>
+      <w:r>
+        <w:t>bt</w:t>
+      </w:r>
+      <w:proofErr w:type="spellEnd"/>
+      <w:r>
+        <w:t xml:space="preserve">, </w:t>
+      </w:r>
+      <w:proofErr w:type="spellStart"/>
+      <w:r>
+        <w:t>wt</w:t>
+      </w:r>
+      <w:proofErr w:type="spellEnd"/>
+      <w:r>
+        <w:t>, tat, n);</w:t>
+      </w:r>
+    </w:p>
+    <w:p>
+      <w:pPr>
+        <w:spacing w:after="0" w:line="360" w:lineRule="auto"/>
+      </w:pPr>
+    </w:p>
+    <w:p>
+      <w:pPr>
+        <w:spacing w:after="0" w:line="360" w:lineRule="auto"/>
+      </w:pPr>
+      <w:r>
+        <w:t xml:space="preserve">    return 0;</w:t>
+      </w:r>
+    </w:p>
+    <w:p>
+      <w:pPr>
+        <w:spacing w:after="0" w:line="360" w:lineRule="auto"/>
+      </w:pPr>
+      <w:r>
+        <w:t>}</w:t>
+      </w:r>
+    </w:p>
+    <w:p>
+      <w:pPr>
+        <w:pStyle w:val="Heading3"/>
+      </w:pPr>
+      <w:r>
+        <w:t>3. Shortest Remaining Time Next (SRTN)</w:t>
+      </w:r>
+    </w:p>
+    <w:p>
+      <w:pPr>
+        <w:spacing w:after="0" w:line="360" w:lineRule="auto"/>
+      </w:pPr>
+      <w:r>
+        <w:t>#include &lt;</w:t>
+      </w:r>
+      <w:proofErr w:type="spellStart"/>
+      <w:r>
+        <w:t>stdio.h</w:t>
+      </w:r>
+      <w:proofErr w:type="spellEnd"/>
+      <w:r>
+        <w:t>&gt;</w:t>
+      </w:r>
+    </w:p>
+    <w:p>
+      <w:pPr>
+        <w:spacing w:after="0" w:line="360" w:lineRule="auto"/>
+      </w:pPr>
+    </w:p>
+    <w:p>
+      <w:pPr>
+        <w:spacing w:after="0" w:line="360" w:lineRule="auto"/>
+      </w:pPr>
+      <w:r>
+        <w:t xml:space="preserve">int </w:t>
+      </w:r>
+      <w:proofErr w:type="spellStart"/>
+      <w:r>
+        <w:t>findNextProcess</w:t>
+      </w:r>
+      <w:proofErr w:type="spellEnd"/>
+      <w:r>
+        <w:t xml:space="preserve">(int at[], int rt[], int </w:t>
+      </w:r>
+      <w:proofErr w:type="spellStart"/>
+      <w:r>
+        <w:t>is_completed</w:t>
+      </w:r>
+      <w:proofErr w:type="spellEnd"/>
+      <w:r>
+        <w:t xml:space="preserve">[], int n, int </w:t>
+      </w:r>
+      <w:proofErr w:type="spellStart"/>
+      <w:r>
+        <w:t>current_time</w:t>
+      </w:r>
+      <w:proofErr w:type="spellEnd"/>
+      <w:r>
+        <w:t>) {</w:t>
+      </w:r>
+    </w:p>
+    <w:p>
+      <w:pPr>
+        <w:spacing w:after="0" w:line="360" w:lineRule="auto"/>
+      </w:pPr>
+      <w:r>
+        <w:t xml:space="preserve">    int </w:t>
+      </w:r>
+      <w:proofErr w:type="spellStart"/>
+      <w:r>
+        <w:t>min_index</w:t>
+      </w:r>
+      <w:proofErr w:type="spellEnd"/>
+      <w:r>
+        <w:t xml:space="preserve"> = -1;</w:t>
+      </w:r>
+    </w:p>
+    <w:p>
+      <w:pPr>
+        <w:spacing w:after="0" w:line="360" w:lineRule="auto"/>
+      </w:pPr>
+      <w:r>
+        <w:t xml:space="preserve">    int </w:t>
+      </w:r>
+      <w:proofErr w:type="spellStart"/>
+      <w:r>
+        <w:t>i</w:t>
+      </w:r>
+      <w:proofErr w:type="spellEnd"/>
+      <w:r>
+        <w:t>;</w:t>
+      </w:r>
+    </w:p>
+    <w:p>
+      <w:pPr>
+        <w:spacing w:after="0" w:line="360" w:lineRule="auto"/>
+      </w:pPr>
+    </w:p>
+    <w:p>
+      <w:pPr>
+        <w:spacing w:after="0" w:line="360" w:lineRule="auto"/>
+      </w:pPr>
+      <w:r>
+        <w:t xml:space="preserve">    for (</w:t>
+      </w:r>
+      <w:proofErr w:type="spellStart"/>
+      <w:r>
+        <w:t>i</w:t>
+      </w:r>
+      <w:proofErr w:type="spellEnd"/>
+      <w:r>
+        <w:t xml:space="preserve"> = 0; </w:t>
+      </w:r>
+      <w:proofErr w:type="spellStart"/>
+      <w:r>
+        <w:t>i</w:t>
+      </w:r>
+      <w:proofErr w:type="spellEnd"/>
+      <w:r>
+        <w:t xml:space="preserve"> &lt; n; </w:t>
+      </w:r>
+      <w:proofErr w:type="spellStart"/>
+      <w:r>
+        <w:t>i</w:t>
+      </w:r>
+      <w:proofErr w:type="spellEnd"/>
+      <w:r>
+        <w:t>++) {</w:t>
+      </w:r>
+    </w:p>
+    <w:p>
+      <w:pPr>
+        <w:spacing w:after="0" w:line="360" w:lineRule="auto"/>
+      </w:pPr>
+      <w:r>
+        <w:t xml:space="preserve">        if (at[</w:t>
+      </w:r>
+      <w:proofErr w:type="spellStart"/>
+      <w:r>
+        <w:t>i</w:t>
+      </w:r>
+      <w:proofErr w:type="spellEnd"/>
+      <w:r>
+        <w:t xml:space="preserve">] &lt;= </w:t>
+      </w:r>
+      <w:proofErr w:type="spellStart"/>
+      <w:r>
+        <w:t>current_time</w:t>
+      </w:r>
+      <w:proofErr w:type="spellEnd"/>
+      <w:r>
+        <w:t xml:space="preserve"> &amp;&amp; </w:t>
+      </w:r>
+      <w:proofErr w:type="spellStart"/>
+      <w:r>
+        <w:t>is_completed</w:t>
+      </w:r>
+      <w:proofErr w:type="spellEnd"/>
+      <w:r>
+        <w:t>[</w:t>
+      </w:r>
+      <w:proofErr w:type="spellStart"/>
+      <w:r>
+        <w:t>i</w:t>
+      </w:r>
+      <w:proofErr w:type="spellEnd"/>
+      <w:r>
+        <w:t>] == 0) {</w:t>
+      </w:r>
+    </w:p>
+    <w:p>
+      <w:pPr>
+        <w:spacing w:after="0" w:line="360" w:lineRule="auto"/>
+      </w:pPr>
+      <w:r>
+        <w:t xml:space="preserve">            if (</w:t>
+      </w:r>
+      <w:proofErr w:type="spellStart"/>
+      <w:r>
+        <w:t>min_index</w:t>
+      </w:r>
+      <w:proofErr w:type="spellEnd"/>
+      <w:r>
+        <w:t xml:space="preserve"> == -1 || rt[</w:t>
+      </w:r>
+      <w:proofErr w:type="spellStart"/>
+      <w:r>
+        <w:t>i</w:t>
+      </w:r>
+      <w:proofErr w:type="spellEnd"/>
+      <w:r>
+        <w:t>] &lt; rt[</w:t>
+      </w:r>
+      <w:proofErr w:type="spellStart"/>
+      <w:r>
+        <w:t>min_index</w:t>
+      </w:r>
+      <w:proofErr w:type="spellEnd"/>
+      <w:r>
+        <w:t>]) {</w:t>
+      </w:r>
+    </w:p>
+    <w:p>
+      <w:pPr>
+        <w:spacing w:after="0" w:line="360" w:lineRule="auto"/>
+      </w:pPr>
+      <w:r>
+        <w:t xml:space="preserve">                </w:t>
+      </w:r>
+      <w:proofErr w:type="spellStart"/>
+      <w:r>
+        <w:t>min_index</w:t>
+      </w:r>
+      <w:proofErr w:type="spellEnd"/>
+      <w:r>
+        <w:t xml:space="preserve"> = </w:t>
+      </w:r>
+      <w:proofErr w:type="spellStart"/>
+      <w:r>
+        <w:t>i</w:t>
+      </w:r>
+      <w:proofErr w:type="spellEnd"/>
+      <w:r>
+        <w:t>;</w:t>
+      </w:r>
+    </w:p>
+    <w:p>
+      <w:pPr>
+        <w:spacing w:after="0" w:line="360" w:lineRule="auto"/>
+      </w:pPr>
+      <w:r>
+        <w:t xml:space="preserve">            }</w:t>
+      </w:r>
+    </w:p>
+    <w:p>
+      <w:pPr>
+        <w:spacing w:after="0" w:line="360" w:lineRule="auto"/>
+      </w:pPr>
+      <w:r>
+        <w:t xml:space="preserve">        }</w:t>
+      </w:r>
+    </w:p>
+    <w:p>
+      <w:pPr>
+        <w:spacing w:after="0" w:line="360" w:lineRule="auto"/>
+      </w:pPr>
+      <w:r>
+        <w:t xml:space="preserve">    }</w:t>
+      </w:r>
+    </w:p>
+    <w:p>
+      <w:pPr>
+        <w:spacing w:after="0" w:line="360" w:lineRule="auto"/>
+      </w:pPr>
+    </w:p>
+    <w:p>
+      <w:pPr>
+        <w:spacing w:after="0" w:line="360" w:lineRule="auto"/>
+      </w:pPr>
+      <w:r>
+        <w:t xml:space="preserve">    return </w:t>
+      </w:r>
+      <w:proofErr w:type="spellStart"/>
+      <w:r>
+        <w:t>min_index</w:t>
+      </w:r>
+      <w:proofErr w:type="spellEnd"/>
+      <w:r>
+        <w:t>;</w:t>
+      </w:r>
+    </w:p>
+    <w:p>
+      <w:pPr>
+        <w:spacing w:after="0" w:line="360" w:lineRule="auto"/>
+      </w:pPr>
+      <w:r>
+        <w:t>}</w:t>
+      </w:r>
+    </w:p>
+    <w:p>
+      <w:pPr>
+        <w:spacing w:after="0" w:line="360" w:lineRule="auto"/>
+      </w:pPr>
+    </w:p>
+    <w:p>
+      <w:pPr>
+        <w:spacing w:after="0" w:line="360" w:lineRule="auto"/>
+      </w:pPr>
+      <w:r>
+        <w:t xml:space="preserve">void </w:t>
+      </w:r>
+      <w:proofErr w:type="spellStart"/>
+      <w:r>
+        <w:t>srtn</w:t>
+      </w:r>
+      <w:proofErr w:type="spellEnd"/>
+      <w:r>
+        <w:t xml:space="preserve">(int </w:t>
+      </w:r>
+      <w:proofErr w:type="spellStart"/>
+      <w:r>
+        <w:t>pid</w:t>
+      </w:r>
+      <w:proofErr w:type="spellEnd"/>
+      <w:r>
+        <w:t xml:space="preserve">[], int at[], int </w:t>
+      </w:r>
+      <w:proofErr w:type="spellStart"/>
+      <w:r>
+        <w:t>bt</w:t>
+      </w:r>
+      <w:proofErr w:type="spellEnd"/>
+      <w:r>
+        <w:t xml:space="preserve">[], int </w:t>
+      </w:r>
+      <w:proofErr w:type="spellStart"/>
+      <w:r>
+        <w:t>wt</w:t>
+      </w:r>
+      <w:proofErr w:type="spellEnd"/>
+      <w:r>
+        <w:t xml:space="preserve">[], int </w:t>
+      </w:r>
+      <w:proofErr w:type="spellStart"/>
+      <w:r>
+        <w:t>tat</w:t>
+      </w:r>
+      <w:proofErr w:type="spellEnd"/>
+      <w:r>
+        <w:t>[], int rt[], int n) {</w:t>
+      </w:r>
+    </w:p>
+    <w:p>
+      <w:pPr>
+        <w:spacing w:after="0" w:line="360" w:lineRule="auto"/>
+      </w:pPr>
+    </w:p>
+    <w:p>
+      <w:pPr>
+        <w:spacing w:after="0" w:line="360" w:lineRule="auto"/>
+      </w:pPr>
+      <w:r>
+        <w:t xml:space="preserve">    int completed = 0, </w:t>
+      </w:r>
+      <w:proofErr w:type="spellStart"/>
+      <w:r>
+        <w:t>current_time</w:t>
+      </w:r>
+      <w:proofErr w:type="spellEnd"/>
+      <w:r>
+        <w:t xml:space="preserve"> = 0, </w:t>
+      </w:r>
+      <w:proofErr w:type="spellStart"/>
+      <w:r>
+        <w:t>i</w:t>
+      </w:r>
+      <w:proofErr w:type="spellEnd"/>
+      <w:r>
+        <w:t>;</w:t>
+      </w:r>
+    </w:p>
+    <w:p>
+      <w:pPr>
+        <w:spacing w:after="0" w:line="360" w:lineRule="auto"/>
+      </w:pPr>
+      <w:r>
+        <w:t xml:space="preserve">    int </w:t>
+      </w:r>
+      <w:proofErr w:type="spellStart"/>
+      <w:r>
+        <w:t>is_completed</w:t>
+      </w:r>
+      <w:proofErr w:type="spellEnd"/>
+      <w:r>
+        <w:t>[n];</w:t>
+      </w:r>
+    </w:p>
+    <w:p>
+      <w:pPr>
+        <w:spacing w:after="0" w:line="360" w:lineRule="auto"/>
+      </w:pPr>
+    </w:p>
+    <w:p>
+      <w:pPr>
+        <w:spacing w:after="0" w:line="360" w:lineRule="auto"/>
+      </w:pPr>
+      <w:r>
+        <w:t xml:space="preserve">    for (</w:t>
+      </w:r>
+      <w:proofErr w:type="spellStart"/>
+      <w:r>
+        <w:t>i</w:t>
+      </w:r>
+      <w:proofErr w:type="spellEnd"/>
+      <w:r>
+        <w:t xml:space="preserve"> = 0; </w:t>
+      </w:r>
+      <w:proofErr w:type="spellStart"/>
+      <w:r>
+        <w:t>i</w:t>
+      </w:r>
+      <w:proofErr w:type="spellEnd"/>
+      <w:r>
+        <w:t xml:space="preserve"> &lt; n; </w:t>
+      </w:r>
+      <w:proofErr w:type="spellStart"/>
+      <w:r>
+        <w:t>i</w:t>
+      </w:r>
+      <w:proofErr w:type="spellEnd"/>
+      <w:r>
+        <w:t>++)</w:t>
+      </w:r>
+    </w:p>
+    <w:p>
+      <w:pPr>
+        <w:spacing w:after="0" w:line="360" w:lineRule="auto"/>
+      </w:pPr>
+      <w:r>
+        <w:t xml:space="preserve">        </w:t>
+      </w:r>
+      <w:proofErr w:type="spellStart"/>
+      <w:r>
+        <w:t>is_completed</w:t>
+      </w:r>
+      <w:proofErr w:type="spellEnd"/>
+      <w:r>
+        <w:t>[</w:t>
+      </w:r>
+      <w:proofErr w:type="spellStart"/>
+      <w:r>
+        <w:t>i</w:t>
+      </w:r>
+      <w:proofErr w:type="spellEnd"/>
+      <w:r>
+        <w:t>] = 0;</w:t>
+      </w:r>
+    </w:p>
+    <w:p>
+      <w:pPr>
+        <w:spacing w:after="0" w:line="360" w:lineRule="auto"/>
+      </w:pPr>
+    </w:p>
+    <w:p>
+      <w:pPr>
+        <w:spacing w:after="0" w:line="360" w:lineRule="auto"/>
+      </w:pPr>
+      <w:r>
+        <w:t xml:space="preserve">    while (completed != n) {</w:t>
+      </w:r>
+    </w:p>
+    <w:p>
+      <w:pPr>
+        <w:spacing w:after="0" w:line="360" w:lineRule="auto"/>
+      </w:pPr>
+    </w:p>
+    <w:p>
+      <w:pPr>
+        <w:spacing w:after="0" w:line="360" w:lineRule="auto"/>
+      </w:pPr>
+      <w:r>
+        <w:t xml:space="preserve">        int index = </w:t>
+      </w:r>
+      <w:proofErr w:type="spellStart"/>
+      <w:r>
+        <w:t>findNextProcess</w:t>
+      </w:r>
+      <w:proofErr w:type="spellEnd"/>
+      <w:r>
+        <w:t xml:space="preserve">(at, rt, </w:t>
+      </w:r>
+      <w:proofErr w:type="spellStart"/>
+      <w:r>
+        <w:t>is_completed</w:t>
+      </w:r>
+      <w:proofErr w:type="spellEnd"/>
+      <w:r>
+        <w:t xml:space="preserve">, n, </w:t>
+      </w:r>
+      <w:proofErr w:type="spellStart"/>
+      <w:r>
+        <w:t>current_time</w:t>
+      </w:r>
+      <w:proofErr w:type="spellEnd"/>
+      <w:r>
+        <w:t>);</w:t>
+      </w:r>
+    </w:p>
+    <w:p>
+      <w:pPr>
+        <w:spacing w:after="0" w:line="360" w:lineRule="auto"/>
+      </w:pPr>
+    </w:p>
+    <w:p>
+      <w:pPr>
+        <w:spacing w:after="0" w:line="360" w:lineRule="auto"/>
+      </w:pPr>
+      <w:r>
+        <w:t xml:space="preserve">        if (index == -1) {</w:t>
+      </w:r>
+    </w:p>
+    <w:p>
+      <w:pPr>
+        <w:spacing w:after="0" w:line="360" w:lineRule="auto"/>
+      </w:pPr>
+      <w:r>
+        <w:t xml:space="preserve">            </w:t>
+      </w:r>
+      <w:proofErr w:type="spellStart"/>
+      <w:r>
+        <w:t>current_time</w:t>
+      </w:r>
+      <w:proofErr w:type="spellEnd"/>
+      <w:r>
+        <w:t xml:space="preserve">++; </w:t>
+      </w:r>
+    </w:p>
+    <w:p>
+      <w:pPr>
+        <w:spacing w:after="0" w:line="360" w:lineRule="auto"/>
+      </w:pPr>
+      <w:r>
+        <w:t xml:space="preserve">        } else {</w:t>
+      </w:r>
+    </w:p>
+    <w:p>
+      <w:pPr>
+        <w:spacing w:after="0" w:line="360" w:lineRule="auto"/>
+      </w:pPr>
+    </w:p>
+    <w:p>
+      <w:pPr>
+        <w:spacing w:after="0" w:line="360" w:lineRule="auto"/>
+      </w:pPr>
+      <w:r>
+        <w:t xml:space="preserve">            rt[index]--;   </w:t>
+      </w:r>
+    </w:p>
+    <w:p>
+      <w:pPr>
+        <w:spacing w:after="0" w:line="360" w:lineRule="auto"/>
+      </w:pPr>
+      <w:r>
+        <w:t xml:space="preserve">            </w:t>
+      </w:r>
+      <w:proofErr w:type="spellStart"/>
+      <w:r>
+        <w:t>current_time</w:t>
+      </w:r>
+      <w:proofErr w:type="spellEnd"/>
+      <w:r>
+        <w:t>++;</w:t>
+      </w:r>
+    </w:p>
+    <w:p>
+      <w:pPr>
+        <w:spacing w:after="0" w:line="360" w:lineRule="auto"/>
+      </w:pPr>
+    </w:p>
+    <w:p>
+      <w:pPr>
+        <w:spacing w:after="0" w:line="360" w:lineRule="auto"/>
+      </w:pPr>
+      <w:r>
+        <w:t xml:space="preserve">            if (rt[index] == 0) {</w:t>
+      </w:r>
+    </w:p>
+    <w:p>
+      <w:pPr>
+        <w:spacing w:after="0" w:line="360" w:lineRule="auto"/>
+      </w:pPr>
+      <w:r>
+        <w:t xml:space="preserve">                </w:t>
+      </w:r>
+      <w:proofErr w:type="spellStart"/>
+      <w:r>
+        <w:t>tat</w:t>
+      </w:r>
+      <w:proofErr w:type="spellEnd"/>
+      <w:r>
+        <w:t xml:space="preserve">[index] = </w:t>
+      </w:r>
+      <w:proofErr w:type="spellStart"/>
+      <w:r>
+        <w:t>current_time</w:t>
+      </w:r>
+      <w:proofErr w:type="spellEnd"/>
+      <w:r>
+        <w:t xml:space="preserve"> - at[index];</w:t>
+      </w:r>
+    </w:p>
+    <w:p>
+      <w:pPr>
+        <w:spacing w:after="0" w:line="360" w:lineRule="auto"/>
+      </w:pPr>
+      <w:r>
+        <w:t xml:space="preserve">                </w:t>
+      </w:r>
+      <w:proofErr w:type="spellStart"/>
+      <w:r>
+        <w:t>wt</w:t>
+      </w:r>
+      <w:proofErr w:type="spellEnd"/>
+      <w:r>
+        <w:t xml:space="preserve">[index] = tat[index] - </w:t>
+      </w:r>
+      <w:proofErr w:type="spellStart"/>
+      <w:r>
+        <w:t>bt</w:t>
+      </w:r>
+      <w:proofErr w:type="spellEnd"/>
+      <w:r>
+        <w:t>[index];</w:t>
+      </w:r>
+    </w:p>
+    <w:p>
+      <w:pPr>
+        <w:spacing w:after="0" w:line="360" w:lineRule="auto"/>
+      </w:pPr>
+    </w:p>
+    <w:p>
+      <w:pPr>
+        <w:spacing w:after="0" w:line="360" w:lineRule="auto"/>
+      </w:pPr>
+      <w:r>
+        <w:t xml:space="preserve">                </w:t>
+      </w:r>
+      <w:proofErr w:type="spellStart"/>
+      <w:r>
+        <w:t>is_completed</w:t>
+      </w:r>
+      <w:proofErr w:type="spellEnd"/>
+      <w:r>
+        <w:t>[index] = 1;</w:t>
+      </w:r>
+    </w:p>
+    <w:p>
+      <w:pPr>
+        <w:spacing w:after="0" w:line="360" w:lineRule="auto"/>
+      </w:pPr>
+      <w:r>
+        <w:t xml:space="preserve">                completed++;</w:t>
+      </w:r>
+    </w:p>
+    <w:p>
+      <w:pPr>
+        <w:spacing w:after="0" w:line="360" w:lineRule="auto"/>
+      </w:pPr>
+      <w:r>
+        <w:t xml:space="preserve">            }</w:t>
+      </w:r>
+    </w:p>
+    <w:p>
+      <w:pPr>
+        <w:spacing w:after="0" w:line="360" w:lineRule="auto"/>
+      </w:pPr>
+      <w:r>
+        <w:t xml:space="preserve">        }</w:t>
+      </w:r>
+    </w:p>
+    <w:p>
+      <w:pPr>
+        <w:spacing w:after="0" w:line="360" w:lineRule="auto"/>
+      </w:pPr>
+      <w:r>
+        <w:t xml:space="preserve">    }</w:t>
+      </w:r>
+    </w:p>
+    <w:p>
+      <w:pPr>
+        <w:spacing w:after="0" w:line="360" w:lineRule="auto"/>
+      </w:pPr>
+      <w:r>
+        <w:t>}</w:t>
+      </w:r>
+    </w:p>
+    <w:p>
+      <w:pPr>
+        <w:spacing w:after="0" w:line="360" w:lineRule="auto"/>
+      </w:pPr>
+    </w:p>
+    <w:p>
+      <w:pPr>
+        <w:spacing w:after="0" w:line="360" w:lineRule="auto"/>
+      </w:pPr>
+      <w:r>
+        <w:t xml:space="preserve">void print(int </w:t>
+      </w:r>
+      <w:proofErr w:type="spellStart"/>
+      <w:r>
+        <w:t>pid</w:t>
+      </w:r>
+      <w:proofErr w:type="spellEnd"/>
+      <w:r>
+        <w:t xml:space="preserve">[], int at[], int </w:t>
+      </w:r>
+      <w:proofErr w:type="spellStart"/>
+      <w:r>
+        <w:t>bt</w:t>
+      </w:r>
+      <w:proofErr w:type="spellEnd"/>
+      <w:r>
+        <w:t xml:space="preserve">[], int </w:t>
+      </w:r>
+      <w:proofErr w:type="spellStart"/>
+      <w:r>
+        <w:t>wt</w:t>
+      </w:r>
+      <w:proofErr w:type="spellEnd"/>
+      <w:r>
+        <w:t xml:space="preserve">[], int </w:t>
+      </w:r>
+      <w:proofErr w:type="spellStart"/>
+      <w:r>
+        <w:t>tat</w:t>
+      </w:r>
+      <w:proofErr w:type="spellEnd"/>
+      <w:r>
+        <w:t>[], int n) {</w:t>
+      </w:r>
+    </w:p>
+    <w:p>
+      <w:pPr>
+        <w:spacing w:after="0" w:line="360" w:lineRule="auto"/>
+      </w:pPr>
+    </w:p>
+    <w:p>
+      <w:pPr>
+        <w:spacing w:after="0" w:line="360" w:lineRule="auto"/>
+      </w:pPr>
+      <w:r>
+        <w:t xml:space="preserve">    float </w:t>
+      </w:r>
+      <w:proofErr w:type="spellStart"/>
+      <w:r>
+        <w:t>avg_wt</w:t>
+      </w:r>
+      <w:proofErr w:type="spellEnd"/>
+      <w:r>
+        <w:t xml:space="preserve"> = 0, </w:t>
+      </w:r>
+      <w:proofErr w:type="spellStart"/>
+      <w:r>
+        <w:t>avg_tat</w:t>
+      </w:r>
+      <w:proofErr w:type="spellEnd"/>
+      <w:r>
+        <w:t xml:space="preserve"> = 0;</w:t>
+      </w:r>
+    </w:p>
+    <w:p>
+      <w:pPr>
+        <w:spacing w:after="0" w:line="360" w:lineRule="auto"/>
+      </w:pPr>
+      <w:r>
+        <w:lastRenderedPageBreak/>
+        <w:t xml:space="preserve">    int </w:t>
+      </w:r>
+      <w:proofErr w:type="spellStart"/>
+      <w:r>
+        <w:t>i</w:t>
+      </w:r>
+      <w:proofErr w:type="spellEnd"/>
+      <w:r>
+        <w:t>;</w:t>
+      </w:r>
+    </w:p>
+    <w:p>
+      <w:pPr>
+        <w:spacing w:after="0" w:line="360" w:lineRule="auto"/>
+      </w:pPr>
+    </w:p>
+    <w:p>
+      <w:pPr>
+        <w:spacing w:after="0" w:line="360" w:lineRule="auto"/>
+      </w:pPr>
+      <w:r>
+        <w:t xml:space="preserve">    </w:t>
+      </w:r>
+      <w:proofErr w:type="spellStart"/>
+      <w:r>
+        <w:t>printf</w:t>
+      </w:r>
+      <w:proofErr w:type="spellEnd"/>
+      <w:r>
+        <w:t>("\</w:t>
+      </w:r>
+      <w:proofErr w:type="spellStart"/>
+      <w:r>
+        <w:t>nProcess</w:t>
+      </w:r>
+      <w:proofErr w:type="spellEnd"/>
+      <w:r>
+        <w:t xml:space="preserve"> Scheduling: SRTF (SRTN)\n");</w:t>
+      </w:r>
+    </w:p>
+    <w:p>
+      <w:pPr>
+        <w:spacing w:after="0" w:line="360" w:lineRule="auto"/>
+      </w:pPr>
+      <w:r>
+        <w:t xml:space="preserve">    </w:t>
+      </w:r>
+      <w:proofErr w:type="spellStart"/>
+      <w:r>
+        <w:t>printf</w:t>
+      </w:r>
+      <w:proofErr w:type="spellEnd"/>
+      <w:r>
+        <w:t>("\</w:t>
+      </w:r>
+      <w:proofErr w:type="spellStart"/>
+      <w:r>
+        <w:t>nPID</w:t>
+      </w:r>
+      <w:proofErr w:type="spellEnd"/>
+      <w:r>
+        <w:t>\</w:t>
+      </w:r>
+      <w:proofErr w:type="spellStart"/>
+      <w:r>
+        <w:t>tAT</w:t>
+      </w:r>
+      <w:proofErr w:type="spellEnd"/>
+      <w:r>
+        <w:t>\</w:t>
+      </w:r>
+      <w:proofErr w:type="spellStart"/>
+      <w:r>
+        <w:t>tBT</w:t>
+      </w:r>
+      <w:proofErr w:type="spellEnd"/>
+      <w:r>
+        <w:t>\</w:t>
+      </w:r>
+      <w:proofErr w:type="spellStart"/>
+      <w:r>
+        <w:t>tWT</w:t>
+      </w:r>
+      <w:proofErr w:type="spellEnd"/>
+      <w:r>
+        <w:t>\</w:t>
+      </w:r>
+      <w:proofErr w:type="spellStart"/>
+      <w:r>
+        <w:t>tTAT</w:t>
+      </w:r>
+      <w:proofErr w:type="spellEnd"/>
+      <w:r>
+        <w:t>\n");</w:t>
+      </w:r>
+    </w:p>
+    <w:p>
+      <w:pPr>
+        <w:spacing w:after="0" w:line="360" w:lineRule="auto"/>
+      </w:pPr>
+    </w:p>
+    <w:p>
+      <w:pPr>
+        <w:spacing w:after="0" w:line="360" w:lineRule="auto"/>
+      </w:pPr>
+      <w:r>
+        <w:t xml:space="preserve">    for (</w:t>
+      </w:r>
+      <w:proofErr w:type="spellStart"/>
+      <w:r>
+        <w:t>i</w:t>
+      </w:r>
+      <w:proofErr w:type="spellEnd"/>
+      <w:r>
+        <w:t xml:space="preserve"> = 0; </w:t>
+      </w:r>
+      <w:proofErr w:type="spellStart"/>
+      <w:r>
+        <w:t>i</w:t>
+      </w:r>
+      <w:proofErr w:type="spellEnd"/>
+      <w:r>
+        <w:t xml:space="preserve"> &lt; n; </w:t>
+      </w:r>
+      <w:proofErr w:type="spellStart"/>
+      <w:r>
+        <w:t>i</w:t>
+      </w:r>
+      <w:proofErr w:type="spellEnd"/>
+      <w:r>
+        <w:t>++) {</w:t>
+      </w:r>
+    </w:p>
+    <w:p>
+      <w:pPr>
+        <w:spacing w:after="0" w:line="360" w:lineRule="auto"/>
+      </w:pPr>
+      <w:r>
+        <w:t xml:space="preserve">        </w:t>
+      </w:r>
+      <w:proofErr w:type="spellStart"/>
+      <w:r>
+        <w:t>printf</w:t>
+      </w:r>
+      <w:proofErr w:type="spellEnd"/>
+      <w:r>
+        <w:t>("</w:t>
+      </w:r>
+      <w:proofErr w:type="spellStart"/>
+      <w:r>
+        <w:t>P%d</w:t>
+      </w:r>
+      <w:proofErr w:type="spellEnd"/>
+      <w:r>
+        <w:t>\</w:t>
+      </w:r>
+      <w:proofErr w:type="spellStart"/>
+      <w:r>
+        <w:t>t%d</w:t>
+      </w:r>
+      <w:proofErr w:type="spellEnd"/>
+      <w:r>
+        <w:t>\</w:t>
+      </w:r>
+      <w:proofErr w:type="spellStart"/>
+      <w:r>
+        <w:t>t%d</w:t>
+      </w:r>
+      <w:proofErr w:type="spellEnd"/>
+      <w:r>
+        <w:t>\</w:t>
+      </w:r>
+      <w:proofErr w:type="spellStart"/>
+      <w:r>
+        <w:t>t%d</w:t>
+      </w:r>
+      <w:proofErr w:type="spellEnd"/>
+      <w:r>
+        <w:t>\</w:t>
+      </w:r>
+      <w:proofErr w:type="spellStart"/>
+      <w:r>
+        <w:t>t%d</w:t>
+      </w:r>
+      <w:proofErr w:type="spellEnd"/>
+      <w:r>
+        <w:t>\n",</w:t>
+      </w:r>
+    </w:p>
+    <w:p>
+      <w:pPr>
+        <w:spacing w:after="0" w:line="360" w:lineRule="auto"/>
+      </w:pPr>
+      <w:r>
+        <w:t xml:space="preserve">               </w:t>
+      </w:r>
+      <w:proofErr w:type="spellStart"/>
+      <w:r>
+        <w:t>pid</w:t>
+      </w:r>
+      <w:proofErr w:type="spellEnd"/>
+      <w:r>
+        <w:t>[</w:t>
+      </w:r>
+      <w:proofErr w:type="spellStart"/>
+      <w:r>
+        <w:t>i</w:t>
+      </w:r>
+      <w:proofErr w:type="spellEnd"/>
+      <w:r>
+        <w:t>], at[</w:t>
+      </w:r>
+      <w:proofErr w:type="spellStart"/>
+      <w:r>
+        <w:t>i</w:t>
+      </w:r>
+      <w:proofErr w:type="spellEnd"/>
+      <w:r>
+        <w:t xml:space="preserve">], </w:t>
+      </w:r>
+      <w:proofErr w:type="spellStart"/>
+      <w:r>
+        <w:t>bt</w:t>
+      </w:r>
+      <w:proofErr w:type="spellEnd"/>
+      <w:r>
+        <w:t>[</w:t>
+      </w:r>
+      <w:proofErr w:type="spellStart"/>
+      <w:r>
+        <w:t>i</w:t>
+      </w:r>
+      <w:proofErr w:type="spellEnd"/>
+      <w:r>
+        <w:t xml:space="preserve">], </w:t>
+      </w:r>
+      <w:proofErr w:type="spellStart"/>
+      <w:r>
+        <w:t>wt</w:t>
+      </w:r>
+      <w:proofErr w:type="spellEnd"/>
+      <w:r>
+        <w:t>[</w:t>
+      </w:r>
+      <w:proofErr w:type="spellStart"/>
+      <w:r>
+        <w:t>i</w:t>
+      </w:r>
+      <w:proofErr w:type="spellEnd"/>
+      <w:r>
+        <w:t>], tat[</w:t>
+      </w:r>
+      <w:proofErr w:type="spellStart"/>
+      <w:r>
+        <w:t>i</w:t>
+      </w:r>
+      <w:proofErr w:type="spellEnd"/>
+      <w:r>
+        <w:t>]);</w:t>
+      </w:r>
+    </w:p>
+    <w:p>
+      <w:pPr>
+        <w:spacing w:after="0" w:line="360" w:lineRule="auto"/>
+      </w:pPr>
+    </w:p>
+    <w:p>
+      <w:pPr>
+        <w:spacing w:after="0" w:line="360" w:lineRule="auto"/>
+      </w:pPr>
+      <w:r>
+        <w:t xml:space="preserve">        </w:t>
+      </w:r>
+      <w:proofErr w:type="spellStart"/>
+      <w:r>
+        <w:t>avg_wt</w:t>
+      </w:r>
+      <w:proofErr w:type="spellEnd"/>
+      <w:r>
+        <w:t xml:space="preserve"> += </w:t>
+      </w:r>
+      <w:proofErr w:type="spellStart"/>
+      <w:r>
+        <w:t>wt</w:t>
+      </w:r>
+      <w:proofErr w:type="spellEnd"/>
+      <w:r>
+        <w:t>[</w:t>
+      </w:r>
+      <w:proofErr w:type="spellStart"/>
+      <w:r>
+        <w:t>i</w:t>
+      </w:r>
+      <w:proofErr w:type="spellEnd"/>
+      <w:r>
+        <w:t>];</w:t>
+      </w:r>
+    </w:p>
+    <w:p>
+      <w:pPr>
+        <w:spacing w:after="0" w:line="360" w:lineRule="auto"/>
+      </w:pPr>
+      <w:r>
+        <w:t xml:space="preserve">        </w:t>
+      </w:r>
+      <w:proofErr w:type="spellStart"/>
+      <w:r>
+        <w:t>avg_tat</w:t>
+      </w:r>
+      <w:proofErr w:type="spellEnd"/>
+      <w:r>
+        <w:t xml:space="preserve"> += tat[</w:t>
+      </w:r>
+      <w:proofErr w:type="spellStart"/>
+      <w:r>
+        <w:t>i</w:t>
+      </w:r>
+      <w:proofErr w:type="spellEnd"/>
+      <w:r>
+        <w:t>];</w:t>
+      </w:r>
+    </w:p>
+    <w:p>
+      <w:pPr>
+        <w:spacing w:after="0" w:line="360" w:lineRule="auto"/>
+      </w:pPr>
+      <w:r>
+        <w:t xml:space="preserve">    }</w:t>
+      </w:r>
+    </w:p>
+    <w:p>
+      <w:pPr>
+        <w:spacing w:after="0" w:line="360" w:lineRule="auto"/>
+      </w:pPr>
+      <w:r>
+        <w:t xml:space="preserve">    </w:t>
+      </w:r>
+      <w:proofErr w:type="spellStart"/>
+      <w:r>
+        <w:t>printf</w:t>
+      </w:r>
+      <w:proofErr w:type="spellEnd"/>
+      <w:r>
+        <w:t>("\</w:t>
+      </w:r>
+      <w:proofErr w:type="spellStart"/>
+      <w:r>
+        <w:t>nAverage</w:t>
+      </w:r>
+      <w:proofErr w:type="spellEnd"/>
+      <w:r>
+        <w:t xml:space="preserve"> Waiting Time = %.2f\n", </w:t>
+      </w:r>
+      <w:proofErr w:type="spellStart"/>
+      <w:r>
+        <w:t>avg_wt</w:t>
+      </w:r>
+      <w:proofErr w:type="spellEnd"/>
+      <w:r>
+        <w:t xml:space="preserve"> / n);</w:t>
+      </w:r>
+    </w:p>
+    <w:p>
+      <w:pPr>
+        <w:spacing w:after="0" w:line="360" w:lineRule="auto"/>
+      </w:pPr>
+      <w:r>
+        <w:t xml:space="preserve">    </w:t>
+      </w:r>
+      <w:proofErr w:type="spellStart"/>
+      <w:r>
+        <w:t>printf</w:t>
+      </w:r>
+      <w:proofErr w:type="spellEnd"/>
+      <w:r>
+        <w:t xml:space="preserve">("Average Turnaround Time = %.2f\n", </w:t>
+      </w:r>
+      <w:proofErr w:type="spellStart"/>
+      <w:r>
+        <w:t>avg_tat</w:t>
+      </w:r>
+      <w:proofErr w:type="spellEnd"/>
+      <w:r>
+        <w:t xml:space="preserve"> / n);</w:t>
+      </w:r>
+    </w:p>
+    <w:p>
+      <w:pPr>
+        <w:spacing w:after="0" w:line="360" w:lineRule="auto"/>
+      </w:pPr>
+      <w:r>
+        <w:t>}</w:t>
+      </w:r>
+    </w:p>
+    <w:p>
+      <w:pPr>
+        <w:spacing w:after="0" w:line="360" w:lineRule="auto"/>
+      </w:pPr>
+    </w:p>
+    <w:p>
+      <w:pPr>
+        <w:spacing w:after="0" w:line="360" w:lineRule="auto"/>
+      </w:pPr>
+      <w:r>
+        <w:t>int main() {</w:t>
+      </w:r>
+    </w:p>
+    <w:p>
+      <w:pPr>
+        <w:spacing w:after="0" w:line="360" w:lineRule="auto"/>
+      </w:pPr>
+      <w:r>
+        <w:t xml:space="preserve">    int n = 3;</w:t>
+      </w:r>
+    </w:p>
+    <w:p>
+      <w:pPr>
+        <w:spacing w:after="0" w:line="360" w:lineRule="auto"/>
+      </w:pPr>
+      <w:r>
+        <w:t xml:space="preserve">    int </w:t>
+      </w:r>
+      <w:proofErr w:type="spellStart"/>
+      <w:r>
+        <w:t>i</w:t>
+      </w:r>
+      <w:proofErr w:type="spellEnd"/>
+      <w:r>
+        <w:t>;</w:t>
+      </w:r>
+    </w:p>
+    <w:p>
+      <w:pPr>
+        <w:spacing w:after="0" w:line="360" w:lineRule="auto"/>
+      </w:pPr>
+      <w:r>
+        <w:t xml:space="preserve">    int </w:t>
+      </w:r>
+      <w:proofErr w:type="spellStart"/>
+      <w:r>
+        <w:t>pid</w:t>
+      </w:r>
+      <w:proofErr w:type="spellEnd"/>
+      <w:r>
+        <w:t>[3] = {1, 2, 3};</w:t>
+      </w:r>
+    </w:p>
+    <w:p>
+      <w:pPr>
+        <w:spacing w:after="0" w:line="360" w:lineRule="auto"/>
+      </w:pPr>
+      <w:r>
+        <w:t xml:space="preserve">    int at[3]  = {0, 3, 2};</w:t>
+      </w:r>
+    </w:p>
+    <w:p>
+      <w:pPr>
+        <w:spacing w:after="0" w:line="360" w:lineRule="auto"/>
+      </w:pPr>
+      <w:r>
+        <w:t xml:space="preserve">    int </w:t>
+      </w:r>
+      <w:proofErr w:type="spellStart"/>
+      <w:r>
+        <w:t>bt</w:t>
+      </w:r>
+      <w:proofErr w:type="spellEnd"/>
+      <w:r>
+        <w:t>[3]  = {3, 5, 4};</w:t>
+      </w:r>
+    </w:p>
+    <w:p>
+      <w:pPr>
+        <w:spacing w:after="0" w:line="360" w:lineRule="auto"/>
+      </w:pPr>
+      <w:r>
+        <w:t xml:space="preserve">    int </w:t>
+      </w:r>
+      <w:proofErr w:type="spellStart"/>
+      <w:r>
+        <w:t>wt</w:t>
+      </w:r>
+      <w:proofErr w:type="spellEnd"/>
+      <w:r>
+        <w:t>[3], tat[3], rt[3];</w:t>
+      </w:r>
+    </w:p>
+    <w:p>
+      <w:pPr>
+        <w:spacing w:after="0" w:line="360" w:lineRule="auto"/>
+      </w:pPr>
+    </w:p>
+    <w:p>
+      <w:pPr>
+        <w:spacing w:after="0" w:line="360" w:lineRule="auto"/>
+      </w:pPr>
+      <w:r>
+        <w:t xml:space="preserve">    for (</w:t>
+      </w:r>
+      <w:proofErr w:type="spellStart"/>
+      <w:r>
+        <w:t>i</w:t>
+      </w:r>
+      <w:proofErr w:type="spellEnd"/>
+      <w:r>
+        <w:t xml:space="preserve"> = 0; </w:t>
+      </w:r>
+      <w:proofErr w:type="spellStart"/>
+      <w:r>
+        <w:t>i</w:t>
+      </w:r>
+      <w:proofErr w:type="spellEnd"/>
+      <w:r>
+        <w:t xml:space="preserve"> &lt; n; </w:t>
+      </w:r>
+      <w:proofErr w:type="spellStart"/>
+      <w:r>
+        <w:t>i</w:t>
+      </w:r>
+      <w:proofErr w:type="spellEnd"/>
+      <w:r>
+        <w:t>++)</w:t>
+      </w:r>
+    </w:p>
+    <w:p>
+      <w:pPr>
+        <w:spacing w:after="0" w:line="360" w:lineRule="auto"/>
+      </w:pPr>
+      <w:r>
+        <w:t xml:space="preserve">        rt[</w:t>
+      </w:r>
+      <w:proofErr w:type="spellStart"/>
+      <w:r>
+        <w:t>i</w:t>
+      </w:r>
+      <w:proofErr w:type="spellEnd"/>
+      <w:r>
+        <w:t xml:space="preserve">] = </w:t>
+      </w:r>
+      <w:proofErr w:type="spellStart"/>
+      <w:r>
+        <w:t>bt</w:t>
+      </w:r>
+      <w:proofErr w:type="spellEnd"/>
+      <w:r>
+        <w:t>[</w:t>
+      </w:r>
+      <w:proofErr w:type="spellStart"/>
+      <w:r>
+        <w:t>i</w:t>
+      </w:r>
+      <w:proofErr w:type="spellEnd"/>
+      <w:r>
+        <w:t>];</w:t>
+      </w:r>
+    </w:p>
+    <w:p>
+      <w:pPr>
+        <w:spacing w:after="0" w:line="360" w:lineRule="auto"/>
+      </w:pPr>
+    </w:p>
+    <w:p>
+      <w:pPr>
+        <w:spacing w:after="0" w:line="360" w:lineRule="auto"/>
+      </w:pPr>
+      <w:r>
+        <w:t xml:space="preserve">    </w:t>
+      </w:r>
+      <w:proofErr w:type="spellStart"/>
+      <w:r>
+        <w:t>srtn</w:t>
+      </w:r>
+      <w:proofErr w:type="spellEnd"/>
+      <w:r>
+        <w:t>(</w:t>
+      </w:r>
+      <w:proofErr w:type="spellStart"/>
+      <w:r>
+        <w:t>pid</w:t>
+      </w:r>
+      <w:proofErr w:type="spellEnd"/>
+      <w:r>
+        <w:t xml:space="preserve">, at, </w:t>
+      </w:r>
+      <w:proofErr w:type="spellStart"/>
+      <w:r>
+        <w:t>bt</w:t>
+      </w:r>
+      <w:proofErr w:type="spellEnd"/>
+      <w:r>
+        <w:t xml:space="preserve">, </w:t>
+      </w:r>
+      <w:proofErr w:type="spellStart"/>
+      <w:r>
+        <w:t>wt</w:t>
+      </w:r>
+      <w:proofErr w:type="spellEnd"/>
+      <w:r>
+        <w:t>, tat, rt, n);</w:t>
+      </w:r>
+    </w:p>
+    <w:p>
+      <w:pPr>
+        <w:spacing w:after="0" w:line="360" w:lineRule="auto"/>
+      </w:pPr>
+      <w:r>
+        <w:t xml:space="preserve">    print(</w:t>
+      </w:r>
+      <w:proofErr w:type="spellStart"/>
+      <w:r>
+        <w:t>pid</w:t>
+      </w:r>
+      <w:proofErr w:type="spellEnd"/>
+      <w:r>
+        <w:t xml:space="preserve">, at, </w:t>
+      </w:r>
+      <w:proofErr w:type="spellStart"/>
+      <w:r>
+        <w:t>bt</w:t>
+      </w:r>
+      <w:proofErr w:type="spellEnd"/>
+      <w:r>
+        <w:t xml:space="preserve">, </w:t>
+      </w:r>
+      <w:proofErr w:type="spellStart"/>
+      <w:r>
+        <w:t>wt</w:t>
+      </w:r>
+      <w:proofErr w:type="spellEnd"/>
+      <w:r>
+        <w:t>, tat, n);</w:t>
+      </w:r>
+    </w:p>
+    <w:p>
+      <w:pPr>
+        <w:spacing w:after="0" w:line="360" w:lineRule="auto"/>
+      </w:pPr>
+    </w:p>
+    <w:p>
+      <w:pPr>
+        <w:spacing w:after="0" w:line="360" w:lineRule="auto"/>
+      </w:pPr>
+      <w:r>
+        <w:t xml:space="preserve">    return 0;</w:t>
+      </w:r>
+    </w:p>
+    <w:p>
+      <w:pPr>
+        <w:spacing w:after="0" w:line="360" w:lineRule="auto"/>
+      </w:pPr>
+      <w:r>
+        <w:t>}</w:t>
       </w:r>
     </w:p>
     <w:p>
@@ -844,3869 +4883,6 @@
           <w:bCs/>
         </w:rPr>
       </w:pPr>
-      <w:r>
-        <w:rPr>
-          <w:b/>
-          <w:bCs/>
-        </w:rPr>
-        <w:t>5</w:t>
-      </w:r>
-      <w:r>
-        <w:rPr>
-          <w:b/>
-          <w:bCs/>
-        </w:rPr>
-        <w:t>. Preemptive Priority Scheduling</w:t>
-      </w:r>
-    </w:p>
-    <w:p>
-      <w:pPr>
-        <w:spacing w:line="360" w:lineRule="auto"/>
-      </w:pPr>
-      <w:r>
-        <w:t>Preemptive Priority Scheduling is a CPU scheduling algorithm in which each process is assigned a priority, and the process with the highest priority among the available processes is selected for execution. In the preemptive version, a running process can be interrupted when a newly arrived process has a higher priority.</w:t>
-      </w:r>
-    </w:p>
-    <w:p>
-      <w:pPr>
-        <w:spacing w:line="360" w:lineRule="auto"/>
-      </w:pPr>
-      <w:r>
-        <w:t>When a process arrives, its priority is compared with the priority of the currently executing process. If the new process has a higher priority, the current process is preempted and the new process receives the CPU. The exact meaning of priority values depends on the convention used; commonly, a smaller numerical value represents a higher priority.</w:t>
-      </w:r>
-    </w:p>
-    <w:p>
-      <w:pPr>
-        <w:spacing w:after="0" w:line="360" w:lineRule="auto"/>
-      </w:pPr>
-      <w:r>
-        <w:t>Advantages:</w:t>
-      </w:r>
-    </w:p>
-    <w:p>
-      <w:pPr>
-        <w:numPr>
-          <w:ilvl w:val="0"/>
-          <w:numId w:val="31"/>
-        </w:numPr>
-        <w:spacing w:after="0" w:line="360" w:lineRule="auto"/>
-      </w:pPr>
-      <w:r>
-        <w:t xml:space="preserve">Allows high-priority processes to receive CPU service quickly. </w:t>
-      </w:r>
-    </w:p>
-    <w:p>
-      <w:pPr>
-        <w:numPr>
-          <w:ilvl w:val="0"/>
-          <w:numId w:val="31"/>
-        </w:numPr>
-        <w:spacing w:after="0" w:line="360" w:lineRule="auto"/>
-      </w:pPr>
-      <w:r>
-        <w:lastRenderedPageBreak/>
-        <w:t xml:space="preserve">Useful when some processes are more important than others. </w:t>
-      </w:r>
-    </w:p>
-    <w:p>
-      <w:pPr>
-        <w:numPr>
-          <w:ilvl w:val="0"/>
-          <w:numId w:val="31"/>
-        </w:numPr>
-        <w:spacing w:after="0" w:line="360" w:lineRule="auto"/>
-      </w:pPr>
-      <w:r>
-        <w:t xml:space="preserve">Supports preemption when a more important process arrives. </w:t>
-      </w:r>
-    </w:p>
-    <w:p>
-      <w:pPr>
-        <w:numPr>
-          <w:ilvl w:val="0"/>
-          <w:numId w:val="31"/>
-        </w:numPr>
-        <w:spacing w:after="0" w:line="360" w:lineRule="auto"/>
-      </w:pPr>
-      <w:r>
-        <w:t xml:space="preserve">Can provide fast response for high-priority processes. </w:t>
-      </w:r>
-    </w:p>
-    <w:p>
-      <w:pPr>
-        <w:spacing w:after="0" w:line="360" w:lineRule="auto"/>
-      </w:pPr>
-      <w:r>
-        <w:t>Disadvantages:</w:t>
-      </w:r>
-    </w:p>
-    <w:p>
-      <w:pPr>
-        <w:numPr>
-          <w:ilvl w:val="0"/>
-          <w:numId w:val="32"/>
-        </w:numPr>
-        <w:spacing w:after="0" w:line="360" w:lineRule="auto"/>
-      </w:pPr>
-      <w:r>
-        <w:t xml:space="preserve">Low-priority processes may experience starvation. </w:t>
-      </w:r>
-    </w:p>
-    <w:p>
-      <w:pPr>
-        <w:numPr>
-          <w:ilvl w:val="0"/>
-          <w:numId w:val="32"/>
-        </w:numPr>
-        <w:spacing w:after="0" w:line="360" w:lineRule="auto"/>
-      </w:pPr>
-      <w:r>
-        <w:t xml:space="preserve">Frequent preemption can increase context-switching overhead. </w:t>
-      </w:r>
-    </w:p>
-    <w:p>
-      <w:pPr>
-        <w:numPr>
-          <w:ilvl w:val="0"/>
-          <w:numId w:val="32"/>
-        </w:numPr>
-        <w:spacing w:after="0" w:line="360" w:lineRule="auto"/>
-      </w:pPr>
-      <w:r>
-        <w:t xml:space="preserve">Performance depends on how priorities are assigned. </w:t>
-      </w:r>
-    </w:p>
-    <w:p>
-      <w:pPr>
-        <w:numPr>
-          <w:ilvl w:val="0"/>
-          <w:numId w:val="32"/>
-        </w:numPr>
-        <w:spacing w:after="0" w:line="360" w:lineRule="auto"/>
-      </w:pPr>
-      <w:r>
-        <w:t>Requires a mechanism such as aging to reduce prolonged waiting of low-priority processes.</w:t>
-      </w:r>
-    </w:p>
-    <w:p>
-      <w:pPr>
-        <w:spacing w:line="278" w:lineRule="auto"/>
-        <w:jc w:val="left"/>
-      </w:pPr>
-      <w:r>
-        <w:br w:type="page"/>
-      </w:r>
-    </w:p>
-    <w:p>
-      <w:pPr>
-        <w:pStyle w:val="Heading2"/>
-      </w:pPr>
-      <w:r>
-        <w:lastRenderedPageBreak/>
-        <w:t>Source Code</w:t>
-      </w:r>
-    </w:p>
-    <w:p>
-      <w:pPr>
-        <w:pStyle w:val="Heading3"/>
-      </w:pPr>
-      <w:r>
-        <w:t>1</w:t>
-      </w:r>
-      <w:r>
-        <w:t>. First-Come, First-Served (FCFS)</w:t>
-      </w:r>
-    </w:p>
-    <w:p>
-      <w:pPr>
-        <w:spacing w:after="0" w:line="360" w:lineRule="auto"/>
-      </w:pPr>
-      <w:proofErr w:type="gramStart"/>
-      <w:r>
-        <w:t>#include</w:t>
-      </w:r>
-      <w:proofErr w:type="gramEnd"/>
-      <w:r>
-        <w:t xml:space="preserve">&lt;stdio.h&gt; </w:t>
-      </w:r>
-    </w:p>
-    <w:p>
-      <w:pPr>
-        <w:spacing w:after="0" w:line="360" w:lineRule="auto"/>
-      </w:pPr>
-      <w:r>
-        <w:t xml:space="preserve"> </w:t>
-      </w:r>
-    </w:p>
-    <w:p>
-      <w:pPr>
-        <w:spacing w:after="0" w:line="360" w:lineRule="auto"/>
-      </w:pPr>
-      <w:r>
-        <w:t xml:space="preserve">void </w:t>
-      </w:r>
-      <w:proofErr w:type="spellStart"/>
-      <w:r>
-        <w:t>findWaitingTime</w:t>
-      </w:r>
-      <w:proofErr w:type="spellEnd"/>
-      <w:r>
-        <w:t xml:space="preserve">(int processes[], int n,  int </w:t>
-      </w:r>
-      <w:proofErr w:type="spellStart"/>
-      <w:r>
-        <w:t>bt</w:t>
-      </w:r>
-      <w:proofErr w:type="spellEnd"/>
-      <w:r>
-        <w:t xml:space="preserve">[], int </w:t>
-      </w:r>
-      <w:proofErr w:type="spellStart"/>
-      <w:r>
-        <w:t>wt</w:t>
-      </w:r>
-      <w:proofErr w:type="spellEnd"/>
-      <w:r>
-        <w:t xml:space="preserve">[]) { </w:t>
-      </w:r>
-    </w:p>
-    <w:p>
-      <w:pPr>
-        <w:spacing w:after="0" w:line="360" w:lineRule="auto"/>
-      </w:pPr>
-      <w:r>
-        <w:t xml:space="preserve">    </w:t>
-      </w:r>
-      <w:proofErr w:type="spellStart"/>
-      <w:r>
-        <w:t>wt</w:t>
-      </w:r>
-      <w:proofErr w:type="spellEnd"/>
-      <w:r>
-        <w:t xml:space="preserve">[0] = 0; </w:t>
-      </w:r>
-    </w:p>
-    <w:p>
-      <w:pPr>
-        <w:spacing w:after="0" w:line="360" w:lineRule="auto"/>
-      </w:pPr>
-      <w:r>
-        <w:t xml:space="preserve">    int </w:t>
-      </w:r>
-      <w:proofErr w:type="spellStart"/>
-      <w:r>
-        <w:t>i</w:t>
-      </w:r>
-      <w:proofErr w:type="spellEnd"/>
-      <w:r>
-        <w:t>;</w:t>
-      </w:r>
-    </w:p>
-    <w:p>
-      <w:pPr>
-        <w:spacing w:after="0" w:line="360" w:lineRule="auto"/>
-      </w:pPr>
-      <w:r>
-        <w:t xml:space="preserve">    for (</w:t>
-      </w:r>
-      <w:proofErr w:type="spellStart"/>
-      <w:r>
-        <w:t>i</w:t>
-      </w:r>
-      <w:proofErr w:type="spellEnd"/>
-      <w:r>
-        <w:t xml:space="preserve"> = 1; </w:t>
-      </w:r>
-      <w:proofErr w:type="spellStart"/>
-      <w:r>
-        <w:t>i</w:t>
-      </w:r>
-      <w:proofErr w:type="spellEnd"/>
-      <w:r>
-        <w:t xml:space="preserve"> &lt; n ; </w:t>
-      </w:r>
-      <w:proofErr w:type="spellStart"/>
-      <w:r>
-        <w:t>i</w:t>
-      </w:r>
-      <w:proofErr w:type="spellEnd"/>
-      <w:r>
-        <w:t xml:space="preserve">++ ) </w:t>
-      </w:r>
-    </w:p>
-    <w:p>
-      <w:pPr>
-        <w:spacing w:after="0" w:line="360" w:lineRule="auto"/>
-      </w:pPr>
-      <w:r>
-        <w:t xml:space="preserve">        </w:t>
-      </w:r>
-      <w:proofErr w:type="spellStart"/>
-      <w:r>
-        <w:t>wt</w:t>
-      </w:r>
-      <w:proofErr w:type="spellEnd"/>
-      <w:r>
-        <w:t>[</w:t>
-      </w:r>
-      <w:proofErr w:type="spellStart"/>
-      <w:r>
-        <w:t>i</w:t>
-      </w:r>
-      <w:proofErr w:type="spellEnd"/>
-      <w:r>
-        <w:t xml:space="preserve">] =  </w:t>
-      </w:r>
-      <w:proofErr w:type="spellStart"/>
-      <w:r>
-        <w:t>bt</w:t>
-      </w:r>
-      <w:proofErr w:type="spellEnd"/>
-      <w:r>
-        <w:t xml:space="preserve">[i-1] + </w:t>
-      </w:r>
-      <w:proofErr w:type="spellStart"/>
-      <w:r>
-        <w:t>wt</w:t>
-      </w:r>
-      <w:proofErr w:type="spellEnd"/>
-      <w:r>
-        <w:t xml:space="preserve">[i-1] ; </w:t>
-      </w:r>
-    </w:p>
-    <w:p>
-      <w:pPr>
-        <w:spacing w:after="0" w:line="360" w:lineRule="auto"/>
-      </w:pPr>
-      <w:r>
-        <w:t xml:space="preserve">} </w:t>
-      </w:r>
-    </w:p>
-    <w:p>
-      <w:pPr>
-        <w:spacing w:after="0" w:line="360" w:lineRule="auto"/>
-      </w:pPr>
-      <w:r>
-        <w:t xml:space="preserve">  </w:t>
-      </w:r>
-    </w:p>
-    <w:p>
-      <w:pPr>
-        <w:spacing w:after="0" w:line="360" w:lineRule="auto"/>
-      </w:pPr>
-      <w:r>
-        <w:t xml:space="preserve">void </w:t>
-      </w:r>
-      <w:proofErr w:type="spellStart"/>
-      <w:r>
-        <w:t>findTurnAroundTime</w:t>
-      </w:r>
-      <w:proofErr w:type="spellEnd"/>
-      <w:r>
-        <w:t xml:space="preserve">( int processes[], int n,  int </w:t>
-      </w:r>
-      <w:proofErr w:type="spellStart"/>
-      <w:r>
-        <w:t>bt</w:t>
-      </w:r>
-      <w:proofErr w:type="spellEnd"/>
-      <w:r>
-        <w:t xml:space="preserve">[], int </w:t>
-      </w:r>
-      <w:proofErr w:type="spellStart"/>
-      <w:r>
-        <w:t>wt</w:t>
-      </w:r>
-      <w:proofErr w:type="spellEnd"/>
-      <w:r>
-        <w:t xml:space="preserve">[], int </w:t>
-      </w:r>
-      <w:proofErr w:type="spellStart"/>
-      <w:r>
-        <w:t>tat</w:t>
-      </w:r>
-      <w:proofErr w:type="spellEnd"/>
-      <w:r>
-        <w:t xml:space="preserve">[]) { </w:t>
-      </w:r>
-    </w:p>
-    <w:p>
-      <w:pPr>
-        <w:spacing w:after="0" w:line="360" w:lineRule="auto"/>
-      </w:pPr>
-      <w:r>
-        <w:t xml:space="preserve">    int </w:t>
-      </w:r>
-      <w:proofErr w:type="spellStart"/>
-      <w:r>
-        <w:t>i</w:t>
-      </w:r>
-      <w:proofErr w:type="spellEnd"/>
-      <w:r>
-        <w:t>;</w:t>
-      </w:r>
-    </w:p>
-    <w:p>
-      <w:pPr>
-        <w:spacing w:after="0" w:line="360" w:lineRule="auto"/>
-      </w:pPr>
-      <w:r>
-        <w:tab/>
-        <w:t xml:space="preserve">for (  </w:t>
-      </w:r>
-      <w:proofErr w:type="spellStart"/>
-      <w:r>
-        <w:t>i</w:t>
-      </w:r>
-      <w:proofErr w:type="spellEnd"/>
-      <w:r>
-        <w:t xml:space="preserve"> = 0; </w:t>
-      </w:r>
-      <w:proofErr w:type="spellStart"/>
-      <w:r>
-        <w:t>i</w:t>
-      </w:r>
-      <w:proofErr w:type="spellEnd"/>
-      <w:r>
-        <w:t xml:space="preserve"> &lt; n ; </w:t>
-      </w:r>
-      <w:proofErr w:type="spellStart"/>
-      <w:r>
-        <w:t>i</w:t>
-      </w:r>
-      <w:proofErr w:type="spellEnd"/>
-      <w:r>
-        <w:t xml:space="preserve">++) </w:t>
-      </w:r>
-    </w:p>
-    <w:p>
-      <w:pPr>
-        <w:spacing w:after="0" w:line="360" w:lineRule="auto"/>
-      </w:pPr>
-      <w:r>
-        <w:t xml:space="preserve">        </w:t>
-      </w:r>
-      <w:proofErr w:type="spellStart"/>
-      <w:r>
-        <w:t>tat</w:t>
-      </w:r>
-      <w:proofErr w:type="spellEnd"/>
-      <w:r>
-        <w:t>[</w:t>
-      </w:r>
-      <w:proofErr w:type="spellStart"/>
-      <w:r>
-        <w:t>i</w:t>
-      </w:r>
-      <w:proofErr w:type="spellEnd"/>
-      <w:r>
-        <w:t xml:space="preserve">] = </w:t>
-      </w:r>
-      <w:proofErr w:type="spellStart"/>
-      <w:r>
-        <w:t>bt</w:t>
-      </w:r>
-      <w:proofErr w:type="spellEnd"/>
-      <w:r>
-        <w:t>[</w:t>
-      </w:r>
-      <w:proofErr w:type="spellStart"/>
-      <w:r>
-        <w:t>i</w:t>
-      </w:r>
-      <w:proofErr w:type="spellEnd"/>
-      <w:r>
-        <w:t xml:space="preserve">] + </w:t>
-      </w:r>
-      <w:proofErr w:type="spellStart"/>
-      <w:r>
-        <w:t>wt</w:t>
-      </w:r>
-      <w:proofErr w:type="spellEnd"/>
-      <w:r>
-        <w:t>[</w:t>
-      </w:r>
-      <w:proofErr w:type="spellStart"/>
-      <w:r>
-        <w:t>i</w:t>
-      </w:r>
-      <w:proofErr w:type="spellEnd"/>
-      <w:r>
-        <w:t xml:space="preserve">]; </w:t>
-      </w:r>
-    </w:p>
-    <w:p>
-      <w:pPr>
-        <w:spacing w:after="0" w:line="360" w:lineRule="auto"/>
-      </w:pPr>
-      <w:r>
-        <w:t xml:space="preserve">} </w:t>
-      </w:r>
-    </w:p>
-    <w:p>
-      <w:pPr>
-        <w:spacing w:after="0" w:line="360" w:lineRule="auto"/>
-      </w:pPr>
-      <w:r>
-        <w:t xml:space="preserve">  </w:t>
-      </w:r>
-    </w:p>
-    <w:p>
-      <w:pPr>
-        <w:spacing w:after="0" w:line="360" w:lineRule="auto"/>
-      </w:pPr>
-      <w:r>
-        <w:t xml:space="preserve">void </w:t>
-      </w:r>
-      <w:proofErr w:type="spellStart"/>
-      <w:r>
-        <w:t>findavgTime</w:t>
-      </w:r>
-      <w:proofErr w:type="spellEnd"/>
-      <w:r>
-        <w:t xml:space="preserve">( int processes[], int n, int </w:t>
-      </w:r>
-      <w:proofErr w:type="spellStart"/>
-      <w:r>
-        <w:t>bt</w:t>
-      </w:r>
-      <w:proofErr w:type="spellEnd"/>
-      <w:r>
-        <w:t xml:space="preserve">[]) </w:t>
-      </w:r>
-    </w:p>
-    <w:p>
-      <w:pPr>
-        <w:spacing w:after="0" w:line="360" w:lineRule="auto"/>
-      </w:pPr>
-      <w:r>
-        <w:t xml:space="preserve">{ </w:t>
-      </w:r>
-    </w:p>
-    <w:p>
-      <w:pPr>
-        <w:spacing w:after="0" w:line="360" w:lineRule="auto"/>
-      </w:pPr>
-      <w:r>
-        <w:t xml:space="preserve">    int </w:t>
-      </w:r>
-      <w:proofErr w:type="spellStart"/>
-      <w:r>
-        <w:t>wt</w:t>
-      </w:r>
-      <w:proofErr w:type="spellEnd"/>
-      <w:r>
-        <w:t xml:space="preserve">[n], tat[n], </w:t>
-      </w:r>
-      <w:proofErr w:type="spellStart"/>
-      <w:r>
-        <w:t>total_wt</w:t>
-      </w:r>
-      <w:proofErr w:type="spellEnd"/>
-      <w:r>
-        <w:t xml:space="preserve"> = 0, </w:t>
-      </w:r>
-      <w:proofErr w:type="spellStart"/>
-      <w:r>
-        <w:t>total_tat</w:t>
-      </w:r>
-      <w:proofErr w:type="spellEnd"/>
-      <w:r>
-        <w:t xml:space="preserve"> = 0,i; </w:t>
-      </w:r>
-    </w:p>
-    <w:p>
-      <w:pPr>
-        <w:spacing w:after="0" w:line="360" w:lineRule="auto"/>
-      </w:pPr>
-      <w:r>
-        <w:t xml:space="preserve">    </w:t>
-      </w:r>
-      <w:proofErr w:type="spellStart"/>
-      <w:r>
-        <w:t>findWaitingTime</w:t>
-      </w:r>
-      <w:proofErr w:type="spellEnd"/>
-      <w:r>
-        <w:t xml:space="preserve">(processes, n, </w:t>
-      </w:r>
-      <w:proofErr w:type="spellStart"/>
-      <w:r>
-        <w:t>bt</w:t>
-      </w:r>
-      <w:proofErr w:type="spellEnd"/>
-      <w:r>
-        <w:t xml:space="preserve">, </w:t>
-      </w:r>
-      <w:proofErr w:type="spellStart"/>
-      <w:r>
-        <w:t>wt</w:t>
-      </w:r>
-      <w:proofErr w:type="spellEnd"/>
-      <w:r>
-        <w:t xml:space="preserve">); </w:t>
-      </w:r>
-    </w:p>
-    <w:p>
-      <w:pPr>
-        <w:spacing w:after="0" w:line="360" w:lineRule="auto"/>
-      </w:pPr>
-      <w:r>
-        <w:t xml:space="preserve">    </w:t>
-      </w:r>
-      <w:proofErr w:type="spellStart"/>
-      <w:r>
-        <w:t>findTurnAroundTime</w:t>
-      </w:r>
-      <w:proofErr w:type="spellEnd"/>
-      <w:r>
-        <w:t xml:space="preserve">(processes, n, </w:t>
-      </w:r>
-      <w:proofErr w:type="spellStart"/>
-      <w:r>
-        <w:t>bt</w:t>
-      </w:r>
-      <w:proofErr w:type="spellEnd"/>
-      <w:r>
-        <w:t xml:space="preserve">, </w:t>
-      </w:r>
-      <w:proofErr w:type="spellStart"/>
-      <w:r>
-        <w:t>wt</w:t>
-      </w:r>
-      <w:proofErr w:type="spellEnd"/>
-      <w:r>
-        <w:t xml:space="preserve">, tat); </w:t>
-      </w:r>
-    </w:p>
-    <w:p>
-      <w:pPr>
-        <w:spacing w:after="0" w:line="360" w:lineRule="auto"/>
-      </w:pPr>
-      <w:r>
-        <w:t xml:space="preserve">    </w:t>
-      </w:r>
-      <w:proofErr w:type="spellStart"/>
-      <w:r>
-        <w:t>printf</w:t>
-      </w:r>
-      <w:proofErr w:type="spellEnd"/>
-      <w:r>
-        <w:t xml:space="preserve">("Processes   Burst time   Waiting time   </w:t>
-      </w:r>
-      <w:proofErr w:type="spellStart"/>
-      <w:r>
-        <w:t>Turn around</w:t>
-      </w:r>
-      <w:proofErr w:type="spellEnd"/>
-      <w:r>
-        <w:t xml:space="preserve"> time\n"); </w:t>
-      </w:r>
-    </w:p>
-    <w:p>
-      <w:pPr>
-        <w:spacing w:after="0" w:line="360" w:lineRule="auto"/>
-      </w:pPr>
-    </w:p>
-    <w:p>
-      <w:pPr>
-        <w:spacing w:after="0" w:line="360" w:lineRule="auto"/>
-      </w:pPr>
-      <w:r>
-        <w:t xml:space="preserve">    for (</w:t>
-      </w:r>
-      <w:proofErr w:type="spellStart"/>
-      <w:r>
-        <w:t>i</w:t>
-      </w:r>
-      <w:proofErr w:type="spellEnd"/>
-      <w:r>
-        <w:t xml:space="preserve">=0; </w:t>
-      </w:r>
-      <w:proofErr w:type="spellStart"/>
-      <w:r>
-        <w:t>i</w:t>
-      </w:r>
-      <w:proofErr w:type="spellEnd"/>
-      <w:r>
-        <w:t xml:space="preserve">&lt;n; </w:t>
-      </w:r>
-      <w:proofErr w:type="spellStart"/>
-      <w:r>
-        <w:t>i</w:t>
-      </w:r>
-      <w:proofErr w:type="spellEnd"/>
-      <w:r>
-        <w:t xml:space="preserve">++) { </w:t>
-      </w:r>
-    </w:p>
-    <w:p>
-      <w:pPr>
-        <w:spacing w:after="0" w:line="360" w:lineRule="auto"/>
-      </w:pPr>
-      <w:r>
-        <w:t xml:space="preserve">        </w:t>
-      </w:r>
-      <w:proofErr w:type="spellStart"/>
-      <w:r>
-        <w:t>total_wt</w:t>
-      </w:r>
-      <w:proofErr w:type="spellEnd"/>
-      <w:r>
-        <w:t xml:space="preserve"> = </w:t>
-      </w:r>
-      <w:proofErr w:type="spellStart"/>
-      <w:r>
-        <w:t>total_wt</w:t>
-      </w:r>
-      <w:proofErr w:type="spellEnd"/>
-      <w:r>
-        <w:t xml:space="preserve"> + </w:t>
-      </w:r>
-      <w:proofErr w:type="spellStart"/>
-      <w:r>
-        <w:t>wt</w:t>
-      </w:r>
-      <w:proofErr w:type="spellEnd"/>
-      <w:r>
-        <w:t>[</w:t>
-      </w:r>
-      <w:proofErr w:type="spellStart"/>
-      <w:r>
-        <w:t>i</w:t>
-      </w:r>
-      <w:proofErr w:type="spellEnd"/>
-      <w:r>
-        <w:t xml:space="preserve">]; </w:t>
-      </w:r>
-    </w:p>
-    <w:p>
-      <w:pPr>
-        <w:spacing w:after="0" w:line="360" w:lineRule="auto"/>
-      </w:pPr>
-      <w:r>
-        <w:t xml:space="preserve">        </w:t>
-      </w:r>
-      <w:proofErr w:type="spellStart"/>
-      <w:r>
-        <w:t>total_tat</w:t>
-      </w:r>
-      <w:proofErr w:type="spellEnd"/>
-      <w:r>
-        <w:t xml:space="preserve"> = </w:t>
-      </w:r>
-      <w:proofErr w:type="spellStart"/>
-      <w:r>
-        <w:t>total_tat</w:t>
-      </w:r>
-      <w:proofErr w:type="spellEnd"/>
-      <w:r>
-        <w:t xml:space="preserve"> + tat[</w:t>
-      </w:r>
-      <w:proofErr w:type="spellStart"/>
-      <w:r>
-        <w:t>i</w:t>
-      </w:r>
-      <w:proofErr w:type="spellEnd"/>
-      <w:r>
-        <w:t xml:space="preserve">]; </w:t>
-      </w:r>
-    </w:p>
-    <w:p>
-      <w:pPr>
-        <w:spacing w:after="0" w:line="360" w:lineRule="auto"/>
-      </w:pPr>
-      <w:r>
-        <w:t xml:space="preserve">        </w:t>
-      </w:r>
-      <w:proofErr w:type="spellStart"/>
-      <w:r>
-        <w:t>printf</w:t>
-      </w:r>
-      <w:proofErr w:type="spellEnd"/>
-      <w:r>
-        <w:t>("   %d\t",(i+1));</w:t>
-      </w:r>
-    </w:p>
-    <w:p>
-      <w:pPr>
-        <w:spacing w:after="0" w:line="360" w:lineRule="auto"/>
-      </w:pPr>
-      <w:r>
-        <w:t xml:space="preserve">        </w:t>
-      </w:r>
-      <w:proofErr w:type="spellStart"/>
-      <w:r>
-        <w:t>printf</w:t>
-      </w:r>
-      <w:proofErr w:type="spellEnd"/>
-      <w:r>
-        <w:t>("\</w:t>
-      </w:r>
-      <w:proofErr w:type="spellStart"/>
-      <w:r>
-        <w:t>t%d</w:t>
-      </w:r>
-      <w:proofErr w:type="spellEnd"/>
-      <w:r>
-        <w:t xml:space="preserve"> \t", </w:t>
-      </w:r>
-      <w:proofErr w:type="spellStart"/>
-      <w:r>
-        <w:t>bt</w:t>
-      </w:r>
-      <w:proofErr w:type="spellEnd"/>
-      <w:r>
-        <w:t>[</w:t>
-      </w:r>
-      <w:proofErr w:type="spellStart"/>
-      <w:r>
-        <w:t>i</w:t>
-      </w:r>
-      <w:proofErr w:type="spellEnd"/>
-      <w:r>
-        <w:t>] );</w:t>
-      </w:r>
-    </w:p>
-    <w:p>
-      <w:pPr>
-        <w:spacing w:after="0" w:line="360" w:lineRule="auto"/>
-      </w:pPr>
-      <w:r>
-        <w:t xml:space="preserve">        </w:t>
-      </w:r>
-      <w:proofErr w:type="spellStart"/>
-      <w:r>
-        <w:t>printf</w:t>
-      </w:r>
-      <w:proofErr w:type="spellEnd"/>
-      <w:r>
-        <w:t>("\</w:t>
-      </w:r>
-      <w:proofErr w:type="spellStart"/>
-      <w:r>
-        <w:t>t%d</w:t>
-      </w:r>
-      <w:proofErr w:type="spellEnd"/>
-      <w:r>
-        <w:t xml:space="preserve"> \t",</w:t>
-      </w:r>
-      <w:proofErr w:type="spellStart"/>
-      <w:r>
-        <w:t>wt</w:t>
-      </w:r>
-      <w:proofErr w:type="spellEnd"/>
-      <w:r>
-        <w:t>[</w:t>
-      </w:r>
-      <w:proofErr w:type="spellStart"/>
-      <w:r>
-        <w:t>i</w:t>
-      </w:r>
-      <w:proofErr w:type="spellEnd"/>
-      <w:r>
-        <w:t>] );</w:t>
-      </w:r>
-    </w:p>
-    <w:p>
-      <w:pPr>
-        <w:spacing w:after="0" w:line="360" w:lineRule="auto"/>
-      </w:pPr>
-      <w:r>
-        <w:t xml:space="preserve">        </w:t>
-      </w:r>
-      <w:proofErr w:type="spellStart"/>
-      <w:r>
-        <w:t>printf</w:t>
-      </w:r>
-      <w:proofErr w:type="spellEnd"/>
-      <w:r>
-        <w:t>("\</w:t>
-      </w:r>
-      <w:proofErr w:type="spellStart"/>
-      <w:r>
-        <w:t>t%d</w:t>
-      </w:r>
-      <w:proofErr w:type="spellEnd"/>
-      <w:r>
-        <w:t>\</w:t>
-      </w:r>
-      <w:proofErr w:type="spellStart"/>
-      <w:r>
-        <w:t>n",tat</w:t>
-      </w:r>
-      <w:proofErr w:type="spellEnd"/>
-      <w:r>
-        <w:t>[</w:t>
-      </w:r>
-      <w:proofErr w:type="spellStart"/>
-      <w:r>
-        <w:t>i</w:t>
-      </w:r>
-      <w:proofErr w:type="spellEnd"/>
-      <w:r>
-        <w:t xml:space="preserve">] ); </w:t>
-      </w:r>
-    </w:p>
-    <w:p>
-      <w:pPr>
-        <w:spacing w:after="0" w:line="360" w:lineRule="auto"/>
-      </w:pPr>
-      <w:r>
-        <w:t xml:space="preserve">    } </w:t>
-      </w:r>
-    </w:p>
-    <w:p>
-      <w:pPr>
-        <w:spacing w:after="0" w:line="360" w:lineRule="auto"/>
-      </w:pPr>
-      <w:r>
-        <w:t xml:space="preserve">    float s=(float)</w:t>
-      </w:r>
-      <w:proofErr w:type="spellStart"/>
-      <w:r>
-        <w:t>total_wt</w:t>
-      </w:r>
-      <w:proofErr w:type="spellEnd"/>
-      <w:r>
-        <w:t xml:space="preserve"> / (float)n;</w:t>
-      </w:r>
-    </w:p>
-    <w:p>
-      <w:pPr>
-        <w:spacing w:after="0" w:line="360" w:lineRule="auto"/>
-      </w:pPr>
-      <w:r>
-        <w:lastRenderedPageBreak/>
-        <w:t xml:space="preserve">    float t=(float)</w:t>
-      </w:r>
-      <w:proofErr w:type="spellStart"/>
-      <w:r>
-        <w:t>total_tat</w:t>
-      </w:r>
-      <w:proofErr w:type="spellEnd"/>
-      <w:r>
-        <w:t xml:space="preserve"> / (float)n;</w:t>
-      </w:r>
-    </w:p>
-    <w:p>
-      <w:pPr>
-        <w:spacing w:after="0" w:line="360" w:lineRule="auto"/>
-      </w:pPr>
-      <w:r>
-        <w:t xml:space="preserve">    </w:t>
-      </w:r>
-      <w:proofErr w:type="spellStart"/>
-      <w:r>
-        <w:t>printf</w:t>
-      </w:r>
-      <w:proofErr w:type="spellEnd"/>
-      <w:r>
-        <w:t>("Average waiting time = %f\</w:t>
-      </w:r>
-      <w:proofErr w:type="spellStart"/>
-      <w:r>
-        <w:t>n",s</w:t>
-      </w:r>
-      <w:proofErr w:type="spellEnd"/>
-      <w:r>
-        <w:t>);</w:t>
-      </w:r>
-    </w:p>
-    <w:p>
-      <w:pPr>
-        <w:spacing w:after="0" w:line="360" w:lineRule="auto"/>
-      </w:pPr>
-      <w:r>
-        <w:t xml:space="preserve">    </w:t>
-      </w:r>
-      <w:proofErr w:type="spellStart"/>
-      <w:r>
-        <w:t>printf</w:t>
-      </w:r>
-      <w:proofErr w:type="spellEnd"/>
-      <w:r>
-        <w:t xml:space="preserve">("Average </w:t>
-      </w:r>
-      <w:proofErr w:type="spellStart"/>
-      <w:r>
-        <w:t>turn around</w:t>
-      </w:r>
-      <w:proofErr w:type="spellEnd"/>
-      <w:r>
-        <w:t xml:space="preserve"> time = %f ",t); </w:t>
-      </w:r>
-    </w:p>
-    <w:p>
-      <w:pPr>
-        <w:spacing w:after="0" w:line="360" w:lineRule="auto"/>
-      </w:pPr>
-      <w:r>
-        <w:t xml:space="preserve">} </w:t>
-      </w:r>
-    </w:p>
-    <w:p>
-      <w:pPr>
-        <w:spacing w:after="0" w:line="360" w:lineRule="auto"/>
-      </w:pPr>
-    </w:p>
-    <w:p>
-      <w:pPr>
-        <w:spacing w:after="0" w:line="360" w:lineRule="auto"/>
-      </w:pPr>
-      <w:r>
-        <w:t>int main() {</w:t>
-      </w:r>
-    </w:p>
-    <w:p>
-      <w:pPr>
-        <w:spacing w:after="0" w:line="360" w:lineRule="auto"/>
-      </w:pPr>
-      <w:r>
-        <w:t xml:space="preserve">    int processes[] = {1, 2, 3}; </w:t>
-      </w:r>
-    </w:p>
-    <w:p>
-      <w:pPr>
-        <w:spacing w:after="0" w:line="360" w:lineRule="auto"/>
-      </w:pPr>
-      <w:r>
-        <w:t xml:space="preserve">    int n = </w:t>
-      </w:r>
-      <w:proofErr w:type="spellStart"/>
-      <w:r>
-        <w:t>sizeof</w:t>
-      </w:r>
-      <w:proofErr w:type="spellEnd"/>
-      <w:r>
-        <w:t xml:space="preserve"> processes / </w:t>
-      </w:r>
-      <w:proofErr w:type="spellStart"/>
-      <w:r>
-        <w:t>sizeof</w:t>
-      </w:r>
-      <w:proofErr w:type="spellEnd"/>
-      <w:r>
-        <w:t xml:space="preserve"> processes[0]; </w:t>
-      </w:r>
-    </w:p>
-    <w:p>
-      <w:pPr>
-        <w:spacing w:after="0" w:line="360" w:lineRule="auto"/>
-      </w:pPr>
-      <w:r>
-        <w:t xml:space="preserve">  </w:t>
-      </w:r>
-    </w:p>
-    <w:p>
-      <w:pPr>
-        <w:spacing w:after="0" w:line="360" w:lineRule="auto"/>
-      </w:pPr>
-      <w:r>
-        <w:t xml:space="preserve">    int  </w:t>
-      </w:r>
-      <w:proofErr w:type="spellStart"/>
-      <w:r>
-        <w:t>burst_time</w:t>
-      </w:r>
-      <w:proofErr w:type="spellEnd"/>
-      <w:r>
-        <w:t xml:space="preserve">[] = {10, 5, 8}; </w:t>
-      </w:r>
-    </w:p>
-    <w:p>
-      <w:pPr>
-        <w:spacing w:after="0" w:line="360" w:lineRule="auto"/>
-      </w:pPr>
-      <w:r>
-        <w:t xml:space="preserve">  </w:t>
-      </w:r>
-    </w:p>
-    <w:p>
-      <w:pPr>
-        <w:spacing w:after="0" w:line="360" w:lineRule="auto"/>
-      </w:pPr>
-      <w:r>
-        <w:t xml:space="preserve">    </w:t>
-      </w:r>
-      <w:proofErr w:type="spellStart"/>
-      <w:r>
-        <w:t>findavgTime</w:t>
-      </w:r>
-      <w:proofErr w:type="spellEnd"/>
-      <w:r>
-        <w:t xml:space="preserve">(processes, n,  </w:t>
-      </w:r>
-      <w:proofErr w:type="spellStart"/>
-      <w:r>
-        <w:t>burst_time</w:t>
-      </w:r>
-      <w:proofErr w:type="spellEnd"/>
-      <w:r>
-        <w:t xml:space="preserve">); </w:t>
-      </w:r>
-    </w:p>
-    <w:p>
-      <w:pPr>
-        <w:spacing w:after="0" w:line="360" w:lineRule="auto"/>
-      </w:pPr>
-      <w:r>
-        <w:t xml:space="preserve">    return 0; </w:t>
-      </w:r>
-    </w:p>
-    <w:p>
-      <w:pPr>
-        <w:spacing w:after="0" w:line="360" w:lineRule="auto"/>
-      </w:pPr>
-      <w:r>
-        <w:t>}</w:t>
-      </w:r>
-    </w:p>
-    <w:p>
-      <w:pPr>
-        <w:pStyle w:val="Heading3"/>
-      </w:pPr>
-      <w:r>
-        <w:t>2</w:t>
-      </w:r>
-      <w:r>
-        <w:t>. Shortest Job First (SJF)</w:t>
-      </w:r>
-    </w:p>
-    <w:p>
-      <w:pPr>
-        <w:spacing w:after="0" w:line="360" w:lineRule="auto"/>
-      </w:pPr>
-      <w:proofErr w:type="gramStart"/>
-      <w:r>
-        <w:t>#include</w:t>
-      </w:r>
-      <w:proofErr w:type="gramEnd"/>
-      <w:r>
-        <w:t>&lt;stdio.h&gt;</w:t>
-      </w:r>
-    </w:p>
-    <w:p>
-      <w:pPr>
-        <w:spacing w:after="0" w:line="360" w:lineRule="auto"/>
-      </w:pPr>
-      <w:proofErr w:type="gramStart"/>
-      <w:r>
-        <w:t>#include</w:t>
-      </w:r>
-      <w:proofErr w:type="gramEnd"/>
-      <w:r>
-        <w:t xml:space="preserve">&lt;stdio.h&gt; </w:t>
-      </w:r>
-    </w:p>
-    <w:p>
-      <w:pPr>
-        <w:spacing w:after="0" w:line="360" w:lineRule="auto"/>
-      </w:pPr>
-    </w:p>
-    <w:p>
-      <w:pPr>
-        <w:spacing w:after="0" w:line="360" w:lineRule="auto"/>
-      </w:pPr>
-      <w:r>
-        <w:t xml:space="preserve">int </w:t>
-      </w:r>
-      <w:proofErr w:type="spellStart"/>
-      <w:r>
-        <w:t>findNextProcess</w:t>
-      </w:r>
-      <w:proofErr w:type="spellEnd"/>
-      <w:r>
-        <w:t xml:space="preserve">(int at[], int </w:t>
-      </w:r>
-      <w:proofErr w:type="spellStart"/>
-      <w:r>
-        <w:t>bt</w:t>
-      </w:r>
-      <w:proofErr w:type="spellEnd"/>
-      <w:r>
-        <w:t xml:space="preserve">[], int </w:t>
-      </w:r>
-      <w:proofErr w:type="spellStart"/>
-      <w:r>
-        <w:t>is_completed</w:t>
-      </w:r>
-      <w:proofErr w:type="spellEnd"/>
-      <w:r>
-        <w:t xml:space="preserve">[], int n, int </w:t>
-      </w:r>
-      <w:proofErr w:type="spellStart"/>
-      <w:r>
-        <w:t>current_time</w:t>
-      </w:r>
-      <w:proofErr w:type="spellEnd"/>
-      <w:r>
-        <w:t>) {</w:t>
-      </w:r>
-    </w:p>
-    <w:p>
-      <w:pPr>
-        <w:spacing w:after="0" w:line="360" w:lineRule="auto"/>
-      </w:pPr>
-      <w:r>
-        <w:t xml:space="preserve">    int </w:t>
-      </w:r>
-      <w:proofErr w:type="spellStart"/>
-      <w:r>
-        <w:t>min_index</w:t>
-      </w:r>
-      <w:proofErr w:type="spellEnd"/>
-      <w:r>
-        <w:t xml:space="preserve"> = -1;</w:t>
-      </w:r>
-    </w:p>
-    <w:p>
-      <w:pPr>
-        <w:spacing w:after="0" w:line="360" w:lineRule="auto"/>
-      </w:pPr>
-      <w:r>
-        <w:t xml:space="preserve">    int </w:t>
-      </w:r>
-      <w:proofErr w:type="spellStart"/>
-      <w:r>
-        <w:t>i</w:t>
-      </w:r>
-      <w:proofErr w:type="spellEnd"/>
-      <w:r>
-        <w:t>;</w:t>
-      </w:r>
-    </w:p>
-    <w:p>
-      <w:pPr>
-        <w:spacing w:after="0" w:line="360" w:lineRule="auto"/>
-      </w:pPr>
-      <w:r>
-        <w:t xml:space="preserve">    for (</w:t>
-      </w:r>
-      <w:proofErr w:type="spellStart"/>
-      <w:r>
-        <w:t>i</w:t>
-      </w:r>
-      <w:proofErr w:type="spellEnd"/>
-      <w:r>
-        <w:t xml:space="preserve"> = 0; </w:t>
-      </w:r>
-      <w:proofErr w:type="spellStart"/>
-      <w:r>
-        <w:t>i</w:t>
-      </w:r>
-      <w:proofErr w:type="spellEnd"/>
-      <w:r>
-        <w:t xml:space="preserve"> &lt; n; </w:t>
-      </w:r>
-      <w:proofErr w:type="spellStart"/>
-      <w:r>
-        <w:t>i</w:t>
-      </w:r>
-      <w:proofErr w:type="spellEnd"/>
-      <w:r>
-        <w:t>++) {</w:t>
-      </w:r>
-    </w:p>
-    <w:p>
-      <w:pPr>
-        <w:spacing w:after="0" w:line="360" w:lineRule="auto"/>
-      </w:pPr>
-      <w:r>
-        <w:t xml:space="preserve">        if (at[</w:t>
-      </w:r>
-      <w:proofErr w:type="spellStart"/>
-      <w:r>
-        <w:t>i</w:t>
-      </w:r>
-      <w:proofErr w:type="spellEnd"/>
-      <w:r>
-        <w:t xml:space="preserve">] &lt;= </w:t>
-      </w:r>
-      <w:proofErr w:type="spellStart"/>
-      <w:r>
-        <w:t>current_time</w:t>
-      </w:r>
-      <w:proofErr w:type="spellEnd"/>
-      <w:r>
-        <w:t xml:space="preserve"> &amp;&amp; </w:t>
-      </w:r>
-      <w:proofErr w:type="spellStart"/>
-      <w:r>
-        <w:t>is_completed</w:t>
-      </w:r>
-      <w:proofErr w:type="spellEnd"/>
-      <w:r>
-        <w:t>[</w:t>
-      </w:r>
-      <w:proofErr w:type="spellStart"/>
-      <w:r>
-        <w:t>i</w:t>
-      </w:r>
-      <w:proofErr w:type="spellEnd"/>
-      <w:r>
-        <w:t>] == 0) {</w:t>
-      </w:r>
-    </w:p>
-    <w:p>
-      <w:pPr>
-        <w:spacing w:after="0" w:line="360" w:lineRule="auto"/>
-      </w:pPr>
-      <w:r>
-        <w:t xml:space="preserve">            if (</w:t>
-      </w:r>
-      <w:proofErr w:type="spellStart"/>
-      <w:r>
-        <w:t>min_index</w:t>
-      </w:r>
-      <w:proofErr w:type="spellEnd"/>
-      <w:r>
-        <w:t xml:space="preserve"> == -1 || </w:t>
-      </w:r>
-      <w:proofErr w:type="spellStart"/>
-      <w:r>
-        <w:t>bt</w:t>
-      </w:r>
-      <w:proofErr w:type="spellEnd"/>
-      <w:r>
-        <w:t>[</w:t>
-      </w:r>
-      <w:proofErr w:type="spellStart"/>
-      <w:r>
-        <w:t>i</w:t>
-      </w:r>
-      <w:proofErr w:type="spellEnd"/>
-      <w:r>
-        <w:t xml:space="preserve">] &lt; </w:t>
-      </w:r>
-      <w:proofErr w:type="spellStart"/>
-      <w:r>
-        <w:t>bt</w:t>
-      </w:r>
-      <w:proofErr w:type="spellEnd"/>
-      <w:r>
-        <w:t>[</w:t>
-      </w:r>
-      <w:proofErr w:type="spellStart"/>
-      <w:r>
-        <w:t>min_index</w:t>
-      </w:r>
-      <w:proofErr w:type="spellEnd"/>
-      <w:r>
-        <w:t>]) {</w:t>
-      </w:r>
-    </w:p>
-    <w:p>
-      <w:pPr>
-        <w:spacing w:after="0" w:line="360" w:lineRule="auto"/>
-      </w:pPr>
-      <w:r>
-        <w:t xml:space="preserve">                </w:t>
-      </w:r>
-      <w:proofErr w:type="spellStart"/>
-      <w:r>
-        <w:t>min_index</w:t>
-      </w:r>
-      <w:proofErr w:type="spellEnd"/>
-      <w:r>
-        <w:t xml:space="preserve"> = </w:t>
-      </w:r>
-      <w:proofErr w:type="spellStart"/>
-      <w:r>
-        <w:t>i</w:t>
-      </w:r>
-      <w:proofErr w:type="spellEnd"/>
-      <w:r>
-        <w:t>;</w:t>
-      </w:r>
-    </w:p>
-    <w:p>
-      <w:pPr>
-        <w:spacing w:after="0" w:line="360" w:lineRule="auto"/>
-      </w:pPr>
-      <w:r>
-        <w:t xml:space="preserve">            }</w:t>
-      </w:r>
-    </w:p>
-    <w:p>
-      <w:pPr>
-        <w:spacing w:after="0" w:line="360" w:lineRule="auto"/>
-      </w:pPr>
-      <w:r>
-        <w:t xml:space="preserve">        }</w:t>
-      </w:r>
-    </w:p>
-    <w:p>
-      <w:pPr>
-        <w:spacing w:after="0" w:line="360" w:lineRule="auto"/>
-      </w:pPr>
-      <w:r>
-        <w:t xml:space="preserve">    }</w:t>
-      </w:r>
-    </w:p>
-    <w:p>
-      <w:pPr>
-        <w:spacing w:after="0" w:line="360" w:lineRule="auto"/>
-      </w:pPr>
-      <w:r>
-        <w:t xml:space="preserve">    return </w:t>
-      </w:r>
-      <w:proofErr w:type="spellStart"/>
-      <w:r>
-        <w:t>min_index</w:t>
-      </w:r>
-      <w:proofErr w:type="spellEnd"/>
-      <w:r>
-        <w:t>;</w:t>
-      </w:r>
-    </w:p>
-    <w:p>
-      <w:pPr>
-        <w:spacing w:after="0" w:line="360" w:lineRule="auto"/>
-      </w:pPr>
-      <w:r>
-        <w:t>}</w:t>
-      </w:r>
-    </w:p>
-    <w:p>
-      <w:pPr>
-        <w:spacing w:after="0" w:line="360" w:lineRule="auto"/>
-      </w:pPr>
-    </w:p>
-    <w:p>
-      <w:pPr>
-        <w:spacing w:after="0" w:line="360" w:lineRule="auto"/>
-      </w:pPr>
-      <w:r>
-        <w:t xml:space="preserve">void </w:t>
-      </w:r>
-      <w:proofErr w:type="spellStart"/>
-      <w:r>
-        <w:t>sjf</w:t>
-      </w:r>
-      <w:proofErr w:type="spellEnd"/>
-      <w:r>
-        <w:t xml:space="preserve">(int </w:t>
-      </w:r>
-      <w:proofErr w:type="spellStart"/>
-      <w:r>
-        <w:t>pid</w:t>
-      </w:r>
-      <w:proofErr w:type="spellEnd"/>
-      <w:r>
-        <w:t xml:space="preserve">[], int at[], int </w:t>
-      </w:r>
-      <w:proofErr w:type="spellStart"/>
-      <w:r>
-        <w:t>bt</w:t>
-      </w:r>
-      <w:proofErr w:type="spellEnd"/>
-      <w:r>
-        <w:t xml:space="preserve">[], int </w:t>
-      </w:r>
-      <w:proofErr w:type="spellStart"/>
-      <w:r>
-        <w:t>wt</w:t>
-      </w:r>
-      <w:proofErr w:type="spellEnd"/>
-      <w:r>
-        <w:t xml:space="preserve">[], int </w:t>
-      </w:r>
-      <w:proofErr w:type="spellStart"/>
-      <w:r>
-        <w:t>tat</w:t>
-      </w:r>
-      <w:proofErr w:type="spellEnd"/>
-      <w:r>
-        <w:t>[], int n) {</w:t>
-      </w:r>
-    </w:p>
-    <w:p>
-      <w:pPr>
-        <w:spacing w:after="0" w:line="360" w:lineRule="auto"/>
-      </w:pPr>
-      <w:r>
-        <w:t xml:space="preserve">    int completed = 0, </w:t>
-      </w:r>
-      <w:proofErr w:type="spellStart"/>
-      <w:r>
-        <w:t>current_time</w:t>
-      </w:r>
-      <w:proofErr w:type="spellEnd"/>
-      <w:r>
-        <w:t xml:space="preserve"> = 0;</w:t>
-      </w:r>
-    </w:p>
-    <w:p>
-      <w:pPr>
-        <w:spacing w:after="0" w:line="360" w:lineRule="auto"/>
-      </w:pPr>
-      <w:r>
-        <w:lastRenderedPageBreak/>
-        <w:t xml:space="preserve">    int </w:t>
-      </w:r>
-      <w:proofErr w:type="spellStart"/>
-      <w:r>
-        <w:t>is_completed</w:t>
-      </w:r>
-      <w:proofErr w:type="spellEnd"/>
-      <w:r>
-        <w:t>[n],</w:t>
-      </w:r>
-      <w:proofErr w:type="spellStart"/>
-      <w:r>
-        <w:t>i</w:t>
-      </w:r>
-      <w:proofErr w:type="spellEnd"/>
-      <w:r>
-        <w:t>;</w:t>
-      </w:r>
-    </w:p>
-    <w:p>
-      <w:pPr>
-        <w:spacing w:after="0" w:line="360" w:lineRule="auto"/>
-      </w:pPr>
-    </w:p>
-    <w:p>
-      <w:pPr>
-        <w:spacing w:after="0" w:line="360" w:lineRule="auto"/>
-      </w:pPr>
-      <w:r>
-        <w:t xml:space="preserve">    for (</w:t>
-      </w:r>
-      <w:proofErr w:type="spellStart"/>
-      <w:r>
-        <w:t>i</w:t>
-      </w:r>
-      <w:proofErr w:type="spellEnd"/>
-      <w:r>
-        <w:t xml:space="preserve"> = 0; </w:t>
-      </w:r>
-      <w:proofErr w:type="spellStart"/>
-      <w:r>
-        <w:t>i</w:t>
-      </w:r>
-      <w:proofErr w:type="spellEnd"/>
-      <w:r>
-        <w:t xml:space="preserve"> &lt; n; </w:t>
-      </w:r>
-      <w:proofErr w:type="spellStart"/>
-      <w:r>
-        <w:t>i</w:t>
-      </w:r>
-      <w:proofErr w:type="spellEnd"/>
-      <w:r>
-        <w:t>++)</w:t>
-      </w:r>
-    </w:p>
-    <w:p>
-      <w:pPr>
-        <w:spacing w:after="0" w:line="360" w:lineRule="auto"/>
-      </w:pPr>
-      <w:r>
-        <w:t xml:space="preserve">        </w:t>
-      </w:r>
-      <w:proofErr w:type="spellStart"/>
-      <w:r>
-        <w:t>is_completed</w:t>
-      </w:r>
-      <w:proofErr w:type="spellEnd"/>
-      <w:r>
-        <w:t>[</w:t>
-      </w:r>
-      <w:proofErr w:type="spellStart"/>
-      <w:r>
-        <w:t>i</w:t>
-      </w:r>
-      <w:proofErr w:type="spellEnd"/>
-      <w:r>
-        <w:t>] = 0;</w:t>
-      </w:r>
-    </w:p>
-    <w:p>
-      <w:pPr>
-        <w:spacing w:after="0" w:line="360" w:lineRule="auto"/>
-      </w:pPr>
-    </w:p>
-    <w:p>
-      <w:pPr>
-        <w:spacing w:after="0" w:line="360" w:lineRule="auto"/>
-      </w:pPr>
-      <w:r>
-        <w:t xml:space="preserve">    while (completed != n) {</w:t>
-      </w:r>
-    </w:p>
-    <w:p>
-      <w:pPr>
-        <w:spacing w:after="0" w:line="360" w:lineRule="auto"/>
-      </w:pPr>
-      <w:r>
-        <w:t xml:space="preserve">        int index = </w:t>
-      </w:r>
-      <w:proofErr w:type="spellStart"/>
-      <w:r>
-        <w:t>findNextProcess</w:t>
-      </w:r>
-      <w:proofErr w:type="spellEnd"/>
-      <w:r>
-        <w:t xml:space="preserve">(at, </w:t>
-      </w:r>
-      <w:proofErr w:type="spellStart"/>
-      <w:r>
-        <w:t>bt</w:t>
-      </w:r>
-      <w:proofErr w:type="spellEnd"/>
-      <w:r>
-        <w:t xml:space="preserve">, </w:t>
-      </w:r>
-      <w:proofErr w:type="spellStart"/>
-      <w:r>
-        <w:t>is_completed</w:t>
-      </w:r>
-      <w:proofErr w:type="spellEnd"/>
-      <w:r>
-        <w:t xml:space="preserve">, n, </w:t>
-      </w:r>
-      <w:proofErr w:type="spellStart"/>
-      <w:r>
-        <w:t>current_time</w:t>
-      </w:r>
-      <w:proofErr w:type="spellEnd"/>
-      <w:r>
-        <w:t>);</w:t>
-      </w:r>
-    </w:p>
-    <w:p>
-      <w:pPr>
-        <w:spacing w:after="0" w:line="360" w:lineRule="auto"/>
-      </w:pPr>
-      <w:r>
-        <w:tab/>
-      </w:r>
-      <w:r>
-        <w:tab/>
-        <w:t>if (index == -1) {</w:t>
-      </w:r>
-    </w:p>
-    <w:p>
-      <w:pPr>
-        <w:spacing w:after="0" w:line="360" w:lineRule="auto"/>
-      </w:pPr>
-      <w:r>
-        <w:t xml:space="preserve">            </w:t>
-      </w:r>
-      <w:proofErr w:type="spellStart"/>
-      <w:r>
-        <w:t>current_time</w:t>
-      </w:r>
-      <w:proofErr w:type="spellEnd"/>
-      <w:r>
-        <w:t>++;</w:t>
-      </w:r>
-    </w:p>
-    <w:p>
-      <w:pPr>
-        <w:spacing w:after="0" w:line="360" w:lineRule="auto"/>
-      </w:pPr>
-      <w:r>
-        <w:t xml:space="preserve">        } else {</w:t>
-      </w:r>
-    </w:p>
-    <w:p>
-      <w:pPr>
-        <w:spacing w:after="0" w:line="360" w:lineRule="auto"/>
-      </w:pPr>
-      <w:r>
-        <w:t xml:space="preserve">            </w:t>
-      </w:r>
-      <w:proofErr w:type="spellStart"/>
-      <w:r>
-        <w:t>wt</w:t>
-      </w:r>
-      <w:proofErr w:type="spellEnd"/>
-      <w:r>
-        <w:t xml:space="preserve">[index] = </w:t>
-      </w:r>
-      <w:proofErr w:type="spellStart"/>
-      <w:r>
-        <w:t>current_time</w:t>
-      </w:r>
-      <w:proofErr w:type="spellEnd"/>
-      <w:r>
-        <w:t xml:space="preserve"> - at[index];</w:t>
-      </w:r>
-    </w:p>
-    <w:p>
-      <w:pPr>
-        <w:spacing w:after="0" w:line="360" w:lineRule="auto"/>
-      </w:pPr>
-      <w:r>
-        <w:t xml:space="preserve">            </w:t>
-      </w:r>
-      <w:proofErr w:type="spellStart"/>
-      <w:r>
-        <w:t>current_time</w:t>
-      </w:r>
-      <w:proofErr w:type="spellEnd"/>
-      <w:r>
-        <w:t xml:space="preserve"> += </w:t>
-      </w:r>
-      <w:proofErr w:type="spellStart"/>
-      <w:r>
-        <w:t>bt</w:t>
-      </w:r>
-      <w:proofErr w:type="spellEnd"/>
-      <w:r>
-        <w:t>[index];</w:t>
-      </w:r>
-    </w:p>
-    <w:p>
-      <w:pPr>
-        <w:spacing w:after="0" w:line="360" w:lineRule="auto"/>
-      </w:pPr>
-      <w:r>
-        <w:t xml:space="preserve">            </w:t>
-      </w:r>
-      <w:proofErr w:type="spellStart"/>
-      <w:r>
-        <w:t>tat</w:t>
-      </w:r>
-      <w:proofErr w:type="spellEnd"/>
-      <w:r>
-        <w:t xml:space="preserve">[index] = </w:t>
-      </w:r>
-      <w:proofErr w:type="spellStart"/>
-      <w:r>
-        <w:t>wt</w:t>
-      </w:r>
-      <w:proofErr w:type="spellEnd"/>
-      <w:r>
-        <w:t xml:space="preserve">[index] + </w:t>
-      </w:r>
-      <w:proofErr w:type="spellStart"/>
-      <w:r>
-        <w:t>bt</w:t>
-      </w:r>
-      <w:proofErr w:type="spellEnd"/>
-      <w:r>
-        <w:t>[index];</w:t>
-      </w:r>
-    </w:p>
-    <w:p>
-      <w:pPr>
-        <w:spacing w:after="0" w:line="360" w:lineRule="auto"/>
-      </w:pPr>
-    </w:p>
-    <w:p>
-      <w:pPr>
-        <w:spacing w:after="0" w:line="360" w:lineRule="auto"/>
-      </w:pPr>
-      <w:r>
-        <w:t xml:space="preserve">            </w:t>
-      </w:r>
-      <w:proofErr w:type="spellStart"/>
-      <w:r>
-        <w:t>is_completed</w:t>
-      </w:r>
-      <w:proofErr w:type="spellEnd"/>
-      <w:r>
-        <w:t>[index] = 1;</w:t>
-      </w:r>
-    </w:p>
-    <w:p>
-      <w:pPr>
-        <w:spacing w:after="0" w:line="360" w:lineRule="auto"/>
-      </w:pPr>
-      <w:r>
-        <w:t xml:space="preserve">            completed++;</w:t>
-      </w:r>
-    </w:p>
-    <w:p>
-      <w:pPr>
-        <w:spacing w:after="0" w:line="360" w:lineRule="auto"/>
-      </w:pPr>
-      <w:r>
-        <w:t xml:space="preserve">        }</w:t>
-      </w:r>
-    </w:p>
-    <w:p>
-      <w:pPr>
-        <w:spacing w:after="0" w:line="360" w:lineRule="auto"/>
-      </w:pPr>
-      <w:r>
-        <w:t xml:space="preserve">    }</w:t>
-      </w:r>
-    </w:p>
-    <w:p>
-      <w:pPr>
-        <w:spacing w:after="0" w:line="360" w:lineRule="auto"/>
-      </w:pPr>
-      <w:r>
-        <w:t>}</w:t>
-      </w:r>
-    </w:p>
-    <w:p>
-      <w:pPr>
-        <w:spacing w:after="0" w:line="360" w:lineRule="auto"/>
-      </w:pPr>
-    </w:p>
-    <w:p>
-      <w:pPr>
-        <w:spacing w:after="0" w:line="360" w:lineRule="auto"/>
-      </w:pPr>
-      <w:r>
-        <w:t xml:space="preserve">void print(int </w:t>
-      </w:r>
-      <w:proofErr w:type="spellStart"/>
-      <w:r>
-        <w:t>pid</w:t>
-      </w:r>
-      <w:proofErr w:type="spellEnd"/>
-      <w:r>
-        <w:t xml:space="preserve">[], int at[], int </w:t>
-      </w:r>
-      <w:proofErr w:type="spellStart"/>
-      <w:r>
-        <w:t>bt</w:t>
-      </w:r>
-      <w:proofErr w:type="spellEnd"/>
-      <w:r>
-        <w:t xml:space="preserve">[], int </w:t>
-      </w:r>
-      <w:proofErr w:type="spellStart"/>
-      <w:r>
-        <w:t>wt</w:t>
-      </w:r>
-      <w:proofErr w:type="spellEnd"/>
-      <w:r>
-        <w:t xml:space="preserve">[], int </w:t>
-      </w:r>
-      <w:proofErr w:type="spellStart"/>
-      <w:r>
-        <w:t>tat</w:t>
-      </w:r>
-      <w:proofErr w:type="spellEnd"/>
-      <w:r>
-        <w:t>[], int n) {</w:t>
-      </w:r>
-    </w:p>
-    <w:p>
-      <w:pPr>
-        <w:spacing w:after="0" w:line="360" w:lineRule="auto"/>
-      </w:pPr>
-      <w:r>
-        <w:t xml:space="preserve">    float </w:t>
-      </w:r>
-      <w:proofErr w:type="spellStart"/>
-      <w:r>
-        <w:t>avg_wt</w:t>
-      </w:r>
-      <w:proofErr w:type="spellEnd"/>
-      <w:r>
-        <w:t xml:space="preserve"> = 0, </w:t>
-      </w:r>
-      <w:proofErr w:type="spellStart"/>
-      <w:r>
-        <w:t>avg_tat</w:t>
-      </w:r>
-      <w:proofErr w:type="spellEnd"/>
-      <w:r>
-        <w:t xml:space="preserve"> = 0;</w:t>
-      </w:r>
-    </w:p>
-    <w:p>
-      <w:pPr>
-        <w:spacing w:after="0" w:line="360" w:lineRule="auto"/>
-      </w:pPr>
-      <w:r>
-        <w:t xml:space="preserve">    int </w:t>
-      </w:r>
-      <w:proofErr w:type="spellStart"/>
-      <w:r>
-        <w:t>i</w:t>
-      </w:r>
-      <w:proofErr w:type="spellEnd"/>
-      <w:r>
-        <w:t>;</w:t>
-      </w:r>
-    </w:p>
-    <w:p>
-      <w:pPr>
-        <w:spacing w:after="0" w:line="360" w:lineRule="auto"/>
-      </w:pPr>
-      <w:r>
-        <w:t xml:space="preserve">    </w:t>
-      </w:r>
-      <w:proofErr w:type="spellStart"/>
-      <w:r>
-        <w:t>printf</w:t>
-      </w:r>
-      <w:proofErr w:type="spellEnd"/>
-      <w:r>
-        <w:t>("Process Scheduling: SJF\n");</w:t>
-      </w:r>
-    </w:p>
-    <w:p>
-      <w:pPr>
-        <w:spacing w:after="0" w:line="360" w:lineRule="auto"/>
-      </w:pPr>
-      <w:r>
-        <w:t xml:space="preserve">    </w:t>
-      </w:r>
-      <w:proofErr w:type="spellStart"/>
-      <w:r>
-        <w:t>printf</w:t>
-      </w:r>
-      <w:proofErr w:type="spellEnd"/>
-      <w:r>
-        <w:t>("\</w:t>
-      </w:r>
-      <w:proofErr w:type="spellStart"/>
-      <w:r>
-        <w:t>nPID</w:t>
-      </w:r>
-      <w:proofErr w:type="spellEnd"/>
-      <w:r>
-        <w:t>\</w:t>
-      </w:r>
-      <w:proofErr w:type="spellStart"/>
-      <w:r>
-        <w:t>tAT</w:t>
-      </w:r>
-      <w:proofErr w:type="spellEnd"/>
-      <w:r>
-        <w:t>\</w:t>
-      </w:r>
-      <w:proofErr w:type="spellStart"/>
-      <w:r>
-        <w:t>tBT</w:t>
-      </w:r>
-      <w:proofErr w:type="spellEnd"/>
-      <w:r>
-        <w:t>\</w:t>
-      </w:r>
-      <w:proofErr w:type="spellStart"/>
-      <w:r>
-        <w:t>tWT</w:t>
-      </w:r>
-      <w:proofErr w:type="spellEnd"/>
-      <w:r>
-        <w:t>\</w:t>
-      </w:r>
-      <w:proofErr w:type="spellStart"/>
-      <w:r>
-        <w:t>tTAT</w:t>
-      </w:r>
-      <w:proofErr w:type="spellEnd"/>
-      <w:r>
-        <w:t>\n");</w:t>
-      </w:r>
-    </w:p>
-    <w:p>
-      <w:pPr>
-        <w:spacing w:after="0" w:line="360" w:lineRule="auto"/>
-      </w:pPr>
-    </w:p>
-    <w:p>
-      <w:pPr>
-        <w:spacing w:after="0" w:line="360" w:lineRule="auto"/>
-      </w:pPr>
-      <w:r>
-        <w:t xml:space="preserve">    for (</w:t>
-      </w:r>
-      <w:proofErr w:type="spellStart"/>
-      <w:r>
-        <w:t>i</w:t>
-      </w:r>
-      <w:proofErr w:type="spellEnd"/>
-      <w:r>
-        <w:t xml:space="preserve"> = 0; </w:t>
-      </w:r>
-      <w:proofErr w:type="spellStart"/>
-      <w:r>
-        <w:t>i</w:t>
-      </w:r>
-      <w:proofErr w:type="spellEnd"/>
-      <w:r>
-        <w:t xml:space="preserve"> &lt; n; </w:t>
-      </w:r>
-      <w:proofErr w:type="spellStart"/>
-      <w:r>
-        <w:t>i</w:t>
-      </w:r>
-      <w:proofErr w:type="spellEnd"/>
-      <w:r>
-        <w:t>++) {</w:t>
-      </w:r>
-    </w:p>
-    <w:p>
-      <w:pPr>
-        <w:spacing w:after="0" w:line="360" w:lineRule="auto"/>
-      </w:pPr>
-      <w:r>
-        <w:t xml:space="preserve">        </w:t>
-      </w:r>
-      <w:proofErr w:type="spellStart"/>
-      <w:r>
-        <w:t>printf</w:t>
-      </w:r>
-      <w:proofErr w:type="spellEnd"/>
-      <w:r>
-        <w:t>("</w:t>
-      </w:r>
-      <w:proofErr w:type="spellStart"/>
-      <w:r>
-        <w:t>P%d</w:t>
-      </w:r>
-      <w:proofErr w:type="spellEnd"/>
-      <w:r>
-        <w:t>\</w:t>
-      </w:r>
-      <w:proofErr w:type="spellStart"/>
-      <w:r>
-        <w:t>t%d</w:t>
-      </w:r>
-      <w:proofErr w:type="spellEnd"/>
-      <w:r>
-        <w:t>\</w:t>
-      </w:r>
-      <w:proofErr w:type="spellStart"/>
-      <w:r>
-        <w:t>t%d</w:t>
-      </w:r>
-      <w:proofErr w:type="spellEnd"/>
-      <w:r>
-        <w:t>\</w:t>
-      </w:r>
-      <w:proofErr w:type="spellStart"/>
-      <w:r>
-        <w:t>t%d</w:t>
-      </w:r>
-      <w:proofErr w:type="spellEnd"/>
-      <w:r>
-        <w:t>\</w:t>
-      </w:r>
-      <w:proofErr w:type="spellStart"/>
-      <w:r>
-        <w:t>t%d</w:t>
-      </w:r>
-      <w:proofErr w:type="spellEnd"/>
-      <w:r>
-        <w:t>\n",</w:t>
-      </w:r>
-      <w:proofErr w:type="spellStart"/>
-      <w:r>
-        <w:t>pid</w:t>
-      </w:r>
-      <w:proofErr w:type="spellEnd"/>
-      <w:r>
-        <w:t>[</w:t>
-      </w:r>
-      <w:proofErr w:type="spellStart"/>
-      <w:r>
-        <w:t>i</w:t>
-      </w:r>
-      <w:proofErr w:type="spellEnd"/>
-      <w:r>
-        <w:t>], at[</w:t>
-      </w:r>
-      <w:proofErr w:type="spellStart"/>
-      <w:r>
-        <w:t>i</w:t>
-      </w:r>
-      <w:proofErr w:type="spellEnd"/>
-      <w:r>
-        <w:t xml:space="preserve">], </w:t>
-      </w:r>
-      <w:proofErr w:type="spellStart"/>
-      <w:r>
-        <w:t>bt</w:t>
-      </w:r>
-      <w:proofErr w:type="spellEnd"/>
-      <w:r>
-        <w:t>[</w:t>
-      </w:r>
-      <w:proofErr w:type="spellStart"/>
-      <w:r>
-        <w:t>i</w:t>
-      </w:r>
-      <w:proofErr w:type="spellEnd"/>
-      <w:r>
-        <w:t xml:space="preserve">], </w:t>
-      </w:r>
-      <w:proofErr w:type="spellStart"/>
-      <w:r>
-        <w:t>wt</w:t>
-      </w:r>
-      <w:proofErr w:type="spellEnd"/>
-      <w:r>
-        <w:t>[</w:t>
-      </w:r>
-      <w:proofErr w:type="spellStart"/>
-      <w:r>
-        <w:t>i</w:t>
-      </w:r>
-      <w:proofErr w:type="spellEnd"/>
-      <w:r>
-        <w:t>], tat[</w:t>
-      </w:r>
-      <w:proofErr w:type="spellStart"/>
-      <w:r>
-        <w:t>i</w:t>
-      </w:r>
-      <w:proofErr w:type="spellEnd"/>
-      <w:r>
-        <w:t>]);</w:t>
-      </w:r>
-    </w:p>
-    <w:p>
-      <w:pPr>
-        <w:spacing w:after="0" w:line="360" w:lineRule="auto"/>
-      </w:pPr>
-      <w:r>
-        <w:t xml:space="preserve">        </w:t>
-      </w:r>
-      <w:proofErr w:type="spellStart"/>
-      <w:r>
-        <w:t>avg_wt</w:t>
-      </w:r>
-      <w:proofErr w:type="spellEnd"/>
-      <w:r>
-        <w:t xml:space="preserve"> += </w:t>
-      </w:r>
-      <w:proofErr w:type="spellStart"/>
-      <w:r>
-        <w:t>wt</w:t>
-      </w:r>
-      <w:proofErr w:type="spellEnd"/>
-      <w:r>
-        <w:t>[</w:t>
-      </w:r>
-      <w:proofErr w:type="spellStart"/>
-      <w:r>
-        <w:t>i</w:t>
-      </w:r>
-      <w:proofErr w:type="spellEnd"/>
-      <w:r>
-        <w:t>];</w:t>
-      </w:r>
-    </w:p>
-    <w:p>
-      <w:pPr>
-        <w:spacing w:after="0" w:line="360" w:lineRule="auto"/>
-      </w:pPr>
-      <w:r>
-        <w:t xml:space="preserve">        </w:t>
-      </w:r>
-      <w:proofErr w:type="spellStart"/>
-      <w:r>
-        <w:t>avg_tat</w:t>
-      </w:r>
-      <w:proofErr w:type="spellEnd"/>
-      <w:r>
-        <w:t xml:space="preserve"> += tat[</w:t>
-      </w:r>
-      <w:proofErr w:type="spellStart"/>
-      <w:r>
-        <w:t>i</w:t>
-      </w:r>
-      <w:proofErr w:type="spellEnd"/>
-      <w:r>
-        <w:t>];</w:t>
-      </w:r>
-    </w:p>
-    <w:p>
-      <w:pPr>
-        <w:spacing w:after="0" w:line="360" w:lineRule="auto"/>
-      </w:pPr>
-      <w:r>
-        <w:t xml:space="preserve">    }</w:t>
-      </w:r>
-    </w:p>
-    <w:p>
-      <w:pPr>
-        <w:spacing w:after="0" w:line="360" w:lineRule="auto"/>
-      </w:pPr>
-      <w:r>
-        <w:t xml:space="preserve">    </w:t>
-      </w:r>
-      <w:proofErr w:type="spellStart"/>
-      <w:r>
-        <w:t>printf</w:t>
-      </w:r>
-      <w:proofErr w:type="spellEnd"/>
-      <w:r>
-        <w:t>("Average waiting time= %f\n",</w:t>
-      </w:r>
-      <w:proofErr w:type="spellStart"/>
-      <w:r>
-        <w:t>avg_wt</w:t>
-      </w:r>
-      <w:proofErr w:type="spellEnd"/>
-      <w:r>
-        <w:t>/</w:t>
-      </w:r>
-      <w:r>
-        <w:t>n</w:t>
-      </w:r>
-      <w:r>
-        <w:t>);</w:t>
-      </w:r>
-    </w:p>
-    <w:p>
-      <w:pPr>
-        <w:spacing w:after="0" w:line="360" w:lineRule="auto"/>
-      </w:pPr>
-      <w:r>
-        <w:t xml:space="preserve">    </w:t>
-      </w:r>
-      <w:proofErr w:type="spellStart"/>
-      <w:r>
-        <w:t>printf</w:t>
-      </w:r>
-      <w:proofErr w:type="spellEnd"/>
-      <w:r>
-        <w:t xml:space="preserve">("Average </w:t>
-      </w:r>
-      <w:proofErr w:type="spellStart"/>
-      <w:r>
-        <w:t>turn around</w:t>
-      </w:r>
-      <w:proofErr w:type="spellEnd"/>
-      <w:r>
-        <w:t xml:space="preserve"> time= %f",</w:t>
-      </w:r>
-      <w:proofErr w:type="spellStart"/>
-      <w:r>
-        <w:t>avg_tat</w:t>
-      </w:r>
-      <w:proofErr w:type="spellEnd"/>
-      <w:r>
-        <w:t>/</w:t>
-      </w:r>
-      <w:r>
-        <w:t>n</w:t>
-      </w:r>
-      <w:r>
-        <w:t>);</w:t>
-      </w:r>
-    </w:p>
-    <w:p>
-      <w:pPr>
-        <w:spacing w:after="0" w:line="360" w:lineRule="auto"/>
-      </w:pPr>
-      <w:r>
-        <w:t>}</w:t>
-      </w:r>
-    </w:p>
-    <w:p>
-      <w:pPr>
-        <w:spacing w:after="0" w:line="360" w:lineRule="auto"/>
-      </w:pPr>
-    </w:p>
-    <w:p>
-      <w:pPr>
-        <w:spacing w:after="0" w:line="360" w:lineRule="auto"/>
-      </w:pPr>
-      <w:r>
-        <w:t>int main() {</w:t>
-      </w:r>
-    </w:p>
-    <w:p>
-      <w:pPr>
-        <w:spacing w:after="0" w:line="360" w:lineRule="auto"/>
-      </w:pPr>
-      <w:r>
-        <w:t xml:space="preserve">    int n = 3;</w:t>
-      </w:r>
-    </w:p>
-    <w:p>
-      <w:pPr>
-        <w:spacing w:after="0" w:line="360" w:lineRule="auto"/>
-      </w:pPr>
-    </w:p>
-    <w:p>
-      <w:pPr>
-        <w:spacing w:after="0" w:line="360" w:lineRule="auto"/>
-      </w:pPr>
-      <w:r>
-        <w:t xml:space="preserve">    int </w:t>
-      </w:r>
-      <w:proofErr w:type="spellStart"/>
-      <w:r>
-        <w:t>pid</w:t>
-      </w:r>
-      <w:proofErr w:type="spellEnd"/>
-      <w:r>
-        <w:t>[3] = {1, 2, 3};</w:t>
-      </w:r>
-    </w:p>
-    <w:p>
-      <w:pPr>
-        <w:spacing w:after="0" w:line="360" w:lineRule="auto"/>
-      </w:pPr>
-      <w:r>
-        <w:t xml:space="preserve">    int at[3]  = {0, 3, 2};</w:t>
-      </w:r>
-    </w:p>
-    <w:p>
-      <w:pPr>
-        <w:spacing w:after="0" w:line="360" w:lineRule="auto"/>
-      </w:pPr>
-      <w:r>
-        <w:t xml:space="preserve">    int </w:t>
-      </w:r>
-      <w:proofErr w:type="spellStart"/>
-      <w:r>
-        <w:t>bt</w:t>
-      </w:r>
-      <w:proofErr w:type="spellEnd"/>
-      <w:r>
-        <w:t>[3]  = {3, 5, 4};</w:t>
-      </w:r>
-    </w:p>
-    <w:p>
-      <w:pPr>
-        <w:spacing w:after="0" w:line="360" w:lineRule="auto"/>
-      </w:pPr>
-    </w:p>
-    <w:p>
-      <w:pPr>
-        <w:spacing w:after="0" w:line="360" w:lineRule="auto"/>
-      </w:pPr>
-      <w:r>
-        <w:t xml:space="preserve">    int </w:t>
-      </w:r>
-      <w:proofErr w:type="spellStart"/>
-      <w:r>
-        <w:t>wt</w:t>
-      </w:r>
-      <w:proofErr w:type="spellEnd"/>
-      <w:r>
-        <w:t>[3], tat[3], ft[3];</w:t>
-      </w:r>
-    </w:p>
-    <w:p>
-      <w:pPr>
-        <w:spacing w:after="0" w:line="360" w:lineRule="auto"/>
-      </w:pPr>
-    </w:p>
-    <w:p>
-      <w:pPr>
-        <w:spacing w:after="0" w:line="360" w:lineRule="auto"/>
-      </w:pPr>
-      <w:r>
-        <w:t xml:space="preserve">    </w:t>
-      </w:r>
-      <w:proofErr w:type="spellStart"/>
-      <w:r>
-        <w:t>sjf</w:t>
-      </w:r>
-      <w:proofErr w:type="spellEnd"/>
-      <w:r>
-        <w:t>(</w:t>
-      </w:r>
-      <w:proofErr w:type="spellStart"/>
-      <w:r>
-        <w:t>pid</w:t>
-      </w:r>
-      <w:proofErr w:type="spellEnd"/>
-      <w:r>
-        <w:t xml:space="preserve">, at, </w:t>
-      </w:r>
-      <w:proofErr w:type="spellStart"/>
-      <w:r>
-        <w:t>bt</w:t>
-      </w:r>
-      <w:proofErr w:type="spellEnd"/>
-      <w:r>
-        <w:t xml:space="preserve">, </w:t>
-      </w:r>
-      <w:proofErr w:type="spellStart"/>
-      <w:r>
-        <w:t>wt</w:t>
-      </w:r>
-      <w:proofErr w:type="spellEnd"/>
-      <w:r>
-        <w:t>, tat, n);</w:t>
-      </w:r>
-    </w:p>
-    <w:p>
-      <w:pPr>
-        <w:spacing w:after="0" w:line="360" w:lineRule="auto"/>
-      </w:pPr>
-    </w:p>
-    <w:p>
-      <w:pPr>
-        <w:spacing w:after="0" w:line="360" w:lineRule="auto"/>
-      </w:pPr>
-      <w:r>
-        <w:t xml:space="preserve">    print(</w:t>
-      </w:r>
-      <w:proofErr w:type="spellStart"/>
-      <w:r>
-        <w:t>pid</w:t>
-      </w:r>
-      <w:proofErr w:type="spellEnd"/>
-      <w:r>
-        <w:t xml:space="preserve">, at, </w:t>
-      </w:r>
-      <w:proofErr w:type="spellStart"/>
-      <w:r>
-        <w:t>bt</w:t>
-      </w:r>
-      <w:proofErr w:type="spellEnd"/>
-      <w:r>
-        <w:t xml:space="preserve">, </w:t>
-      </w:r>
-      <w:proofErr w:type="spellStart"/>
-      <w:r>
-        <w:t>wt</w:t>
-      </w:r>
-      <w:proofErr w:type="spellEnd"/>
-      <w:r>
-        <w:t>, tat, n);</w:t>
-      </w:r>
-    </w:p>
-    <w:p>
-      <w:pPr>
-        <w:spacing w:after="0" w:line="360" w:lineRule="auto"/>
-      </w:pPr>
-    </w:p>
-    <w:p>
-      <w:pPr>
-        <w:spacing w:after="0" w:line="360" w:lineRule="auto"/>
-      </w:pPr>
-      <w:r>
-        <w:t xml:space="preserve">    return 0;</w:t>
-      </w:r>
-    </w:p>
-    <w:p>
-      <w:pPr>
-        <w:spacing w:after="0" w:line="360" w:lineRule="auto"/>
-      </w:pPr>
-      <w:r>
-        <w:t>}</w:t>
-      </w:r>
-    </w:p>
-    <w:p>
-      <w:pPr>
-        <w:pStyle w:val="Heading3"/>
-      </w:pPr>
-      <w:r>
-        <w:t>3. Shortest Remaining Time Next (SRTN)</w:t>
-      </w:r>
-    </w:p>
-    <w:p>
-      <w:pPr>
-        <w:spacing w:after="0" w:line="360" w:lineRule="auto"/>
-      </w:pPr>
-      <w:r>
-        <w:t>#include &lt;</w:t>
-      </w:r>
-      <w:proofErr w:type="spellStart"/>
-      <w:r>
-        <w:t>stdio.h</w:t>
-      </w:r>
-      <w:proofErr w:type="spellEnd"/>
-      <w:r>
-        <w:t>&gt;</w:t>
-      </w:r>
-    </w:p>
-    <w:p>
-      <w:pPr>
-        <w:spacing w:after="0" w:line="360" w:lineRule="auto"/>
-      </w:pPr>
-    </w:p>
-    <w:p>
-      <w:pPr>
-        <w:spacing w:after="0" w:line="360" w:lineRule="auto"/>
-      </w:pPr>
-      <w:r>
-        <w:t xml:space="preserve">int </w:t>
-      </w:r>
-      <w:proofErr w:type="spellStart"/>
-      <w:r>
-        <w:t>findNextProcess</w:t>
-      </w:r>
-      <w:proofErr w:type="spellEnd"/>
-      <w:r>
-        <w:t xml:space="preserve">(int at[], int rt[], int </w:t>
-      </w:r>
-      <w:proofErr w:type="spellStart"/>
-      <w:r>
-        <w:t>is_completed</w:t>
-      </w:r>
-      <w:proofErr w:type="spellEnd"/>
-      <w:r>
-        <w:t xml:space="preserve">[], int n, int </w:t>
-      </w:r>
-      <w:proofErr w:type="spellStart"/>
-      <w:r>
-        <w:t>current_time</w:t>
-      </w:r>
-      <w:proofErr w:type="spellEnd"/>
-      <w:r>
-        <w:t>) {</w:t>
-      </w:r>
-    </w:p>
-    <w:p>
-      <w:pPr>
-        <w:spacing w:after="0" w:line="360" w:lineRule="auto"/>
-      </w:pPr>
-      <w:r>
-        <w:t xml:space="preserve">    int </w:t>
-      </w:r>
-      <w:proofErr w:type="spellStart"/>
-      <w:r>
-        <w:t>min_index</w:t>
-      </w:r>
-      <w:proofErr w:type="spellEnd"/>
-      <w:r>
-        <w:t xml:space="preserve"> = -1;</w:t>
-      </w:r>
-    </w:p>
-    <w:p>
-      <w:pPr>
-        <w:spacing w:after="0" w:line="360" w:lineRule="auto"/>
-      </w:pPr>
-      <w:r>
-        <w:t xml:space="preserve">    int </w:t>
-      </w:r>
-      <w:proofErr w:type="spellStart"/>
-      <w:r>
-        <w:t>i</w:t>
-      </w:r>
-      <w:proofErr w:type="spellEnd"/>
-      <w:r>
-        <w:t>;</w:t>
-      </w:r>
-    </w:p>
-    <w:p>
-      <w:pPr>
-        <w:spacing w:after="0" w:line="360" w:lineRule="auto"/>
-      </w:pPr>
-    </w:p>
-    <w:p>
-      <w:pPr>
-        <w:spacing w:after="0" w:line="360" w:lineRule="auto"/>
-      </w:pPr>
-      <w:r>
-        <w:t xml:space="preserve">    for (</w:t>
-      </w:r>
-      <w:proofErr w:type="spellStart"/>
-      <w:r>
-        <w:t>i</w:t>
-      </w:r>
-      <w:proofErr w:type="spellEnd"/>
-      <w:r>
-        <w:t xml:space="preserve"> = 0; </w:t>
-      </w:r>
-      <w:proofErr w:type="spellStart"/>
-      <w:r>
-        <w:t>i</w:t>
-      </w:r>
-      <w:proofErr w:type="spellEnd"/>
-      <w:r>
-        <w:t xml:space="preserve"> &lt; n; </w:t>
-      </w:r>
-      <w:proofErr w:type="spellStart"/>
-      <w:r>
-        <w:t>i</w:t>
-      </w:r>
-      <w:proofErr w:type="spellEnd"/>
-      <w:r>
-        <w:t>++) {</w:t>
-      </w:r>
-    </w:p>
-    <w:p>
-      <w:pPr>
-        <w:spacing w:after="0" w:line="360" w:lineRule="auto"/>
-      </w:pPr>
-      <w:r>
-        <w:t xml:space="preserve">        if (at[</w:t>
-      </w:r>
-      <w:proofErr w:type="spellStart"/>
-      <w:r>
-        <w:t>i</w:t>
-      </w:r>
-      <w:proofErr w:type="spellEnd"/>
-      <w:r>
-        <w:t xml:space="preserve">] &lt;= </w:t>
-      </w:r>
-      <w:proofErr w:type="spellStart"/>
-      <w:r>
-        <w:t>current_time</w:t>
-      </w:r>
-      <w:proofErr w:type="spellEnd"/>
-      <w:r>
-        <w:t xml:space="preserve"> &amp;&amp; </w:t>
-      </w:r>
-      <w:proofErr w:type="spellStart"/>
-      <w:r>
-        <w:t>is_completed</w:t>
-      </w:r>
-      <w:proofErr w:type="spellEnd"/>
-      <w:r>
-        <w:t>[</w:t>
-      </w:r>
-      <w:proofErr w:type="spellStart"/>
-      <w:r>
-        <w:t>i</w:t>
-      </w:r>
-      <w:proofErr w:type="spellEnd"/>
-      <w:r>
-        <w:t>] == 0) {</w:t>
-      </w:r>
-    </w:p>
-    <w:p>
-      <w:pPr>
-        <w:spacing w:after="0" w:line="360" w:lineRule="auto"/>
-      </w:pPr>
-      <w:r>
-        <w:t xml:space="preserve">            if (</w:t>
-      </w:r>
-      <w:proofErr w:type="spellStart"/>
-      <w:r>
-        <w:t>min_index</w:t>
-      </w:r>
-      <w:proofErr w:type="spellEnd"/>
-      <w:r>
-        <w:t xml:space="preserve"> == -1 || rt[</w:t>
-      </w:r>
-      <w:proofErr w:type="spellStart"/>
-      <w:r>
-        <w:t>i</w:t>
-      </w:r>
-      <w:proofErr w:type="spellEnd"/>
-      <w:r>
-        <w:t>] &lt; rt[</w:t>
-      </w:r>
-      <w:proofErr w:type="spellStart"/>
-      <w:r>
-        <w:t>min_index</w:t>
-      </w:r>
-      <w:proofErr w:type="spellEnd"/>
-      <w:r>
-        <w:t>]) {</w:t>
-      </w:r>
-    </w:p>
-    <w:p>
-      <w:pPr>
-        <w:spacing w:after="0" w:line="360" w:lineRule="auto"/>
-      </w:pPr>
-      <w:r>
-        <w:t xml:space="preserve">                </w:t>
-      </w:r>
-      <w:proofErr w:type="spellStart"/>
-      <w:r>
-        <w:t>min_index</w:t>
-      </w:r>
-      <w:proofErr w:type="spellEnd"/>
-      <w:r>
-        <w:t xml:space="preserve"> = </w:t>
-      </w:r>
-      <w:proofErr w:type="spellStart"/>
-      <w:r>
-        <w:t>i</w:t>
-      </w:r>
-      <w:proofErr w:type="spellEnd"/>
-      <w:r>
-        <w:t>;</w:t>
-      </w:r>
-    </w:p>
-    <w:p>
-      <w:pPr>
-        <w:spacing w:after="0" w:line="360" w:lineRule="auto"/>
-      </w:pPr>
-      <w:r>
-        <w:t xml:space="preserve">            }</w:t>
-      </w:r>
-    </w:p>
-    <w:p>
-      <w:pPr>
-        <w:spacing w:after="0" w:line="360" w:lineRule="auto"/>
-      </w:pPr>
-      <w:r>
-        <w:t xml:space="preserve">        }</w:t>
-      </w:r>
-    </w:p>
-    <w:p>
-      <w:pPr>
-        <w:spacing w:after="0" w:line="360" w:lineRule="auto"/>
-      </w:pPr>
-      <w:r>
-        <w:t xml:space="preserve">    }</w:t>
-      </w:r>
-    </w:p>
-    <w:p>
-      <w:pPr>
-        <w:spacing w:after="0" w:line="360" w:lineRule="auto"/>
-      </w:pPr>
-    </w:p>
-    <w:p>
-      <w:pPr>
-        <w:spacing w:after="0" w:line="360" w:lineRule="auto"/>
-      </w:pPr>
-      <w:r>
-        <w:t xml:space="preserve">    return </w:t>
-      </w:r>
-      <w:proofErr w:type="spellStart"/>
-      <w:r>
-        <w:t>min_index</w:t>
-      </w:r>
-      <w:proofErr w:type="spellEnd"/>
-      <w:r>
-        <w:t>;</w:t>
-      </w:r>
-    </w:p>
-    <w:p>
-      <w:pPr>
-        <w:spacing w:after="0" w:line="360" w:lineRule="auto"/>
-      </w:pPr>
-      <w:r>
-        <w:t>}</w:t>
-      </w:r>
-    </w:p>
-    <w:p>
-      <w:pPr>
-        <w:spacing w:after="0" w:line="360" w:lineRule="auto"/>
-      </w:pPr>
-    </w:p>
-    <w:p>
-      <w:pPr>
-        <w:spacing w:after="0" w:line="360" w:lineRule="auto"/>
-      </w:pPr>
-      <w:r>
-        <w:t xml:space="preserve">void </w:t>
-      </w:r>
-      <w:proofErr w:type="spellStart"/>
-      <w:r>
-        <w:t>srtn</w:t>
-      </w:r>
-      <w:proofErr w:type="spellEnd"/>
-      <w:r>
-        <w:t xml:space="preserve">(int </w:t>
-      </w:r>
-      <w:proofErr w:type="spellStart"/>
-      <w:r>
-        <w:t>pid</w:t>
-      </w:r>
-      <w:proofErr w:type="spellEnd"/>
-      <w:r>
-        <w:t xml:space="preserve">[], int at[], int </w:t>
-      </w:r>
-      <w:proofErr w:type="spellStart"/>
-      <w:r>
-        <w:t>bt</w:t>
-      </w:r>
-      <w:proofErr w:type="spellEnd"/>
-      <w:r>
-        <w:t xml:space="preserve">[], int </w:t>
-      </w:r>
-      <w:proofErr w:type="spellStart"/>
-      <w:r>
-        <w:t>wt</w:t>
-      </w:r>
-      <w:proofErr w:type="spellEnd"/>
-      <w:r>
-        <w:t xml:space="preserve">[], int </w:t>
-      </w:r>
-      <w:proofErr w:type="spellStart"/>
-      <w:r>
-        <w:t>tat</w:t>
-      </w:r>
-      <w:proofErr w:type="spellEnd"/>
-      <w:r>
-        <w:t>[], int rt[], int n) {</w:t>
-      </w:r>
-    </w:p>
-    <w:p>
-      <w:pPr>
-        <w:spacing w:after="0" w:line="360" w:lineRule="auto"/>
-      </w:pPr>
-    </w:p>
-    <w:p>
-      <w:pPr>
-        <w:spacing w:after="0" w:line="360" w:lineRule="auto"/>
-      </w:pPr>
-      <w:r>
-        <w:t xml:space="preserve">    int completed = 0, </w:t>
-      </w:r>
-      <w:proofErr w:type="spellStart"/>
-      <w:r>
-        <w:t>current_time</w:t>
-      </w:r>
-      <w:proofErr w:type="spellEnd"/>
-      <w:r>
-        <w:t xml:space="preserve"> = 0, </w:t>
-      </w:r>
-      <w:proofErr w:type="spellStart"/>
-      <w:r>
-        <w:t>i</w:t>
-      </w:r>
-      <w:proofErr w:type="spellEnd"/>
-      <w:r>
-        <w:t>;</w:t>
-      </w:r>
-    </w:p>
-    <w:p>
-      <w:pPr>
-        <w:spacing w:after="0" w:line="360" w:lineRule="auto"/>
-      </w:pPr>
-      <w:r>
-        <w:t xml:space="preserve">    int </w:t>
-      </w:r>
-      <w:proofErr w:type="spellStart"/>
-      <w:r>
-        <w:t>is_completed</w:t>
-      </w:r>
-      <w:proofErr w:type="spellEnd"/>
-      <w:r>
-        <w:t>[n];</w:t>
-      </w:r>
-    </w:p>
-    <w:p>
-      <w:pPr>
-        <w:spacing w:after="0" w:line="360" w:lineRule="auto"/>
-      </w:pPr>
-    </w:p>
-    <w:p>
-      <w:pPr>
-        <w:spacing w:after="0" w:line="360" w:lineRule="auto"/>
-      </w:pPr>
-      <w:r>
-        <w:t xml:space="preserve">    for (</w:t>
-      </w:r>
-      <w:proofErr w:type="spellStart"/>
-      <w:r>
-        <w:t>i</w:t>
-      </w:r>
-      <w:proofErr w:type="spellEnd"/>
-      <w:r>
-        <w:t xml:space="preserve"> = 0; </w:t>
-      </w:r>
-      <w:proofErr w:type="spellStart"/>
-      <w:r>
-        <w:t>i</w:t>
-      </w:r>
-      <w:proofErr w:type="spellEnd"/>
-      <w:r>
-        <w:t xml:space="preserve"> &lt; n; </w:t>
-      </w:r>
-      <w:proofErr w:type="spellStart"/>
-      <w:r>
-        <w:t>i</w:t>
-      </w:r>
-      <w:proofErr w:type="spellEnd"/>
-      <w:r>
-        <w:t>++)</w:t>
-      </w:r>
-    </w:p>
-    <w:p>
-      <w:pPr>
-        <w:spacing w:after="0" w:line="360" w:lineRule="auto"/>
-      </w:pPr>
-      <w:r>
-        <w:t xml:space="preserve">        </w:t>
-      </w:r>
-      <w:proofErr w:type="spellStart"/>
-      <w:r>
-        <w:t>is_completed</w:t>
-      </w:r>
-      <w:proofErr w:type="spellEnd"/>
-      <w:r>
-        <w:t>[</w:t>
-      </w:r>
-      <w:proofErr w:type="spellStart"/>
-      <w:r>
-        <w:t>i</w:t>
-      </w:r>
-      <w:proofErr w:type="spellEnd"/>
-      <w:r>
-        <w:t>] = 0;</w:t>
-      </w:r>
-    </w:p>
-    <w:p>
-      <w:pPr>
-        <w:spacing w:after="0" w:line="360" w:lineRule="auto"/>
-      </w:pPr>
-    </w:p>
-    <w:p>
-      <w:pPr>
-        <w:spacing w:after="0" w:line="360" w:lineRule="auto"/>
-      </w:pPr>
-      <w:r>
-        <w:t xml:space="preserve">    while (completed != n) {</w:t>
-      </w:r>
-    </w:p>
-    <w:p>
-      <w:pPr>
-        <w:spacing w:after="0" w:line="360" w:lineRule="auto"/>
-      </w:pPr>
-    </w:p>
-    <w:p>
-      <w:pPr>
-        <w:spacing w:after="0" w:line="360" w:lineRule="auto"/>
-      </w:pPr>
-      <w:r>
-        <w:t xml:space="preserve">        int index = </w:t>
-      </w:r>
-      <w:proofErr w:type="spellStart"/>
-      <w:r>
-        <w:t>findNextProcess</w:t>
-      </w:r>
-      <w:proofErr w:type="spellEnd"/>
-      <w:r>
-        <w:t xml:space="preserve">(at, rt, </w:t>
-      </w:r>
-      <w:proofErr w:type="spellStart"/>
-      <w:r>
-        <w:t>is_completed</w:t>
-      </w:r>
-      <w:proofErr w:type="spellEnd"/>
-      <w:r>
-        <w:t xml:space="preserve">, n, </w:t>
-      </w:r>
-      <w:proofErr w:type="spellStart"/>
-      <w:r>
-        <w:t>current_time</w:t>
-      </w:r>
-      <w:proofErr w:type="spellEnd"/>
-      <w:r>
-        <w:t>);</w:t>
-      </w:r>
-    </w:p>
-    <w:p>
-      <w:pPr>
-        <w:spacing w:after="0" w:line="360" w:lineRule="auto"/>
-      </w:pPr>
-    </w:p>
-    <w:p>
-      <w:pPr>
-        <w:spacing w:after="0" w:line="360" w:lineRule="auto"/>
-      </w:pPr>
-      <w:r>
-        <w:t xml:space="preserve">        if (index == -1) {</w:t>
-      </w:r>
-    </w:p>
-    <w:p>
-      <w:pPr>
-        <w:spacing w:after="0" w:line="360" w:lineRule="auto"/>
-      </w:pPr>
-      <w:r>
-        <w:t xml:space="preserve">            </w:t>
-      </w:r>
-      <w:proofErr w:type="spellStart"/>
-      <w:r>
-        <w:t>current_time</w:t>
-      </w:r>
-      <w:proofErr w:type="spellEnd"/>
-      <w:r>
-        <w:t xml:space="preserve">++; </w:t>
-      </w:r>
-    </w:p>
-    <w:p>
-      <w:pPr>
-        <w:spacing w:after="0" w:line="360" w:lineRule="auto"/>
-      </w:pPr>
-      <w:r>
-        <w:t xml:space="preserve">        } else {</w:t>
-      </w:r>
-    </w:p>
-    <w:p>
-      <w:pPr>
-        <w:spacing w:after="0" w:line="360" w:lineRule="auto"/>
-      </w:pPr>
-    </w:p>
-    <w:p>
-      <w:pPr>
-        <w:spacing w:after="0" w:line="360" w:lineRule="auto"/>
-      </w:pPr>
-      <w:r>
-        <w:t xml:space="preserve">            rt[index]--;   </w:t>
-      </w:r>
-    </w:p>
-    <w:p>
-      <w:pPr>
-        <w:spacing w:after="0" w:line="360" w:lineRule="auto"/>
-      </w:pPr>
-      <w:r>
-        <w:t xml:space="preserve">            </w:t>
-      </w:r>
-      <w:proofErr w:type="spellStart"/>
-      <w:r>
-        <w:t>current_time</w:t>
-      </w:r>
-      <w:proofErr w:type="spellEnd"/>
-      <w:r>
-        <w:t>++;</w:t>
-      </w:r>
-    </w:p>
-    <w:p>
-      <w:pPr>
-        <w:spacing w:after="0" w:line="360" w:lineRule="auto"/>
-      </w:pPr>
-    </w:p>
-    <w:p>
-      <w:pPr>
-        <w:spacing w:after="0" w:line="360" w:lineRule="auto"/>
-      </w:pPr>
-      <w:r>
-        <w:t xml:space="preserve">            if (rt[index] == 0) {</w:t>
-      </w:r>
-    </w:p>
-    <w:p>
-      <w:pPr>
-        <w:spacing w:after="0" w:line="360" w:lineRule="auto"/>
-      </w:pPr>
-      <w:r>
-        <w:t xml:space="preserve">                </w:t>
-      </w:r>
-      <w:proofErr w:type="spellStart"/>
-      <w:r>
-        <w:t>tat</w:t>
-      </w:r>
-      <w:proofErr w:type="spellEnd"/>
-      <w:r>
-        <w:t xml:space="preserve">[index] = </w:t>
-      </w:r>
-      <w:proofErr w:type="spellStart"/>
-      <w:r>
-        <w:t>current_time</w:t>
-      </w:r>
-      <w:proofErr w:type="spellEnd"/>
-      <w:r>
-        <w:t xml:space="preserve"> - at[index];</w:t>
-      </w:r>
-    </w:p>
-    <w:p>
-      <w:pPr>
-        <w:spacing w:after="0" w:line="360" w:lineRule="auto"/>
-      </w:pPr>
-      <w:r>
-        <w:t xml:space="preserve">                </w:t>
-      </w:r>
-      <w:proofErr w:type="spellStart"/>
-      <w:r>
-        <w:t>wt</w:t>
-      </w:r>
-      <w:proofErr w:type="spellEnd"/>
-      <w:r>
-        <w:t xml:space="preserve">[index] = tat[index] - </w:t>
-      </w:r>
-      <w:proofErr w:type="spellStart"/>
-      <w:r>
-        <w:t>bt</w:t>
-      </w:r>
-      <w:proofErr w:type="spellEnd"/>
-      <w:r>
-        <w:t>[index];</w:t>
-      </w:r>
-    </w:p>
-    <w:p>
-      <w:pPr>
-        <w:spacing w:after="0" w:line="360" w:lineRule="auto"/>
-      </w:pPr>
-    </w:p>
-    <w:p>
-      <w:pPr>
-        <w:spacing w:after="0" w:line="360" w:lineRule="auto"/>
-      </w:pPr>
-      <w:r>
-        <w:t xml:space="preserve">                </w:t>
-      </w:r>
-      <w:proofErr w:type="spellStart"/>
-      <w:r>
-        <w:t>is_completed</w:t>
-      </w:r>
-      <w:proofErr w:type="spellEnd"/>
-      <w:r>
-        <w:t>[index] = 1;</w:t>
-      </w:r>
-    </w:p>
-    <w:p>
-      <w:pPr>
-        <w:spacing w:after="0" w:line="360" w:lineRule="auto"/>
-      </w:pPr>
-      <w:r>
-        <w:t xml:space="preserve">                completed++;</w:t>
-      </w:r>
-    </w:p>
-    <w:p>
-      <w:pPr>
-        <w:spacing w:after="0" w:line="360" w:lineRule="auto"/>
-      </w:pPr>
-      <w:r>
-        <w:t xml:space="preserve">            }</w:t>
-      </w:r>
-    </w:p>
-    <w:p>
-      <w:pPr>
-        <w:spacing w:after="0" w:line="360" w:lineRule="auto"/>
-      </w:pPr>
-      <w:r>
-        <w:t xml:space="preserve">        }</w:t>
-      </w:r>
-    </w:p>
-    <w:p>
-      <w:pPr>
-        <w:spacing w:after="0" w:line="360" w:lineRule="auto"/>
-      </w:pPr>
-      <w:r>
-        <w:t xml:space="preserve">    }</w:t>
-      </w:r>
-    </w:p>
-    <w:p>
-      <w:pPr>
-        <w:spacing w:after="0" w:line="360" w:lineRule="auto"/>
-      </w:pPr>
-      <w:r>
-        <w:t>}</w:t>
-      </w:r>
-    </w:p>
-    <w:p>
-      <w:pPr>
-        <w:spacing w:after="0" w:line="360" w:lineRule="auto"/>
-      </w:pPr>
-    </w:p>
-    <w:p>
-      <w:pPr>
-        <w:spacing w:after="0" w:line="360" w:lineRule="auto"/>
-      </w:pPr>
-      <w:r>
-        <w:t xml:space="preserve">void print(int </w:t>
-      </w:r>
-      <w:proofErr w:type="spellStart"/>
-      <w:r>
-        <w:t>pid</w:t>
-      </w:r>
-      <w:proofErr w:type="spellEnd"/>
-      <w:r>
-        <w:t xml:space="preserve">[], int at[], int </w:t>
-      </w:r>
-      <w:proofErr w:type="spellStart"/>
-      <w:r>
-        <w:t>bt</w:t>
-      </w:r>
-      <w:proofErr w:type="spellEnd"/>
-      <w:r>
-        <w:t xml:space="preserve">[], int </w:t>
-      </w:r>
-      <w:proofErr w:type="spellStart"/>
-      <w:r>
-        <w:t>wt</w:t>
-      </w:r>
-      <w:proofErr w:type="spellEnd"/>
-      <w:r>
-        <w:t xml:space="preserve">[], int </w:t>
-      </w:r>
-      <w:proofErr w:type="spellStart"/>
-      <w:r>
-        <w:t>tat</w:t>
-      </w:r>
-      <w:proofErr w:type="spellEnd"/>
-      <w:r>
-        <w:t>[], int n) {</w:t>
-      </w:r>
-    </w:p>
-    <w:p>
-      <w:pPr>
-        <w:spacing w:after="0" w:line="360" w:lineRule="auto"/>
-      </w:pPr>
-    </w:p>
-    <w:p>
-      <w:pPr>
-        <w:spacing w:after="0" w:line="360" w:lineRule="auto"/>
-      </w:pPr>
-      <w:r>
-        <w:t xml:space="preserve">    float </w:t>
-      </w:r>
-      <w:proofErr w:type="spellStart"/>
-      <w:r>
-        <w:t>avg_wt</w:t>
-      </w:r>
-      <w:proofErr w:type="spellEnd"/>
-      <w:r>
-        <w:t xml:space="preserve"> = 0, </w:t>
-      </w:r>
-      <w:proofErr w:type="spellStart"/>
-      <w:r>
-        <w:t>avg_tat</w:t>
-      </w:r>
-      <w:proofErr w:type="spellEnd"/>
-      <w:r>
-        <w:t xml:space="preserve"> = 0;</w:t>
-      </w:r>
-    </w:p>
-    <w:p>
-      <w:pPr>
-        <w:spacing w:after="0" w:line="360" w:lineRule="auto"/>
-      </w:pPr>
-      <w:r>
-        <w:lastRenderedPageBreak/>
-        <w:t xml:space="preserve">    int </w:t>
-      </w:r>
-      <w:proofErr w:type="spellStart"/>
-      <w:r>
-        <w:t>i</w:t>
-      </w:r>
-      <w:proofErr w:type="spellEnd"/>
-      <w:r>
-        <w:t>;</w:t>
-      </w:r>
-    </w:p>
-    <w:p>
-      <w:pPr>
-        <w:spacing w:after="0" w:line="360" w:lineRule="auto"/>
-      </w:pPr>
-    </w:p>
-    <w:p>
-      <w:pPr>
-        <w:spacing w:after="0" w:line="360" w:lineRule="auto"/>
-      </w:pPr>
-      <w:r>
-        <w:t xml:space="preserve">    </w:t>
-      </w:r>
-      <w:proofErr w:type="spellStart"/>
-      <w:r>
-        <w:t>printf</w:t>
-      </w:r>
-      <w:proofErr w:type="spellEnd"/>
-      <w:r>
-        <w:t>("\</w:t>
-      </w:r>
-      <w:proofErr w:type="spellStart"/>
-      <w:r>
-        <w:t>nProcess</w:t>
-      </w:r>
-      <w:proofErr w:type="spellEnd"/>
-      <w:r>
-        <w:t xml:space="preserve"> Scheduling: SRTF (SRTN)\n");</w:t>
-      </w:r>
-    </w:p>
-    <w:p>
-      <w:pPr>
-        <w:spacing w:after="0" w:line="360" w:lineRule="auto"/>
-      </w:pPr>
-      <w:r>
-        <w:t xml:space="preserve">    </w:t>
-      </w:r>
-      <w:proofErr w:type="spellStart"/>
-      <w:r>
-        <w:t>printf</w:t>
-      </w:r>
-      <w:proofErr w:type="spellEnd"/>
-      <w:r>
-        <w:t>("\</w:t>
-      </w:r>
-      <w:proofErr w:type="spellStart"/>
-      <w:r>
-        <w:t>nPID</w:t>
-      </w:r>
-      <w:proofErr w:type="spellEnd"/>
-      <w:r>
-        <w:t>\</w:t>
-      </w:r>
-      <w:proofErr w:type="spellStart"/>
-      <w:r>
-        <w:t>tAT</w:t>
-      </w:r>
-      <w:proofErr w:type="spellEnd"/>
-      <w:r>
-        <w:t>\</w:t>
-      </w:r>
-      <w:proofErr w:type="spellStart"/>
-      <w:r>
-        <w:t>tBT</w:t>
-      </w:r>
-      <w:proofErr w:type="spellEnd"/>
-      <w:r>
-        <w:t>\</w:t>
-      </w:r>
-      <w:proofErr w:type="spellStart"/>
-      <w:r>
-        <w:t>tWT</w:t>
-      </w:r>
-      <w:proofErr w:type="spellEnd"/>
-      <w:r>
-        <w:t>\</w:t>
-      </w:r>
-      <w:proofErr w:type="spellStart"/>
-      <w:r>
-        <w:t>tTAT</w:t>
-      </w:r>
-      <w:proofErr w:type="spellEnd"/>
-      <w:r>
-        <w:t>\n");</w:t>
-      </w:r>
-    </w:p>
-    <w:p>
-      <w:pPr>
-        <w:spacing w:after="0" w:line="360" w:lineRule="auto"/>
-      </w:pPr>
-    </w:p>
-    <w:p>
-      <w:pPr>
-        <w:spacing w:after="0" w:line="360" w:lineRule="auto"/>
-      </w:pPr>
-      <w:r>
-        <w:t xml:space="preserve">    for (</w:t>
-      </w:r>
-      <w:proofErr w:type="spellStart"/>
-      <w:r>
-        <w:t>i</w:t>
-      </w:r>
-      <w:proofErr w:type="spellEnd"/>
-      <w:r>
-        <w:t xml:space="preserve"> = 0; </w:t>
-      </w:r>
-      <w:proofErr w:type="spellStart"/>
-      <w:r>
-        <w:t>i</w:t>
-      </w:r>
-      <w:proofErr w:type="spellEnd"/>
-      <w:r>
-        <w:t xml:space="preserve"> &lt; n; </w:t>
-      </w:r>
-      <w:proofErr w:type="spellStart"/>
-      <w:r>
-        <w:t>i</w:t>
-      </w:r>
-      <w:proofErr w:type="spellEnd"/>
-      <w:r>
-        <w:t>++) {</w:t>
-      </w:r>
-    </w:p>
-    <w:p>
-      <w:pPr>
-        <w:spacing w:after="0" w:line="360" w:lineRule="auto"/>
-      </w:pPr>
-      <w:r>
-        <w:t xml:space="preserve">        </w:t>
-      </w:r>
-      <w:proofErr w:type="spellStart"/>
-      <w:r>
-        <w:t>printf</w:t>
-      </w:r>
-      <w:proofErr w:type="spellEnd"/>
-      <w:r>
-        <w:t>("</w:t>
-      </w:r>
-      <w:proofErr w:type="spellStart"/>
-      <w:r>
-        <w:t>P%d</w:t>
-      </w:r>
-      <w:proofErr w:type="spellEnd"/>
-      <w:r>
-        <w:t>\</w:t>
-      </w:r>
-      <w:proofErr w:type="spellStart"/>
-      <w:r>
-        <w:t>t%d</w:t>
-      </w:r>
-      <w:proofErr w:type="spellEnd"/>
-      <w:r>
-        <w:t>\</w:t>
-      </w:r>
-      <w:proofErr w:type="spellStart"/>
-      <w:r>
-        <w:t>t%d</w:t>
-      </w:r>
-      <w:proofErr w:type="spellEnd"/>
-      <w:r>
-        <w:t>\</w:t>
-      </w:r>
-      <w:proofErr w:type="spellStart"/>
-      <w:r>
-        <w:t>t%d</w:t>
-      </w:r>
-      <w:proofErr w:type="spellEnd"/>
-      <w:r>
-        <w:t>\</w:t>
-      </w:r>
-      <w:proofErr w:type="spellStart"/>
-      <w:r>
-        <w:t>t%d</w:t>
-      </w:r>
-      <w:proofErr w:type="spellEnd"/>
-      <w:r>
-        <w:t>\n",</w:t>
-      </w:r>
-    </w:p>
-    <w:p>
-      <w:pPr>
-        <w:spacing w:after="0" w:line="360" w:lineRule="auto"/>
-      </w:pPr>
-      <w:r>
-        <w:t xml:space="preserve">               </w:t>
-      </w:r>
-      <w:proofErr w:type="spellStart"/>
-      <w:r>
-        <w:t>pid</w:t>
-      </w:r>
-      <w:proofErr w:type="spellEnd"/>
-      <w:r>
-        <w:t>[</w:t>
-      </w:r>
-      <w:proofErr w:type="spellStart"/>
-      <w:r>
-        <w:t>i</w:t>
-      </w:r>
-      <w:proofErr w:type="spellEnd"/>
-      <w:r>
-        <w:t>], at[</w:t>
-      </w:r>
-      <w:proofErr w:type="spellStart"/>
-      <w:r>
-        <w:t>i</w:t>
-      </w:r>
-      <w:proofErr w:type="spellEnd"/>
-      <w:r>
-        <w:t xml:space="preserve">], </w:t>
-      </w:r>
-      <w:proofErr w:type="spellStart"/>
-      <w:r>
-        <w:t>bt</w:t>
-      </w:r>
-      <w:proofErr w:type="spellEnd"/>
-      <w:r>
-        <w:t>[</w:t>
-      </w:r>
-      <w:proofErr w:type="spellStart"/>
-      <w:r>
-        <w:t>i</w:t>
-      </w:r>
-      <w:proofErr w:type="spellEnd"/>
-      <w:r>
-        <w:t xml:space="preserve">], </w:t>
-      </w:r>
-      <w:proofErr w:type="spellStart"/>
-      <w:r>
-        <w:t>wt</w:t>
-      </w:r>
-      <w:proofErr w:type="spellEnd"/>
-      <w:r>
-        <w:t>[</w:t>
-      </w:r>
-      <w:proofErr w:type="spellStart"/>
-      <w:r>
-        <w:t>i</w:t>
-      </w:r>
-      <w:proofErr w:type="spellEnd"/>
-      <w:r>
-        <w:t>], tat[</w:t>
-      </w:r>
-      <w:proofErr w:type="spellStart"/>
-      <w:r>
-        <w:t>i</w:t>
-      </w:r>
-      <w:proofErr w:type="spellEnd"/>
-      <w:r>
-        <w:t>]);</w:t>
-      </w:r>
-    </w:p>
-    <w:p>
-      <w:pPr>
-        <w:spacing w:after="0" w:line="360" w:lineRule="auto"/>
-      </w:pPr>
-    </w:p>
-    <w:p>
-      <w:pPr>
-        <w:spacing w:after="0" w:line="360" w:lineRule="auto"/>
-      </w:pPr>
-      <w:r>
-        <w:t xml:space="preserve">        </w:t>
-      </w:r>
-      <w:proofErr w:type="spellStart"/>
-      <w:r>
-        <w:t>avg_wt</w:t>
-      </w:r>
-      <w:proofErr w:type="spellEnd"/>
-      <w:r>
-        <w:t xml:space="preserve"> += </w:t>
-      </w:r>
-      <w:proofErr w:type="spellStart"/>
-      <w:r>
-        <w:t>wt</w:t>
-      </w:r>
-      <w:proofErr w:type="spellEnd"/>
-      <w:r>
-        <w:t>[</w:t>
-      </w:r>
-      <w:proofErr w:type="spellStart"/>
-      <w:r>
-        <w:t>i</w:t>
-      </w:r>
-      <w:proofErr w:type="spellEnd"/>
-      <w:r>
-        <w:t>];</w:t>
-      </w:r>
-    </w:p>
-    <w:p>
-      <w:pPr>
-        <w:spacing w:after="0" w:line="360" w:lineRule="auto"/>
-      </w:pPr>
-      <w:r>
-        <w:t xml:space="preserve">        </w:t>
-      </w:r>
-      <w:proofErr w:type="spellStart"/>
-      <w:r>
-        <w:t>avg_tat</w:t>
-      </w:r>
-      <w:proofErr w:type="spellEnd"/>
-      <w:r>
-        <w:t xml:space="preserve"> += tat[</w:t>
-      </w:r>
-      <w:proofErr w:type="spellStart"/>
-      <w:r>
-        <w:t>i</w:t>
-      </w:r>
-      <w:proofErr w:type="spellEnd"/>
-      <w:r>
-        <w:t>];</w:t>
-      </w:r>
-    </w:p>
-    <w:p>
-      <w:pPr>
-        <w:spacing w:after="0" w:line="360" w:lineRule="auto"/>
-      </w:pPr>
-      <w:r>
-        <w:t xml:space="preserve">    }</w:t>
-      </w:r>
-    </w:p>
-    <w:p>
-      <w:pPr>
-        <w:spacing w:after="0" w:line="360" w:lineRule="auto"/>
-      </w:pPr>
-      <w:r>
-        <w:t xml:space="preserve">    </w:t>
-      </w:r>
-      <w:proofErr w:type="spellStart"/>
-      <w:r>
-        <w:t>printf</w:t>
-      </w:r>
-      <w:proofErr w:type="spellEnd"/>
-      <w:r>
-        <w:t>("\</w:t>
-      </w:r>
-      <w:proofErr w:type="spellStart"/>
-      <w:r>
-        <w:t>nAverage</w:t>
-      </w:r>
-      <w:proofErr w:type="spellEnd"/>
-      <w:r>
-        <w:t xml:space="preserve"> Waiting Time = %.2f\n", </w:t>
-      </w:r>
-      <w:proofErr w:type="spellStart"/>
-      <w:r>
-        <w:t>avg_wt</w:t>
-      </w:r>
-      <w:proofErr w:type="spellEnd"/>
-      <w:r>
-        <w:t xml:space="preserve"> / n);</w:t>
-      </w:r>
-    </w:p>
-    <w:p>
-      <w:pPr>
-        <w:spacing w:after="0" w:line="360" w:lineRule="auto"/>
-      </w:pPr>
-      <w:r>
-        <w:t xml:space="preserve">    </w:t>
-      </w:r>
-      <w:proofErr w:type="spellStart"/>
-      <w:r>
-        <w:t>printf</w:t>
-      </w:r>
-      <w:proofErr w:type="spellEnd"/>
-      <w:r>
-        <w:t xml:space="preserve">("Average Turnaround Time = %.2f\n", </w:t>
-      </w:r>
-      <w:proofErr w:type="spellStart"/>
-      <w:r>
-        <w:t>avg_tat</w:t>
-      </w:r>
-      <w:proofErr w:type="spellEnd"/>
-      <w:r>
-        <w:t xml:space="preserve"> / n);</w:t>
-      </w:r>
-    </w:p>
-    <w:p>
-      <w:pPr>
-        <w:spacing w:after="0" w:line="360" w:lineRule="auto"/>
-      </w:pPr>
-      <w:r>
-        <w:t>}</w:t>
-      </w:r>
-    </w:p>
-    <w:p>
-      <w:pPr>
-        <w:spacing w:after="0" w:line="360" w:lineRule="auto"/>
-      </w:pPr>
-    </w:p>
-    <w:p>
-      <w:pPr>
-        <w:spacing w:after="0" w:line="360" w:lineRule="auto"/>
-      </w:pPr>
-      <w:r>
-        <w:t>int main() {</w:t>
-      </w:r>
-    </w:p>
-    <w:p>
-      <w:pPr>
-        <w:spacing w:after="0" w:line="360" w:lineRule="auto"/>
-      </w:pPr>
-      <w:r>
-        <w:t xml:space="preserve">    int n = 3;</w:t>
-      </w:r>
-    </w:p>
-    <w:p>
-      <w:pPr>
-        <w:spacing w:after="0" w:line="360" w:lineRule="auto"/>
-      </w:pPr>
-      <w:r>
-        <w:t xml:space="preserve">    int </w:t>
-      </w:r>
-      <w:proofErr w:type="spellStart"/>
-      <w:r>
-        <w:t>i</w:t>
-      </w:r>
-      <w:proofErr w:type="spellEnd"/>
-      <w:r>
-        <w:t>;</w:t>
-      </w:r>
-    </w:p>
-    <w:p>
-      <w:pPr>
-        <w:spacing w:after="0" w:line="360" w:lineRule="auto"/>
-      </w:pPr>
-      <w:r>
-        <w:t xml:space="preserve">    int </w:t>
-      </w:r>
-      <w:proofErr w:type="spellStart"/>
-      <w:r>
-        <w:t>pid</w:t>
-      </w:r>
-      <w:proofErr w:type="spellEnd"/>
-      <w:r>
-        <w:t>[3] = {1, 2, 3};</w:t>
-      </w:r>
-    </w:p>
-    <w:p>
-      <w:pPr>
-        <w:spacing w:after="0" w:line="360" w:lineRule="auto"/>
-      </w:pPr>
-      <w:r>
-        <w:t xml:space="preserve">    int at[3]  = {0, 3, 2};</w:t>
-      </w:r>
-    </w:p>
-    <w:p>
-      <w:pPr>
-        <w:spacing w:after="0" w:line="360" w:lineRule="auto"/>
-      </w:pPr>
-      <w:r>
-        <w:t xml:space="preserve">    int </w:t>
-      </w:r>
-      <w:proofErr w:type="spellStart"/>
-      <w:r>
-        <w:t>bt</w:t>
-      </w:r>
-      <w:proofErr w:type="spellEnd"/>
-      <w:r>
-        <w:t>[3]  = {3, 5, 4};</w:t>
-      </w:r>
-    </w:p>
-    <w:p>
-      <w:pPr>
-        <w:spacing w:after="0" w:line="360" w:lineRule="auto"/>
-      </w:pPr>
-      <w:r>
-        <w:t xml:space="preserve">    int </w:t>
-      </w:r>
-      <w:proofErr w:type="spellStart"/>
-      <w:r>
-        <w:t>wt</w:t>
-      </w:r>
-      <w:proofErr w:type="spellEnd"/>
-      <w:r>
-        <w:t>[3], tat[3], rt[3];</w:t>
-      </w:r>
-    </w:p>
-    <w:p>
-      <w:pPr>
-        <w:spacing w:after="0" w:line="360" w:lineRule="auto"/>
-      </w:pPr>
-    </w:p>
-    <w:p>
-      <w:pPr>
-        <w:spacing w:after="0" w:line="360" w:lineRule="auto"/>
-      </w:pPr>
-      <w:r>
-        <w:t xml:space="preserve">    for (</w:t>
-      </w:r>
-      <w:proofErr w:type="spellStart"/>
-      <w:r>
-        <w:t>i</w:t>
-      </w:r>
-      <w:proofErr w:type="spellEnd"/>
-      <w:r>
-        <w:t xml:space="preserve"> = 0; </w:t>
-      </w:r>
-      <w:proofErr w:type="spellStart"/>
-      <w:r>
-        <w:t>i</w:t>
-      </w:r>
-      <w:proofErr w:type="spellEnd"/>
-      <w:r>
-        <w:t xml:space="preserve"> &lt; n; </w:t>
-      </w:r>
-      <w:proofErr w:type="spellStart"/>
-      <w:r>
-        <w:t>i</w:t>
-      </w:r>
-      <w:proofErr w:type="spellEnd"/>
-      <w:r>
-        <w:t>++)</w:t>
-      </w:r>
-    </w:p>
-    <w:p>
-      <w:pPr>
-        <w:spacing w:after="0" w:line="360" w:lineRule="auto"/>
-      </w:pPr>
-      <w:r>
-        <w:t xml:space="preserve">        rt[</w:t>
-      </w:r>
-      <w:proofErr w:type="spellStart"/>
-      <w:r>
-        <w:t>i</w:t>
-      </w:r>
-      <w:proofErr w:type="spellEnd"/>
-      <w:r>
-        <w:t xml:space="preserve">] = </w:t>
-      </w:r>
-      <w:proofErr w:type="spellStart"/>
-      <w:r>
-        <w:t>bt</w:t>
-      </w:r>
-      <w:proofErr w:type="spellEnd"/>
-      <w:r>
-        <w:t>[</w:t>
-      </w:r>
-      <w:proofErr w:type="spellStart"/>
-      <w:r>
-        <w:t>i</w:t>
-      </w:r>
-      <w:proofErr w:type="spellEnd"/>
-      <w:r>
-        <w:t>];</w:t>
-      </w:r>
-    </w:p>
-    <w:p>
-      <w:pPr>
-        <w:spacing w:after="0" w:line="360" w:lineRule="auto"/>
-      </w:pPr>
-    </w:p>
-    <w:p>
-      <w:pPr>
-        <w:spacing w:after="0" w:line="360" w:lineRule="auto"/>
-      </w:pPr>
-      <w:r>
-        <w:t xml:space="preserve">    </w:t>
-      </w:r>
-      <w:proofErr w:type="spellStart"/>
-      <w:r>
-        <w:t>srtn</w:t>
-      </w:r>
-      <w:proofErr w:type="spellEnd"/>
-      <w:r>
-        <w:t>(</w:t>
-      </w:r>
-      <w:proofErr w:type="spellStart"/>
-      <w:r>
-        <w:t>pid</w:t>
-      </w:r>
-      <w:proofErr w:type="spellEnd"/>
-      <w:r>
-        <w:t xml:space="preserve">, at, </w:t>
-      </w:r>
-      <w:proofErr w:type="spellStart"/>
-      <w:r>
-        <w:t>bt</w:t>
-      </w:r>
-      <w:proofErr w:type="spellEnd"/>
-      <w:r>
-        <w:t xml:space="preserve">, </w:t>
-      </w:r>
-      <w:proofErr w:type="spellStart"/>
-      <w:r>
-        <w:t>wt</w:t>
-      </w:r>
-      <w:proofErr w:type="spellEnd"/>
-      <w:r>
-        <w:t>, tat, rt, n);</w:t>
-      </w:r>
-    </w:p>
-    <w:p>
-      <w:pPr>
-        <w:spacing w:after="0" w:line="360" w:lineRule="auto"/>
-      </w:pPr>
-      <w:r>
-        <w:t xml:space="preserve">    print(</w:t>
-      </w:r>
-      <w:proofErr w:type="spellStart"/>
-      <w:r>
-        <w:t>pid</w:t>
-      </w:r>
-      <w:proofErr w:type="spellEnd"/>
-      <w:r>
-        <w:t xml:space="preserve">, at, </w:t>
-      </w:r>
-      <w:proofErr w:type="spellStart"/>
-      <w:r>
-        <w:t>bt</w:t>
-      </w:r>
-      <w:proofErr w:type="spellEnd"/>
-      <w:r>
-        <w:t xml:space="preserve">, </w:t>
-      </w:r>
-      <w:proofErr w:type="spellStart"/>
-      <w:r>
-        <w:t>wt</w:t>
-      </w:r>
-      <w:proofErr w:type="spellEnd"/>
-      <w:r>
-        <w:t>, tat, n);</w:t>
-      </w:r>
-    </w:p>
-    <w:p>
-      <w:pPr>
-        <w:spacing w:after="0" w:line="360" w:lineRule="auto"/>
-      </w:pPr>
-    </w:p>
-    <w:p>
-      <w:pPr>
-        <w:spacing w:after="0" w:line="360" w:lineRule="auto"/>
-      </w:pPr>
-      <w:r>
-        <w:t xml:space="preserve">    return 0;</w:t>
-      </w:r>
-    </w:p>
-    <w:p>
-      <w:pPr>
-        <w:spacing w:after="0" w:line="360" w:lineRule="auto"/>
-      </w:pPr>
-      <w:r>
-        <w:t>}</w:t>
-      </w:r>
-    </w:p>
-    <w:p>
-      <w:pPr>
-        <w:spacing w:line="360" w:lineRule="auto"/>
-        <w:rPr>
-          <w:b/>
-          <w:bCs/>
-        </w:rPr>
-      </w:pPr>
     </w:p>
     <w:p>
       <w:pPr>
@@ -4823,15 +4999,7 @@
       </w:r>
       <w:proofErr w:type="spellEnd"/>
       <w:r>
-        <w:t xml:space="preserve">=0; </w:t>
-      </w:r>
-      <w:proofErr w:type="spellStart"/>
-      <w:r>
-        <w:t>i</w:t>
-      </w:r>
-      <w:proofErr w:type="spellEnd"/>
-      <w:r>
-        <w:t xml:space="preserve">&lt;n; </w:t>
+        <w:t xml:space="preserve">=0; i&lt;n; </w:t>
       </w:r>
       <w:proofErr w:type="spellStart"/>
       <w:r>
@@ -4921,15 +5089,7 @@
       </w:r>
       <w:proofErr w:type="spellEnd"/>
       <w:r>
-        <w:t xml:space="preserve">=0; </w:t>
-      </w:r>
-      <w:proofErr w:type="spellStart"/>
-      <w:r>
-        <w:t>i</w:t>
-      </w:r>
-      <w:proofErr w:type="spellEnd"/>
-      <w:r>
-        <w:t xml:space="preserve">&lt;n; </w:t>
+        <w:t xml:space="preserve">=0; i&lt;n; </w:t>
       </w:r>
       <w:proofErr w:type="spellStart"/>
       <w:r>
@@ -4987,15 +5147,7 @@
       </w:r>
       <w:proofErr w:type="spellEnd"/>
       <w:r>
-        <w:t xml:space="preserve">=0; </w:t>
-      </w:r>
-      <w:proofErr w:type="spellStart"/>
-      <w:r>
-        <w:t>i</w:t>
-      </w:r>
-      <w:proofErr w:type="spellEnd"/>
-      <w:r>
-        <w:t xml:space="preserve">&lt;n; </w:t>
+        <w:t xml:space="preserve">=0; i&lt;n; </w:t>
       </w:r>
       <w:proofErr w:type="spellStart"/>
       <w:r>
@@ -5122,23 +5274,7 @@
       </w:r>
       <w:proofErr w:type="spellEnd"/>
       <w:r>
-        <w:t xml:space="preserve">=0; </w:t>
-      </w:r>
-      <w:proofErr w:type="spellStart"/>
-      <w:r>
-        <w:t>i</w:t>
-      </w:r>
-      <w:proofErr w:type="spellEnd"/>
-      <w:r>
-        <w:t xml:space="preserve">&lt;n; </w:t>
-      </w:r>
-      <w:proofErr w:type="spellStart"/>
-      <w:r>
-        <w:t>i</w:t>
-      </w:r>
-      <w:proofErr w:type="spellEnd"/>
-      <w:r>
-        <w:t>++) {</w:t>
+        <w:t>=0; i&lt;n; i++) {</w:t>
       </w:r>
     </w:p>
     <w:p>
@@ -5577,15 +5713,7 @@
       </w:r>
       <w:proofErr w:type="spellEnd"/>
       <w:r>
-        <w:t xml:space="preserve">=0; </w:t>
-      </w:r>
-      <w:proofErr w:type="spellStart"/>
-      <w:r>
-        <w:t>i</w:t>
-      </w:r>
-      <w:proofErr w:type="spellEnd"/>
-      <w:r>
-        <w:t xml:space="preserve">&lt;n; </w:t>
+        <w:t xml:space="preserve">=0; i&lt;n; </w:t>
       </w:r>
       <w:proofErr w:type="spellStart"/>
       <w:r>
@@ -5873,15 +6001,7 @@
       </w:r>
       <w:proofErr w:type="spellEnd"/>
       <w:r>
-        <w:t xml:space="preserve">=0; </w:t>
-      </w:r>
-      <w:proofErr w:type="spellStart"/>
-      <w:r>
-        <w:t>i</w:t>
-      </w:r>
-      <w:proofErr w:type="spellEnd"/>
-      <w:r>
-        <w:t xml:space="preserve">&lt;n; </w:t>
+        <w:t xml:space="preserve">=0; i&lt;n; </w:t>
       </w:r>
       <w:proofErr w:type="spellStart"/>
       <w:r>
@@ -7568,6 +7688,9 @@
               <w:jc w:val="left"/>
             </w:pPr>
             <w:r>
+              <w:rPr>
+                <w:noProof/>
+              </w:rPr>
               <w:drawing>
                 <wp:inline distT="0" distB="0" distL="0" distR="0" wp14:anchorId="185A50E7" wp14:editId="1BBFA650">
                   <wp:extent cx="4038600" cy="1218328"/>
@@ -7584,7 +7707,7 @@
                           <pic:cNvPicPr/>
                         </pic:nvPicPr>
                         <pic:blipFill>
-                          <a:blip r:embed="rId5"/>
+                          <a:blip r:embed="rId12"/>
                           <a:stretch>
                             <a:fillRect/>
                           </a:stretch>
@@ -7632,6 +7755,9 @@
               <w:jc w:val="left"/>
             </w:pPr>
             <w:r>
+              <w:rPr>
+                <w:noProof/>
+              </w:rPr>
               <w:drawing>
                 <wp:inline distT="0" distB="0" distL="0" distR="0" wp14:anchorId="47B0929E" wp14:editId="06E84A19">
                   <wp:extent cx="2943225" cy="1709751"/>
@@ -7648,7 +7774,7 @@
                           <pic:cNvPicPr/>
                         </pic:nvPicPr>
                         <pic:blipFill>
-                          <a:blip r:embed="rId6"/>
+                          <a:blip r:embed="rId13"/>
                           <a:stretch>
                             <a:fillRect/>
                           </a:stretch>
@@ -7696,6 +7822,9 @@
               <w:jc w:val="left"/>
             </w:pPr>
             <w:r>
+              <w:rPr>
+                <w:noProof/>
+              </w:rPr>
               <w:drawing>
                 <wp:inline distT="0" distB="0" distL="0" distR="0" wp14:anchorId="6E6E6193" wp14:editId="5714ACB5">
                   <wp:extent cx="2933700" cy="2038280"/>
@@ -7712,7 +7841,7 @@
                           <pic:cNvPicPr/>
                         </pic:nvPicPr>
                         <pic:blipFill>
-                          <a:blip r:embed="rId7"/>
+                          <a:blip r:embed="rId14"/>
                           <a:stretch>
                             <a:fillRect/>
                           </a:stretch>
@@ -7760,6 +7889,9 @@
               <w:jc w:val="left"/>
             </w:pPr>
             <w:r>
+              <w:rPr>
+                <w:noProof/>
+              </w:rPr>
               <w:drawing>
                 <wp:inline distT="0" distB="0" distL="0" distR="0" wp14:anchorId="05023A56" wp14:editId="483B8589">
                   <wp:extent cx="2943225" cy="1641376"/>
@@ -7776,7 +7908,7 @@
                           <pic:cNvPicPr/>
                         </pic:nvPicPr>
                         <pic:blipFill>
-                          <a:blip r:embed="rId8"/>
+                          <a:blip r:embed="rId15"/>
                           <a:stretch>
                             <a:fillRect/>
                           </a:stretch>
@@ -7824,6 +7956,9 @@
               <w:jc w:val="left"/>
             </w:pPr>
             <w:r>
+              <w:rPr>
+                <w:noProof/>
+              </w:rPr>
               <w:drawing>
                 <wp:inline distT="0" distB="0" distL="0" distR="0" wp14:anchorId="1BFEE2A7" wp14:editId="52305F97">
                   <wp:extent cx="3333750" cy="1576454"/>
@@ -7840,7 +7975,7 @@
                           <pic:cNvPicPr/>
                         </pic:nvPicPr>
                         <pic:blipFill>
-                          <a:blip r:embed="rId9"/>
+                          <a:blip r:embed="rId16"/>
                           <a:stretch>
                             <a:fillRect/>
                           </a:stretch>
@@ -7891,6 +8026,7 @@
     </w:p>
     <w:p/>
     <w:sectPr>
+      <w:footerReference w:type="default" r:id="rId17"/>
       <w:pgSz w:w="11906" w:h="16838" w:code="9"/>
       <w:pgMar w:top="1440" w:right="1440" w:bottom="1440" w:left="1728" w:header="720" w:footer="720" w:gutter="0"/>
       <w:cols w:space="720"/>
@@ -7898,6 +8034,109 @@
     </w:sectPr>
   </w:body>
 </w:document>
+</file>
+
+<file path=word/endnotes.xml><?xml version="1.0" encoding="utf-8"?>
+<w:endnotes xmlns:wpc="http://schemas.microsoft.com/office/word/2010/wordprocessingCanvas" xmlns:cx="http://schemas.microsoft.com/office/drawing/2014/chartex" xmlns:cx1="http://schemas.microsoft.com/office/drawing/2015/9/8/chartex" xmlns:cx2="http://schemas.microsoft.com/office/drawing/2015/10/21/chartex" xmlns:cx3="http://schemas.microsoft.com/office/drawing/2016/5/9/chartex" xmlns:cx4="http://schemas.microsoft.com/office/drawing/2016/5/10/chartex" xmlns:cx5="http://schemas.microsoft.com/office/drawing/2016/5/11/chartex" xmlns:cx6="http://schemas.microsoft.com/office/drawing/2016/5/12/chartex" xmlns:cx7="http://schemas.microsoft.com/office/drawing/2016/5/13/chartex" xmlns:cx8="http://schemas.microsoft.com/office/drawing/2016/5/14/chartex" xmlns:mc="http://schemas.openxmlformats.org/markup-compatibility/2006" xmlns:aink="http://schemas.microsoft.com/office/drawing/2016/ink" xmlns:am3d="http://schemas.microsoft.com/office/drawing/2017/model3d" xmlns:o="urn:schemas-microsoft-com:office:office" xmlns:oel="http://schemas.microsoft.com/office/2019/extlst" xmlns:r="http://schemas.openxmlformats.org/officeDocument/2006/relationships" xmlns:m="http://schemas.openxmlformats.org/officeDocument/2006/math" xmlns:v="urn:schemas-microsoft-com:vml" xmlns:wp14="http://schemas.microsoft.com/office/word/2010/wordprocessingDrawing" xmlns:wp="http://schemas.openxmlformats.org/drawingml/2006/wordprocessingDrawing" xmlns:w10="urn:schemas-microsoft-com:office:word" xmlns:w="http://schemas.openxmlformats.org/wordprocessingml/2006/main" xmlns:w14="http://schemas.microsoft.com/office/word/2010/wordml" xmlns:w15="http://schemas.microsoft.com/office/word/2012/wordml" xmlns:w16cex="http://schemas.microsoft.com/office/word/2018/wordml/cex" xmlns:w16cid="http://schemas.microsoft.com/office/word/2016/wordml/cid" xmlns:w16="http://schemas.microsoft.com/office/word/2018/wordml" xmlns:w16du="http://schemas.microsoft.com/office/word/2023/wordml/word16du" xmlns:w16sdtdh="http://schemas.microsoft.com/office/word/2020/wordml/sdtdatahash" xmlns:w16sdtfl="http://schemas.microsoft.com/office/word/2024/wordml/sdtformatlock" xmlns:w16se="http://schemas.microsoft.com/office/word/2015/wordml/symex" xmlns:wpg="http://schemas.microsoft.com/office/word/2010/wordprocessingGroup" xmlns:wpi="http://schemas.microsoft.com/office/word/2010/wordprocessingInk" xmlns:wne="http://schemas.microsoft.com/office/word/2006/wordml" xmlns:wps="http://schemas.microsoft.com/office/word/2010/wordprocessingShape" mc:Ignorable="w14 w15 w16se w16cid w16 w16cex w16sdtdh w16sdtfl w16du wp14">
+  <w:endnote w:type="separator" w:id="-1">
+    <w:p>
+      <w:pPr>
+        <w:spacing w:after="0" w:line="240" w:lineRule="auto"/>
+      </w:pPr>
+      <w:r>
+        <w:separator/>
+      </w:r>
+    </w:p>
+  </w:endnote>
+  <w:endnote w:type="continuationSeparator" w:id="0">
+    <w:p>
+      <w:pPr>
+        <w:spacing w:after="0" w:line="240" w:lineRule="auto"/>
+      </w:pPr>
+      <w:r>
+        <w:continuationSeparator/>
+      </w:r>
+    </w:p>
+  </w:endnote>
+</w:endnotes>
+</file>
+
+<file path=word/footer1.xml><?xml version="1.0" encoding="utf-8"?>
+<w:ftr xmlns:wpc="http://schemas.microsoft.com/office/word/2010/wordprocessingCanvas" xmlns:cx="http://schemas.microsoft.com/office/drawing/2014/chartex" xmlns:cx1="http://schemas.microsoft.com/office/drawing/2015/9/8/chartex" xmlns:cx2="http://schemas.microsoft.com/office/drawing/2015/10/21/chartex" xmlns:cx3="http://schemas.microsoft.com/office/drawing/2016/5/9/chartex" xmlns:cx4="http://schemas.microsoft.com/office/drawing/2016/5/10/chartex" xmlns:cx5="http://schemas.microsoft.com/office/drawing/2016/5/11/chartex" xmlns:cx6="http://schemas.microsoft.com/office/drawing/2016/5/12/chartex" xmlns:cx7="http://schemas.microsoft.com/office/drawing/2016/5/13/chartex" xmlns:cx8="http://schemas.microsoft.com/office/drawing/2016/5/14/chartex" xmlns:mc="http://schemas.openxmlformats.org/markup-compatibility/2006" xmlns:aink="http://schemas.microsoft.com/office/drawing/2016/ink" xmlns:am3d="http://schemas.microsoft.com/office/drawing/2017/model3d" xmlns:o="urn:schemas-microsoft-com:office:office" xmlns:oel="http://schemas.microsoft.com/office/2019/extlst" xmlns:r="http://schemas.openxmlformats.org/officeDocument/2006/relationships" xmlns:m="http://schemas.openxmlformats.org/officeDocument/2006/math" xmlns:v="urn:schemas-microsoft-com:vml" xmlns:wp14="http://schemas.microsoft.com/office/word/2010/wordprocessingDrawing" xmlns:wp="http://schemas.openxmlformats.org/drawingml/2006/wordprocessingDrawing" xmlns:w10="urn:schemas-microsoft-com:office:word" xmlns:w="http://schemas.openxmlformats.org/wordprocessingml/2006/main" xmlns:w14="http://schemas.microsoft.com/office/word/2010/wordml" xmlns:w15="http://schemas.microsoft.com/office/word/2012/wordml" xmlns:w16cex="http://schemas.microsoft.com/office/word/2018/wordml/cex" xmlns:w16cid="http://schemas.microsoft.com/office/word/2016/wordml/cid" xmlns:w16="http://schemas.microsoft.com/office/word/2018/wordml" xmlns:w16du="http://schemas.microsoft.com/office/word/2023/wordml/word16du" xmlns:w16sdtdh="http://schemas.microsoft.com/office/word/2020/wordml/sdtdatahash" xmlns:w16sdtfl="http://schemas.microsoft.com/office/word/2024/wordml/sdtformatlock" xmlns:w16se="http://schemas.microsoft.com/office/word/2015/wordml/symex" xmlns:wpg="http://schemas.microsoft.com/office/word/2010/wordprocessingGroup" xmlns:wpi="http://schemas.microsoft.com/office/word/2010/wordprocessingInk" xmlns:wne="http://schemas.microsoft.com/office/word/2006/wordml" xmlns:wps="http://schemas.microsoft.com/office/word/2010/wordprocessingShape" mc:Ignorable="w14 w15 w16se w16cid w16 w16cex w16sdtdh w16sdtfl w16du wp14">
+  <w:sdt>
+    <w:sdtPr>
+      <w:id w:val="1309678579"/>
+      <w:docPartObj>
+        <w:docPartGallery w:val="Page Numbers (Bottom of Page)"/>
+        <w:docPartUnique/>
+      </w:docPartObj>
+    </w:sdtPr>
+    <w:sdtEndPr>
+      <w:rPr>
+        <w:noProof/>
+      </w:rPr>
+    </w:sdtEndPr>
+    <w:sdtContent>
+      <w:p>
+        <w:pPr>
+          <w:pStyle w:val="Footer"/>
+          <w:jc w:val="center"/>
+        </w:pPr>
+        <w:r>
+          <w:fldChar w:fldCharType="begin"/>
+        </w:r>
+        <w:r>
+          <w:instrText xml:space="preserve"> PAGE   \* MERGEFORMAT </w:instrText>
+        </w:r>
+        <w:r>
+          <w:fldChar w:fldCharType="separate"/>
+        </w:r>
+        <w:r>
+          <w:rPr>
+            <w:noProof/>
+          </w:rPr>
+          <w:t>2</w:t>
+        </w:r>
+        <w:r>
+          <w:rPr>
+            <w:noProof/>
+          </w:rPr>
+          <w:fldChar w:fldCharType="end"/>
+        </w:r>
+      </w:p>
+    </w:sdtContent>
+  </w:sdt>
+  <w:p>
+    <w:pPr>
+      <w:pStyle w:val="Footer"/>
+    </w:pPr>
+  </w:p>
+</w:ftr>
+</file>
+
+<file path=word/footnotes.xml><?xml version="1.0" encoding="utf-8"?>
+<w:footnotes xmlns:wpc="http://schemas.microsoft.com/office/word/2010/wordprocessingCanvas" xmlns:cx="http://schemas.microsoft.com/office/drawing/2014/chartex" xmlns:cx1="http://schemas.microsoft.com/office/drawing/2015/9/8/chartex" xmlns:cx2="http://schemas.microsoft.com/office/drawing/2015/10/21/chartex" xmlns:cx3="http://schemas.microsoft.com/office/drawing/2016/5/9/chartex" xmlns:cx4="http://schemas.microsoft.com/office/drawing/2016/5/10/chartex" xmlns:cx5="http://schemas.microsoft.com/office/drawing/2016/5/11/chartex" xmlns:cx6="http://schemas.microsoft.com/office/drawing/2016/5/12/chartex" xmlns:cx7="http://schemas.microsoft.com/office/drawing/2016/5/13/chartex" xmlns:cx8="http://schemas.microsoft.com/office/drawing/2016/5/14/chartex" xmlns:mc="http://schemas.openxmlformats.org/markup-compatibility/2006" xmlns:aink="http://schemas.microsoft.com/office/drawing/2016/ink" xmlns:am3d="http://schemas.microsoft.com/office/drawing/2017/model3d" xmlns:o="urn:schemas-microsoft-com:office:office" xmlns:oel="http://schemas.microsoft.com/office/2019/extlst" xmlns:r="http://schemas.openxmlformats.org/officeDocument/2006/relationships" xmlns:m="http://schemas.openxmlformats.org/officeDocument/2006/math" xmlns:v="urn:schemas-microsoft-com:vml" xmlns:wp14="http://schemas.microsoft.com/office/word/2010/wordprocessingDrawing" xmlns:wp="http://schemas.openxmlformats.org/drawingml/2006/wordprocessingDrawing" xmlns:w10="urn:schemas-microsoft-com:office:word" xmlns:w="http://schemas.openxmlformats.org/wordprocessingml/2006/main" xmlns:w14="http://schemas.microsoft.com/office/word/2010/wordml" xmlns:w15="http://schemas.microsoft.com/office/word/2012/wordml" xmlns:w16cex="http://schemas.microsoft.com/office/word/2018/wordml/cex" xmlns:w16cid="http://schemas.microsoft.com/office/word/2016/wordml/cid" xmlns:w16="http://schemas.microsoft.com/office/word/2018/wordml" xmlns:w16du="http://schemas.microsoft.com/office/word/2023/wordml/word16du" xmlns:w16sdtdh="http://schemas.microsoft.com/office/word/2020/wordml/sdtdatahash" xmlns:w16sdtfl="http://schemas.microsoft.com/office/word/2024/wordml/sdtformatlock" xmlns:w16se="http://schemas.microsoft.com/office/word/2015/wordml/symex" xmlns:wpg="http://schemas.microsoft.com/office/word/2010/wordprocessingGroup" xmlns:wpi="http://schemas.microsoft.com/office/word/2010/wordprocessingInk" xmlns:wne="http://schemas.microsoft.com/office/word/2006/wordml" xmlns:wps="http://schemas.microsoft.com/office/word/2010/wordprocessingShape" mc:Ignorable="w14 w15 w16se w16cid w16 w16cex w16sdtdh w16sdtfl w16du wp14">
+  <w:footnote w:type="separator" w:id="-1">
+    <w:p>
+      <w:pPr>
+        <w:spacing w:after="0" w:line="240" w:lineRule="auto"/>
+      </w:pPr>
+      <w:r>
+        <w:separator/>
+      </w:r>
+    </w:p>
+  </w:footnote>
+  <w:footnote w:type="continuationSeparator" w:id="0">
+    <w:p>
+      <w:pPr>
+        <w:spacing w:after="0" w:line="240" w:lineRule="auto"/>
+      </w:pPr>
+      <w:r>
+        <w:continuationSeparator/>
+      </w:r>
+    </w:p>
+  </w:footnote>
+</w:footnotes>
 </file>
 
 <file path=word/numbering.xml><?xml version="1.0" encoding="utf-8"?>
@@ -13072,6 +13311,7 @@
   <w:style w:type="character" w:default="1" w:styleId="DefaultParagraphFont">
     <w:name w:val="Default Paragraph Font"/>
     <w:uiPriority w:val="1"/>
+    <w:semiHidden/>
     <w:unhideWhenUsed/>
   </w:style>
   <w:style w:type="table" w:default="1" w:styleId="TableNormal">
@@ -13421,6 +13661,56 @@
       </w:tblBorders>
     </w:tblPr>
   </w:style>
+  <w:style w:type="paragraph" w:styleId="Header">
+    <w:name w:val="header"/>
+    <w:basedOn w:val="Normal"/>
+    <w:link w:val="HeaderChar"/>
+    <w:uiPriority w:val="99"/>
+    <w:unhideWhenUsed/>
+    <w:rsid w:val="00EB0557"/>
+    <w:pPr>
+      <w:tabs>
+        <w:tab w:val="center" w:pos="4680"/>
+        <w:tab w:val="right" w:pos="9360"/>
+      </w:tabs>
+      <w:spacing w:after="0" w:line="240" w:lineRule="auto"/>
+    </w:pPr>
+  </w:style>
+  <w:style w:type="character" w:customStyle="1" w:styleId="HeaderChar">
+    <w:name w:val="Header Char"/>
+    <w:basedOn w:val="DefaultParagraphFont"/>
+    <w:link w:val="Header"/>
+    <w:uiPriority w:val="99"/>
+    <w:rsid w:val="00EB0557"/>
+    <w:rPr>
+      <w:rFonts w:ascii="Times New Roman" w:hAnsi="Times New Roman"/>
+    </w:rPr>
+  </w:style>
+  <w:style w:type="paragraph" w:styleId="Footer">
+    <w:name w:val="footer"/>
+    <w:basedOn w:val="Normal"/>
+    <w:link w:val="FooterChar"/>
+    <w:uiPriority w:val="99"/>
+    <w:unhideWhenUsed/>
+    <w:rsid w:val="00EB0557"/>
+    <w:pPr>
+      <w:tabs>
+        <w:tab w:val="center" w:pos="4680"/>
+        <w:tab w:val="right" w:pos="9360"/>
+      </w:tabs>
+      <w:spacing w:after="0" w:line="240" w:lineRule="auto"/>
+    </w:pPr>
+  </w:style>
+  <w:style w:type="character" w:customStyle="1" w:styleId="FooterChar">
+    <w:name w:val="Footer Char"/>
+    <w:basedOn w:val="DefaultParagraphFont"/>
+    <w:link w:val="Footer"/>
+    <w:uiPriority w:val="99"/>
+    <w:rsid w:val="00EB0557"/>
+    <w:rPr>
+      <w:rFonts w:ascii="Times New Roman" w:hAnsi="Times New Roman"/>
+    </w:rPr>
+  </w:style>
 </w:styles>
 </file>
 
